--- a/prompt-logs/akaisha_logs.docx
+++ b/prompt-logs/akaisha_logs.docx
@@ -17,8 +17,8 @@
         <w:tblLook w:val="06A0" w:firstRow="1" w:lastRow="0" w:firstColumn="1" w:lastColumn="0" w:noHBand="1" w:noVBand="1"/>
       </w:tblPr>
       <w:tblGrid>
-        <w:gridCol w:w="4509"/>
-        <w:gridCol w:w="4507"/>
+        <w:gridCol w:w="4511"/>
+        <w:gridCol w:w="4505"/>
       </w:tblGrid>
       <w:tr>
         <w:trPr>
@@ -58,6 +58,62 @@
                 <w:szCs w:val="20"/>
               </w:rPr>
             </w:pPr>
+            <w:r>
+              <w:rPr>
+                <w:rFonts w:ascii="Calibri" w:eastAsia="Calibri" w:hAnsi="Calibri" w:cs="Calibri"/>
+                <w:sz w:val="20"/>
+                <w:szCs w:val="20"/>
+              </w:rPr>
+              <w:t>19</w:t>
+            </w:r>
+            <w:r>
+              <w:rPr>
+                <w:rFonts w:ascii="Calibri" w:eastAsia="Calibri" w:hAnsi="Calibri" w:cs="Calibri"/>
+                <w:sz w:val="20"/>
+                <w:szCs w:val="20"/>
+              </w:rPr>
+              <w:t>/</w:t>
+            </w:r>
+            <w:r>
+              <w:rPr>
+                <w:rFonts w:ascii="Calibri" w:eastAsia="Calibri" w:hAnsi="Calibri" w:cs="Calibri"/>
+                <w:sz w:val="20"/>
+                <w:szCs w:val="20"/>
+              </w:rPr>
+              <w:t>03</w:t>
+            </w:r>
+            <w:r>
+              <w:rPr>
+                <w:rFonts w:ascii="Calibri" w:eastAsia="Calibri" w:hAnsi="Calibri" w:cs="Calibri"/>
+                <w:sz w:val="20"/>
+                <w:szCs w:val="20"/>
+              </w:rPr>
+              <w:t>/</w:t>
+            </w:r>
+            <w:r>
+              <w:rPr>
+                <w:rFonts w:ascii="Calibri" w:eastAsia="Calibri" w:hAnsi="Calibri" w:cs="Calibri"/>
+                <w:sz w:val="20"/>
+                <w:szCs w:val="20"/>
+              </w:rPr>
+              <w:t>2026</w:t>
+            </w:r>
+            <w:r>
+              <w:rPr>
+                <w:rFonts w:ascii="Calibri" w:eastAsia="Calibri" w:hAnsi="Calibri" w:cs="Calibri"/>
+                <w:sz w:val="20"/>
+                <w:szCs w:val="20"/>
+              </w:rPr>
+              <w:t xml:space="preserve"> </w:t>
+            </w:r>
+            <w:r>
+              <w:rPr>
+                <w:rFonts w:ascii="Calibri" w:eastAsia="Calibri" w:hAnsi="Calibri" w:cs="Calibri"/>
+                <w:sz w:val="20"/>
+                <w:szCs w:val="20"/>
+              </w:rPr>
+              <w:t>7:06pm</w:t>
+            </w:r>
           </w:p>
         </w:tc>
       </w:tr>
@@ -99,34 +155,14 @@
                 <w:szCs w:val="20"/>
               </w:rPr>
             </w:pPr>
-            <w:proofErr w:type="spellStart"/>
-            <w:r>
-              <w:rPr>
-                <w:rFonts w:ascii="Calibri" w:eastAsia="Calibri" w:hAnsi="Calibri" w:cs="Calibri"/>
-                <w:sz w:val="20"/>
-                <w:szCs w:val="20"/>
-              </w:rPr>
-              <w:t>e.g</w:t>
-            </w:r>
-            <w:proofErr w:type="spellEnd"/>
-            <w:r>
-              <w:rPr>
-                <w:rFonts w:ascii="Calibri" w:eastAsia="Calibri" w:hAnsi="Calibri" w:cs="Calibri"/>
-                <w:sz w:val="20"/>
-                <w:szCs w:val="20"/>
-              </w:rPr>
-              <w:t xml:space="preserve"> ChatGPT, Copilot, Cursor, </w:t>
-            </w:r>
-            <w:proofErr w:type="spellStart"/>
-            <w:r>
-              <w:rPr>
-                <w:rFonts w:ascii="Calibri" w:eastAsia="Calibri" w:hAnsi="Calibri" w:cs="Calibri"/>
-                <w:sz w:val="20"/>
-                <w:szCs w:val="20"/>
-              </w:rPr>
-              <w:t>etc</w:t>
-            </w:r>
-            <w:proofErr w:type="spellEnd"/>
+            <w:r>
+              <w:rPr>
+                <w:rFonts w:ascii="Calibri" w:eastAsia="Calibri" w:hAnsi="Calibri" w:cs="Calibri"/>
+                <w:sz w:val="20"/>
+                <w:szCs w:val="20"/>
+              </w:rPr>
+              <w:t>ChatGPT</w:t>
+            </w:r>
           </w:p>
         </w:tc>
       </w:tr>
@@ -174,7 +210,7 @@
                 <w:sz w:val="20"/>
                 <w:szCs w:val="20"/>
               </w:rPr>
-              <w:t>What you were trying to achieve</w:t>
+              <w:t xml:space="preserve">To create event data for the app </w:t>
             </w:r>
           </w:p>
         </w:tc>
@@ -223,7 +259,7 @@
                 <w:sz w:val="20"/>
                 <w:szCs w:val="20"/>
               </w:rPr>
-              <w:t>Paste the structured prompt</w:t>
+              <w:t>Generate a JSON dataset for campus events including event name, data, time, location and description</w:t>
             </w:r>
           </w:p>
         </w:tc>
@@ -272,7 +308,23 @@
                 <w:sz w:val="20"/>
                 <w:szCs w:val="20"/>
               </w:rPr>
-              <w:t>1-3 sentences</w:t>
+              <w:t xml:space="preserve">It gave me a bunch of events like sports </w:t>
+            </w:r>
+            <w:r>
+              <w:rPr>
+                <w:rFonts w:ascii="Calibri" w:eastAsia="Calibri" w:hAnsi="Calibri" w:cs="Calibri"/>
+                <w:sz w:val="20"/>
+                <w:szCs w:val="20"/>
+              </w:rPr>
+              <w:t>competition</w:t>
+            </w:r>
+            <w:r>
+              <w:rPr>
+                <w:rFonts w:ascii="Calibri" w:eastAsia="Calibri" w:hAnsi="Calibri" w:cs="Calibri"/>
+                <w:sz w:val="20"/>
+                <w:szCs w:val="20"/>
+              </w:rPr>
+              <w:t xml:space="preserve">, guest lecture, tech workshop and social night with dates and locations. </w:t>
             </w:r>
           </w:p>
         </w:tc>
@@ -321,7 +373,1352 @@
                 <w:sz w:val="20"/>
                 <w:szCs w:val="20"/>
               </w:rPr>
-              <w:t>How you iterated/fixed issues</w:t>
+              <w:t>I picked the ones that actually matched my app and kept it simple</w:t>
+            </w:r>
+          </w:p>
+        </w:tc>
+      </w:tr>
+    </w:tbl>
+    <w:p/>
+    <w:tbl>
+      <w:tblPr>
+        <w:tblStyle w:val="TableGrid"/>
+        <w:tblW w:w="0" w:type="auto"/>
+        <w:tblLook w:val="06A0" w:firstRow="1" w:lastRow="0" w:firstColumn="1" w:lastColumn="0" w:noHBand="1" w:noVBand="1"/>
+      </w:tblPr>
+      <w:tblGrid>
+        <w:gridCol w:w="4513"/>
+        <w:gridCol w:w="4503"/>
+      </w:tblGrid>
+      <w:tr>
+        <w:trPr>
+          <w:trHeight w:val="435"/>
+        </w:trPr>
+        <w:tc>
+          <w:tcPr>
+            <w:tcW w:w="4513" w:type="dxa"/>
+          </w:tcPr>
+          <w:p>
+            <w:pPr>
+              <w:rPr>
+                <w:rFonts w:ascii="Calibri" w:eastAsia="Calibri" w:hAnsi="Calibri" w:cs="Calibri"/>
+                <w:sz w:val="20"/>
+                <w:szCs w:val="20"/>
+              </w:rPr>
+            </w:pPr>
+            <w:r>
+              <w:rPr>
+                <w:rFonts w:ascii="Calibri" w:eastAsia="Calibri" w:hAnsi="Calibri" w:cs="Calibri"/>
+                <w:sz w:val="20"/>
+                <w:szCs w:val="20"/>
+              </w:rPr>
+              <w:t>Date/Time</w:t>
+            </w:r>
+          </w:p>
+        </w:tc>
+        <w:tc>
+          <w:tcPr>
+            <w:tcW w:w="4503" w:type="dxa"/>
+          </w:tcPr>
+          <w:p>
+            <w:pPr>
+              <w:rPr>
+                <w:rFonts w:ascii="Calibri" w:eastAsia="Calibri" w:hAnsi="Calibri" w:cs="Calibri"/>
+                <w:sz w:val="20"/>
+                <w:szCs w:val="20"/>
+              </w:rPr>
+            </w:pPr>
+            <w:r>
+              <w:rPr>
+                <w:rFonts w:ascii="Calibri" w:eastAsia="Calibri" w:hAnsi="Calibri" w:cs="Calibri"/>
+                <w:sz w:val="20"/>
+                <w:szCs w:val="20"/>
+              </w:rPr>
+              <w:t xml:space="preserve">19/03/2026 </w:t>
+            </w:r>
+            <w:r>
+              <w:rPr>
+                <w:rFonts w:ascii="Calibri" w:eastAsia="Calibri" w:hAnsi="Calibri" w:cs="Calibri"/>
+                <w:sz w:val="20"/>
+                <w:szCs w:val="20"/>
+              </w:rPr>
+              <w:t>7:06pm</w:t>
+            </w:r>
+          </w:p>
+        </w:tc>
+      </w:tr>
+      <w:tr>
+        <w:trPr>
+          <w:trHeight w:val="390"/>
+        </w:trPr>
+        <w:tc>
+          <w:tcPr>
+            <w:tcW w:w="4513" w:type="dxa"/>
+          </w:tcPr>
+          <w:p>
+            <w:pPr>
+              <w:rPr>
+                <w:rFonts w:ascii="Calibri" w:eastAsia="Calibri" w:hAnsi="Calibri" w:cs="Calibri"/>
+                <w:sz w:val="20"/>
+                <w:szCs w:val="20"/>
+              </w:rPr>
+            </w:pPr>
+            <w:r>
+              <w:rPr>
+                <w:rFonts w:ascii="Calibri" w:eastAsia="Calibri" w:hAnsi="Calibri" w:cs="Calibri"/>
+                <w:sz w:val="20"/>
+                <w:szCs w:val="20"/>
+              </w:rPr>
+              <w:t>Tool used</w:t>
+            </w:r>
+          </w:p>
+        </w:tc>
+        <w:tc>
+          <w:tcPr>
+            <w:tcW w:w="4503" w:type="dxa"/>
+          </w:tcPr>
+          <w:p>
+            <w:pPr>
+              <w:rPr>
+                <w:rFonts w:ascii="Calibri" w:eastAsia="Calibri" w:hAnsi="Calibri" w:cs="Calibri"/>
+                <w:sz w:val="20"/>
+                <w:szCs w:val="20"/>
+              </w:rPr>
+            </w:pPr>
+            <w:r>
+              <w:rPr>
+                <w:rFonts w:ascii="Calibri" w:eastAsia="Calibri" w:hAnsi="Calibri" w:cs="Calibri"/>
+                <w:sz w:val="20"/>
+                <w:szCs w:val="20"/>
+              </w:rPr>
+              <w:t>ChatGPT</w:t>
+            </w:r>
+          </w:p>
+        </w:tc>
+      </w:tr>
+      <w:tr>
+        <w:trPr>
+          <w:trHeight w:val="375"/>
+        </w:trPr>
+        <w:tc>
+          <w:tcPr>
+            <w:tcW w:w="4513" w:type="dxa"/>
+          </w:tcPr>
+          <w:p>
+            <w:pPr>
+              <w:rPr>
+                <w:rFonts w:ascii="Calibri" w:eastAsia="Calibri" w:hAnsi="Calibri" w:cs="Calibri"/>
+                <w:sz w:val="20"/>
+                <w:szCs w:val="20"/>
+              </w:rPr>
+            </w:pPr>
+            <w:r>
+              <w:rPr>
+                <w:rFonts w:ascii="Calibri" w:eastAsia="Calibri" w:hAnsi="Calibri" w:cs="Calibri"/>
+                <w:sz w:val="20"/>
+                <w:szCs w:val="20"/>
+              </w:rPr>
+              <w:t xml:space="preserve">Goal </w:t>
+            </w:r>
+          </w:p>
+        </w:tc>
+        <w:tc>
+          <w:tcPr>
+            <w:tcW w:w="4503" w:type="dxa"/>
+          </w:tcPr>
+          <w:p>
+            <w:pPr>
+              <w:rPr>
+                <w:rFonts w:ascii="Calibri" w:eastAsia="Calibri" w:hAnsi="Calibri" w:cs="Calibri"/>
+                <w:sz w:val="20"/>
+                <w:szCs w:val="20"/>
+              </w:rPr>
+            </w:pPr>
+            <w:r>
+              <w:rPr>
+                <w:rFonts w:ascii="Calibri" w:eastAsia="Calibri" w:hAnsi="Calibri" w:cs="Calibri"/>
+                <w:sz w:val="20"/>
+                <w:szCs w:val="20"/>
+              </w:rPr>
+              <w:t>To create canteen menu data</w:t>
+            </w:r>
+          </w:p>
+        </w:tc>
+      </w:tr>
+      <w:tr>
+        <w:trPr>
+          <w:trHeight w:val="405"/>
+        </w:trPr>
+        <w:tc>
+          <w:tcPr>
+            <w:tcW w:w="4513" w:type="dxa"/>
+          </w:tcPr>
+          <w:p>
+            <w:pPr>
+              <w:rPr>
+                <w:rFonts w:ascii="Calibri" w:eastAsia="Calibri" w:hAnsi="Calibri" w:cs="Calibri"/>
+                <w:sz w:val="20"/>
+                <w:szCs w:val="20"/>
+              </w:rPr>
+            </w:pPr>
+            <w:r>
+              <w:rPr>
+                <w:rFonts w:ascii="Calibri" w:eastAsia="Calibri" w:hAnsi="Calibri" w:cs="Calibri"/>
+                <w:sz w:val="20"/>
+                <w:szCs w:val="20"/>
+              </w:rPr>
+              <w:t>Prompt</w:t>
+            </w:r>
+          </w:p>
+        </w:tc>
+        <w:tc>
+          <w:tcPr>
+            <w:tcW w:w="4503" w:type="dxa"/>
+          </w:tcPr>
+          <w:p>
+            <w:pPr>
+              <w:rPr>
+                <w:rFonts w:ascii="Calibri" w:eastAsia="Calibri" w:hAnsi="Calibri" w:cs="Calibri"/>
+                <w:sz w:val="20"/>
+                <w:szCs w:val="20"/>
+              </w:rPr>
+            </w:pPr>
+            <w:r>
+              <w:rPr>
+                <w:rFonts w:ascii="Calibri" w:eastAsia="Calibri" w:hAnsi="Calibri" w:cs="Calibri"/>
+                <w:sz w:val="20"/>
+                <w:szCs w:val="20"/>
+              </w:rPr>
+              <w:t>Create a JSON dataset for a campus canteen menu including item name, price, category and description</w:t>
+            </w:r>
+          </w:p>
+        </w:tc>
+      </w:tr>
+      <w:tr>
+        <w:trPr>
+          <w:trHeight w:val="405"/>
+        </w:trPr>
+        <w:tc>
+          <w:tcPr>
+            <w:tcW w:w="4513" w:type="dxa"/>
+          </w:tcPr>
+          <w:p>
+            <w:pPr>
+              <w:rPr>
+                <w:rFonts w:ascii="Calibri" w:eastAsia="Calibri" w:hAnsi="Calibri" w:cs="Calibri"/>
+                <w:sz w:val="20"/>
+                <w:szCs w:val="20"/>
+              </w:rPr>
+            </w:pPr>
+            <w:r>
+              <w:rPr>
+                <w:rFonts w:ascii="Calibri" w:eastAsia="Calibri" w:hAnsi="Calibri" w:cs="Calibri"/>
+                <w:sz w:val="20"/>
+                <w:szCs w:val="20"/>
+              </w:rPr>
+              <w:t>Model/output summary</w:t>
+            </w:r>
+          </w:p>
+        </w:tc>
+        <w:tc>
+          <w:tcPr>
+            <w:tcW w:w="4503" w:type="dxa"/>
+          </w:tcPr>
+          <w:p>
+            <w:pPr>
+              <w:rPr>
+                <w:rFonts w:ascii="Calibri" w:eastAsia="Calibri" w:hAnsi="Calibri" w:cs="Calibri"/>
+                <w:sz w:val="20"/>
+                <w:szCs w:val="20"/>
+              </w:rPr>
+            </w:pPr>
+            <w:r>
+              <w:rPr>
+                <w:rFonts w:ascii="Calibri" w:eastAsia="Calibri" w:hAnsi="Calibri" w:cs="Calibri"/>
+                <w:sz w:val="20"/>
+                <w:szCs w:val="20"/>
+              </w:rPr>
+              <w:t xml:space="preserve">It generated food items like salmon, pizza, coffee and salad with prices and categories </w:t>
+            </w:r>
+          </w:p>
+        </w:tc>
+      </w:tr>
+      <w:tr>
+        <w:trPr>
+          <w:trHeight w:val="390"/>
+        </w:trPr>
+        <w:tc>
+          <w:tcPr>
+            <w:tcW w:w="4513" w:type="dxa"/>
+          </w:tcPr>
+          <w:p>
+            <w:pPr>
+              <w:rPr>
+                <w:rFonts w:ascii="Calibri" w:eastAsia="Calibri" w:hAnsi="Calibri" w:cs="Calibri"/>
+                <w:sz w:val="20"/>
+                <w:szCs w:val="20"/>
+              </w:rPr>
+            </w:pPr>
+            <w:r>
+              <w:rPr>
+                <w:rFonts w:ascii="Calibri" w:eastAsia="Calibri" w:hAnsi="Calibri" w:cs="Calibri"/>
+                <w:sz w:val="20"/>
+                <w:szCs w:val="20"/>
+              </w:rPr>
+              <w:t>What you changed next</w:t>
+            </w:r>
+          </w:p>
+        </w:tc>
+        <w:tc>
+          <w:tcPr>
+            <w:tcW w:w="4503" w:type="dxa"/>
+          </w:tcPr>
+          <w:p>
+            <w:pPr>
+              <w:rPr>
+                <w:rFonts w:ascii="Calibri" w:eastAsia="Calibri" w:hAnsi="Calibri" w:cs="Calibri"/>
+                <w:sz w:val="20"/>
+                <w:szCs w:val="20"/>
+              </w:rPr>
+            </w:pPr>
+            <w:r>
+              <w:rPr>
+                <w:rFonts w:ascii="Calibri" w:eastAsia="Calibri" w:hAnsi="Calibri" w:cs="Calibri"/>
+                <w:sz w:val="20"/>
+                <w:szCs w:val="20"/>
+              </w:rPr>
+              <w:t xml:space="preserve">I adjusted it a bit </w:t>
+            </w:r>
+            <w:r>
+              <w:rPr>
+                <w:rFonts w:ascii="Calibri" w:eastAsia="Calibri" w:hAnsi="Calibri" w:cs="Calibri"/>
+                <w:sz w:val="20"/>
+                <w:szCs w:val="20"/>
+              </w:rPr>
+              <w:t>so it matched my canteen page layout</w:t>
+            </w:r>
+          </w:p>
+        </w:tc>
+      </w:tr>
+    </w:tbl>
+    <w:p/>
+    <w:tbl>
+      <w:tblPr>
+        <w:tblStyle w:val="TableGrid"/>
+        <w:tblW w:w="0" w:type="auto"/>
+        <w:tblLook w:val="06A0" w:firstRow="1" w:lastRow="0" w:firstColumn="1" w:lastColumn="0" w:noHBand="1" w:noVBand="1"/>
+      </w:tblPr>
+      <w:tblGrid>
+        <w:gridCol w:w="4513"/>
+        <w:gridCol w:w="4503"/>
+      </w:tblGrid>
+      <w:tr>
+        <w:trPr>
+          <w:trHeight w:val="435"/>
+        </w:trPr>
+        <w:tc>
+          <w:tcPr>
+            <w:tcW w:w="4680" w:type="dxa"/>
+          </w:tcPr>
+          <w:p>
+            <w:pPr>
+              <w:rPr>
+                <w:rFonts w:ascii="Calibri" w:eastAsia="Calibri" w:hAnsi="Calibri" w:cs="Calibri"/>
+                <w:sz w:val="20"/>
+                <w:szCs w:val="20"/>
+              </w:rPr>
+            </w:pPr>
+            <w:r>
+              <w:rPr>
+                <w:rFonts w:ascii="Calibri" w:eastAsia="Calibri" w:hAnsi="Calibri" w:cs="Calibri"/>
+                <w:sz w:val="20"/>
+                <w:szCs w:val="20"/>
+              </w:rPr>
+              <w:t>Date/Time</w:t>
+            </w:r>
+          </w:p>
+        </w:tc>
+        <w:tc>
+          <w:tcPr>
+            <w:tcW w:w="4680" w:type="dxa"/>
+          </w:tcPr>
+          <w:p>
+            <w:pPr>
+              <w:rPr>
+                <w:rFonts w:ascii="Calibri" w:eastAsia="Calibri" w:hAnsi="Calibri" w:cs="Calibri"/>
+                <w:sz w:val="20"/>
+                <w:szCs w:val="20"/>
+              </w:rPr>
+            </w:pPr>
+            <w:r>
+              <w:rPr>
+                <w:rFonts w:ascii="Calibri" w:eastAsia="Calibri" w:hAnsi="Calibri" w:cs="Calibri"/>
+                <w:sz w:val="20"/>
+                <w:szCs w:val="20"/>
+              </w:rPr>
+              <w:t xml:space="preserve">19/03/2026 </w:t>
+            </w:r>
+            <w:r>
+              <w:rPr>
+                <w:rFonts w:ascii="Calibri" w:eastAsia="Calibri" w:hAnsi="Calibri" w:cs="Calibri"/>
+                <w:sz w:val="20"/>
+                <w:szCs w:val="20"/>
+              </w:rPr>
+              <w:t>7:06</w:t>
+            </w:r>
+            <w:r>
+              <w:rPr>
+                <w:rFonts w:ascii="Calibri" w:eastAsia="Calibri" w:hAnsi="Calibri" w:cs="Calibri"/>
+                <w:sz w:val="20"/>
+                <w:szCs w:val="20"/>
+              </w:rPr>
+              <w:t>pm</w:t>
+            </w:r>
+          </w:p>
+        </w:tc>
+      </w:tr>
+      <w:tr>
+        <w:trPr>
+          <w:trHeight w:val="390"/>
+        </w:trPr>
+        <w:tc>
+          <w:tcPr>
+            <w:tcW w:w="4680" w:type="dxa"/>
+          </w:tcPr>
+          <w:p>
+            <w:pPr>
+              <w:rPr>
+                <w:rFonts w:ascii="Calibri" w:eastAsia="Calibri" w:hAnsi="Calibri" w:cs="Calibri"/>
+                <w:sz w:val="20"/>
+                <w:szCs w:val="20"/>
+              </w:rPr>
+            </w:pPr>
+            <w:r>
+              <w:rPr>
+                <w:rFonts w:ascii="Calibri" w:eastAsia="Calibri" w:hAnsi="Calibri" w:cs="Calibri"/>
+                <w:sz w:val="20"/>
+                <w:szCs w:val="20"/>
+              </w:rPr>
+              <w:t>Tool used</w:t>
+            </w:r>
+          </w:p>
+        </w:tc>
+        <w:tc>
+          <w:tcPr>
+            <w:tcW w:w="4680" w:type="dxa"/>
+          </w:tcPr>
+          <w:p>
+            <w:pPr>
+              <w:rPr>
+                <w:rFonts w:ascii="Calibri" w:eastAsia="Calibri" w:hAnsi="Calibri" w:cs="Calibri"/>
+                <w:sz w:val="20"/>
+                <w:szCs w:val="20"/>
+              </w:rPr>
+            </w:pPr>
+            <w:r>
+              <w:rPr>
+                <w:rFonts w:ascii="Calibri" w:eastAsia="Calibri" w:hAnsi="Calibri" w:cs="Calibri"/>
+                <w:sz w:val="20"/>
+                <w:szCs w:val="20"/>
+              </w:rPr>
+              <w:t>ChatGPT</w:t>
+            </w:r>
+          </w:p>
+        </w:tc>
+      </w:tr>
+      <w:tr>
+        <w:trPr>
+          <w:trHeight w:val="375"/>
+        </w:trPr>
+        <w:tc>
+          <w:tcPr>
+            <w:tcW w:w="4680" w:type="dxa"/>
+          </w:tcPr>
+          <w:p>
+            <w:pPr>
+              <w:rPr>
+                <w:rFonts w:ascii="Calibri" w:eastAsia="Calibri" w:hAnsi="Calibri" w:cs="Calibri"/>
+                <w:sz w:val="20"/>
+                <w:szCs w:val="20"/>
+              </w:rPr>
+            </w:pPr>
+            <w:r>
+              <w:rPr>
+                <w:rFonts w:ascii="Calibri" w:eastAsia="Calibri" w:hAnsi="Calibri" w:cs="Calibri"/>
+                <w:sz w:val="20"/>
+                <w:szCs w:val="20"/>
+              </w:rPr>
+              <w:t xml:space="preserve">Goal </w:t>
+            </w:r>
+          </w:p>
+        </w:tc>
+        <w:tc>
+          <w:tcPr>
+            <w:tcW w:w="4680" w:type="dxa"/>
+          </w:tcPr>
+          <w:p>
+            <w:pPr>
+              <w:rPr>
+                <w:rFonts w:ascii="Calibri" w:eastAsia="Calibri" w:hAnsi="Calibri" w:cs="Calibri"/>
+                <w:sz w:val="20"/>
+                <w:szCs w:val="20"/>
+              </w:rPr>
+            </w:pPr>
+            <w:r>
+              <w:rPr>
+                <w:rFonts w:ascii="Calibri" w:eastAsia="Calibri" w:hAnsi="Calibri" w:cs="Calibri"/>
+                <w:sz w:val="20"/>
+                <w:szCs w:val="20"/>
+              </w:rPr>
+              <w:t>To create helpdesk ticket data</w:t>
+            </w:r>
+          </w:p>
+        </w:tc>
+      </w:tr>
+      <w:tr>
+        <w:trPr>
+          <w:trHeight w:val="405"/>
+        </w:trPr>
+        <w:tc>
+          <w:tcPr>
+            <w:tcW w:w="4680" w:type="dxa"/>
+          </w:tcPr>
+          <w:p>
+            <w:pPr>
+              <w:rPr>
+                <w:rFonts w:ascii="Calibri" w:eastAsia="Calibri" w:hAnsi="Calibri" w:cs="Calibri"/>
+                <w:sz w:val="20"/>
+                <w:szCs w:val="20"/>
+              </w:rPr>
+            </w:pPr>
+            <w:r>
+              <w:rPr>
+                <w:rFonts w:ascii="Calibri" w:eastAsia="Calibri" w:hAnsi="Calibri" w:cs="Calibri"/>
+                <w:sz w:val="20"/>
+                <w:szCs w:val="20"/>
+              </w:rPr>
+              <w:t>Prompt</w:t>
+            </w:r>
+          </w:p>
+        </w:tc>
+        <w:tc>
+          <w:tcPr>
+            <w:tcW w:w="4680" w:type="dxa"/>
+          </w:tcPr>
+          <w:p>
+            <w:pPr>
+              <w:rPr>
+                <w:rFonts w:ascii="Calibri" w:eastAsia="Calibri" w:hAnsi="Calibri" w:cs="Calibri"/>
+                <w:sz w:val="20"/>
+                <w:szCs w:val="20"/>
+              </w:rPr>
+            </w:pPr>
+            <w:r>
+              <w:rPr>
+                <w:rFonts w:ascii="Calibri" w:eastAsia="Calibri" w:hAnsi="Calibri" w:cs="Calibri"/>
+                <w:sz w:val="20"/>
+                <w:szCs w:val="20"/>
+              </w:rPr>
+              <w:t xml:space="preserve">Generate a JSON dataset for student </w:t>
+            </w:r>
+            <w:r>
+              <w:rPr>
+                <w:rFonts w:ascii="Calibri" w:eastAsia="Calibri" w:hAnsi="Calibri" w:cs="Calibri"/>
+                <w:sz w:val="20"/>
+                <w:szCs w:val="20"/>
+              </w:rPr>
+              <w:t>helpdesk tickets including name, student ID, email, subject and description</w:t>
+            </w:r>
+          </w:p>
+        </w:tc>
+      </w:tr>
+      <w:tr>
+        <w:trPr>
+          <w:trHeight w:val="405"/>
+        </w:trPr>
+        <w:tc>
+          <w:tcPr>
+            <w:tcW w:w="4680" w:type="dxa"/>
+          </w:tcPr>
+          <w:p>
+            <w:pPr>
+              <w:rPr>
+                <w:rFonts w:ascii="Calibri" w:eastAsia="Calibri" w:hAnsi="Calibri" w:cs="Calibri"/>
+                <w:sz w:val="20"/>
+                <w:szCs w:val="20"/>
+              </w:rPr>
+            </w:pPr>
+            <w:r>
+              <w:rPr>
+                <w:rFonts w:ascii="Calibri" w:eastAsia="Calibri" w:hAnsi="Calibri" w:cs="Calibri"/>
+                <w:sz w:val="20"/>
+                <w:szCs w:val="20"/>
+              </w:rPr>
+              <w:t>Model/output summary</w:t>
+            </w:r>
+          </w:p>
+        </w:tc>
+        <w:tc>
+          <w:tcPr>
+            <w:tcW w:w="4680" w:type="dxa"/>
+          </w:tcPr>
+          <w:p>
+            <w:pPr>
+              <w:rPr>
+                <w:rFonts w:ascii="Calibri" w:eastAsia="Calibri" w:hAnsi="Calibri" w:cs="Calibri"/>
+                <w:sz w:val="20"/>
+                <w:szCs w:val="20"/>
+              </w:rPr>
+            </w:pPr>
+            <w:r>
+              <w:rPr>
+                <w:rFonts w:ascii="Calibri" w:eastAsia="Calibri" w:hAnsi="Calibri" w:cs="Calibri"/>
+                <w:sz w:val="20"/>
+                <w:szCs w:val="20"/>
+              </w:rPr>
+              <w:t xml:space="preserve">It gave simple </w:t>
+            </w:r>
+            <w:r>
+              <w:rPr>
+                <w:rFonts w:ascii="Calibri" w:eastAsia="Calibri" w:hAnsi="Calibri" w:cs="Calibri"/>
+                <w:sz w:val="20"/>
+                <w:szCs w:val="20"/>
+              </w:rPr>
+              <w:t>student tickets with details like name, email and issues</w:t>
+            </w:r>
+          </w:p>
+        </w:tc>
+      </w:tr>
+      <w:tr>
+        <w:trPr>
+          <w:trHeight w:val="390"/>
+        </w:trPr>
+        <w:tc>
+          <w:tcPr>
+            <w:tcW w:w="4680" w:type="dxa"/>
+          </w:tcPr>
+          <w:p>
+            <w:pPr>
+              <w:rPr>
+                <w:rFonts w:ascii="Calibri" w:eastAsia="Calibri" w:hAnsi="Calibri" w:cs="Calibri"/>
+                <w:sz w:val="20"/>
+                <w:szCs w:val="20"/>
+              </w:rPr>
+            </w:pPr>
+            <w:r>
+              <w:rPr>
+                <w:rFonts w:ascii="Calibri" w:eastAsia="Calibri" w:hAnsi="Calibri" w:cs="Calibri"/>
+                <w:sz w:val="20"/>
+                <w:szCs w:val="20"/>
+              </w:rPr>
+              <w:t>What you changed next</w:t>
+            </w:r>
+          </w:p>
+        </w:tc>
+        <w:tc>
+          <w:tcPr>
+            <w:tcW w:w="4680" w:type="dxa"/>
+          </w:tcPr>
+          <w:p>
+            <w:pPr>
+              <w:rPr>
+                <w:rFonts w:ascii="Calibri" w:eastAsia="Calibri" w:hAnsi="Calibri" w:cs="Calibri"/>
+                <w:sz w:val="20"/>
+                <w:szCs w:val="20"/>
+              </w:rPr>
+            </w:pPr>
+            <w:r>
+              <w:rPr>
+                <w:rFonts w:ascii="Calibri" w:eastAsia="Calibri" w:hAnsi="Calibri" w:cs="Calibri"/>
+                <w:sz w:val="20"/>
+                <w:szCs w:val="20"/>
+              </w:rPr>
+              <w:t xml:space="preserve">I kept the structure the same but made sure </w:t>
+            </w:r>
+            <w:r>
+              <w:rPr>
+                <w:rFonts w:ascii="Calibri" w:eastAsia="Calibri" w:hAnsi="Calibri" w:cs="Calibri"/>
+                <w:sz w:val="20"/>
+                <w:szCs w:val="20"/>
+              </w:rPr>
+              <w:t xml:space="preserve">It matched the helpdesk </w:t>
+            </w:r>
+          </w:p>
+        </w:tc>
+      </w:tr>
+    </w:tbl>
+    <w:p/>
+    <w:tbl>
+      <w:tblPr>
+        <w:tblStyle w:val="TableGrid"/>
+        <w:tblW w:w="0" w:type="auto"/>
+        <w:tblLook w:val="06A0" w:firstRow="1" w:lastRow="0" w:firstColumn="1" w:lastColumn="0" w:noHBand="1" w:noVBand="1"/>
+      </w:tblPr>
+      <w:tblGrid>
+        <w:gridCol w:w="4513"/>
+        <w:gridCol w:w="4503"/>
+      </w:tblGrid>
+      <w:tr>
+        <w:trPr>
+          <w:trHeight w:val="435"/>
+        </w:trPr>
+        <w:tc>
+          <w:tcPr>
+            <w:tcW w:w="4680" w:type="dxa"/>
+          </w:tcPr>
+          <w:p>
+            <w:pPr>
+              <w:rPr>
+                <w:rFonts w:ascii="Calibri" w:eastAsia="Calibri" w:hAnsi="Calibri" w:cs="Calibri"/>
+                <w:sz w:val="20"/>
+                <w:szCs w:val="20"/>
+              </w:rPr>
+            </w:pPr>
+            <w:r>
+              <w:rPr>
+                <w:rFonts w:ascii="Calibri" w:eastAsia="Calibri" w:hAnsi="Calibri" w:cs="Calibri"/>
+                <w:sz w:val="20"/>
+                <w:szCs w:val="20"/>
+              </w:rPr>
+              <w:t>Date/Time</w:t>
+            </w:r>
+          </w:p>
+        </w:tc>
+        <w:tc>
+          <w:tcPr>
+            <w:tcW w:w="4680" w:type="dxa"/>
+          </w:tcPr>
+          <w:p>
+            <w:pPr>
+              <w:rPr>
+                <w:rFonts w:ascii="Calibri" w:eastAsia="Calibri" w:hAnsi="Calibri" w:cs="Calibri"/>
+                <w:sz w:val="20"/>
+                <w:szCs w:val="20"/>
+              </w:rPr>
+            </w:pPr>
+            <w:r>
+              <w:rPr>
+                <w:rFonts w:ascii="Calibri" w:eastAsia="Calibri" w:hAnsi="Calibri" w:cs="Calibri"/>
+                <w:sz w:val="20"/>
+                <w:szCs w:val="20"/>
+              </w:rPr>
+              <w:t xml:space="preserve">19/03/2026 </w:t>
+            </w:r>
+            <w:r>
+              <w:rPr>
+                <w:rFonts w:ascii="Calibri" w:eastAsia="Calibri" w:hAnsi="Calibri" w:cs="Calibri"/>
+                <w:sz w:val="20"/>
+                <w:szCs w:val="20"/>
+              </w:rPr>
+              <w:t>7:06pm</w:t>
+            </w:r>
+          </w:p>
+        </w:tc>
+      </w:tr>
+      <w:tr>
+        <w:trPr>
+          <w:trHeight w:val="390"/>
+        </w:trPr>
+        <w:tc>
+          <w:tcPr>
+            <w:tcW w:w="4680" w:type="dxa"/>
+          </w:tcPr>
+          <w:p>
+            <w:pPr>
+              <w:rPr>
+                <w:rFonts w:ascii="Calibri" w:eastAsia="Calibri" w:hAnsi="Calibri" w:cs="Calibri"/>
+                <w:sz w:val="20"/>
+                <w:szCs w:val="20"/>
+              </w:rPr>
+            </w:pPr>
+            <w:r>
+              <w:rPr>
+                <w:rFonts w:ascii="Calibri" w:eastAsia="Calibri" w:hAnsi="Calibri" w:cs="Calibri"/>
+                <w:sz w:val="20"/>
+                <w:szCs w:val="20"/>
+              </w:rPr>
+              <w:t>Tool used</w:t>
+            </w:r>
+          </w:p>
+        </w:tc>
+        <w:tc>
+          <w:tcPr>
+            <w:tcW w:w="4680" w:type="dxa"/>
+          </w:tcPr>
+          <w:p>
+            <w:pPr>
+              <w:rPr>
+                <w:rFonts w:ascii="Calibri" w:eastAsia="Calibri" w:hAnsi="Calibri" w:cs="Calibri"/>
+                <w:sz w:val="20"/>
+                <w:szCs w:val="20"/>
+              </w:rPr>
+            </w:pPr>
+            <w:r>
+              <w:rPr>
+                <w:rFonts w:ascii="Calibri" w:eastAsia="Calibri" w:hAnsi="Calibri" w:cs="Calibri"/>
+                <w:sz w:val="20"/>
+                <w:szCs w:val="20"/>
+              </w:rPr>
+              <w:t>ChatGPT</w:t>
+            </w:r>
+          </w:p>
+        </w:tc>
+      </w:tr>
+      <w:tr>
+        <w:trPr>
+          <w:trHeight w:val="375"/>
+        </w:trPr>
+        <w:tc>
+          <w:tcPr>
+            <w:tcW w:w="4680" w:type="dxa"/>
+          </w:tcPr>
+          <w:p>
+            <w:pPr>
+              <w:rPr>
+                <w:rFonts w:ascii="Calibri" w:eastAsia="Calibri" w:hAnsi="Calibri" w:cs="Calibri"/>
+                <w:sz w:val="20"/>
+                <w:szCs w:val="20"/>
+              </w:rPr>
+            </w:pPr>
+            <w:r>
+              <w:rPr>
+                <w:rFonts w:ascii="Calibri" w:eastAsia="Calibri" w:hAnsi="Calibri" w:cs="Calibri"/>
+                <w:sz w:val="20"/>
+                <w:szCs w:val="20"/>
+              </w:rPr>
+              <w:t xml:space="preserve">Goal </w:t>
+            </w:r>
+          </w:p>
+        </w:tc>
+        <w:tc>
+          <w:tcPr>
+            <w:tcW w:w="4680" w:type="dxa"/>
+          </w:tcPr>
+          <w:p>
+            <w:pPr>
+              <w:rPr>
+                <w:rFonts w:ascii="Calibri" w:eastAsia="Calibri" w:hAnsi="Calibri" w:cs="Calibri"/>
+                <w:sz w:val="20"/>
+                <w:szCs w:val="20"/>
+              </w:rPr>
+            </w:pPr>
+            <w:r>
+              <w:rPr>
+                <w:rFonts w:ascii="Calibri" w:eastAsia="Calibri" w:hAnsi="Calibri" w:cs="Calibri"/>
+                <w:sz w:val="20"/>
+                <w:szCs w:val="20"/>
+              </w:rPr>
+              <w:t>To create user data for the app</w:t>
+            </w:r>
+          </w:p>
+        </w:tc>
+      </w:tr>
+      <w:tr>
+        <w:trPr>
+          <w:trHeight w:val="405"/>
+        </w:trPr>
+        <w:tc>
+          <w:tcPr>
+            <w:tcW w:w="4680" w:type="dxa"/>
+          </w:tcPr>
+          <w:p>
+            <w:pPr>
+              <w:rPr>
+                <w:rFonts w:ascii="Calibri" w:eastAsia="Calibri" w:hAnsi="Calibri" w:cs="Calibri"/>
+                <w:sz w:val="20"/>
+                <w:szCs w:val="20"/>
+              </w:rPr>
+            </w:pPr>
+            <w:r>
+              <w:rPr>
+                <w:rFonts w:ascii="Calibri" w:eastAsia="Calibri" w:hAnsi="Calibri" w:cs="Calibri"/>
+                <w:sz w:val="20"/>
+                <w:szCs w:val="20"/>
+              </w:rPr>
+              <w:t>Prompt</w:t>
+            </w:r>
+          </w:p>
+        </w:tc>
+        <w:tc>
+          <w:tcPr>
+            <w:tcW w:w="4680" w:type="dxa"/>
+          </w:tcPr>
+          <w:p>
+            <w:pPr>
+              <w:rPr>
+                <w:rFonts w:ascii="Calibri" w:eastAsia="Calibri" w:hAnsi="Calibri" w:cs="Calibri"/>
+                <w:sz w:val="20"/>
+                <w:szCs w:val="20"/>
+              </w:rPr>
+            </w:pPr>
+            <w:r>
+              <w:rPr>
+                <w:rFonts w:ascii="Calibri" w:eastAsia="Calibri" w:hAnsi="Calibri" w:cs="Calibri"/>
+                <w:sz w:val="20"/>
+                <w:szCs w:val="20"/>
+              </w:rPr>
+              <w:t xml:space="preserve">Generate a JSON dataset for users including name, student ID, email and </w:t>
+            </w:r>
+            <w:r>
+              <w:rPr>
+                <w:rFonts w:ascii="Calibri" w:eastAsia="Calibri" w:hAnsi="Calibri" w:cs="Calibri"/>
+                <w:sz w:val="20"/>
+                <w:szCs w:val="20"/>
+              </w:rPr>
+              <w:t>password</w:t>
+            </w:r>
+          </w:p>
+        </w:tc>
+      </w:tr>
+      <w:tr>
+        <w:trPr>
+          <w:trHeight w:val="405"/>
+        </w:trPr>
+        <w:tc>
+          <w:tcPr>
+            <w:tcW w:w="4680" w:type="dxa"/>
+          </w:tcPr>
+          <w:p>
+            <w:pPr>
+              <w:rPr>
+                <w:rFonts w:ascii="Calibri" w:eastAsia="Calibri" w:hAnsi="Calibri" w:cs="Calibri"/>
+                <w:sz w:val="20"/>
+                <w:szCs w:val="20"/>
+              </w:rPr>
+            </w:pPr>
+            <w:r>
+              <w:rPr>
+                <w:rFonts w:ascii="Calibri" w:eastAsia="Calibri" w:hAnsi="Calibri" w:cs="Calibri"/>
+                <w:sz w:val="20"/>
+                <w:szCs w:val="20"/>
+              </w:rPr>
+              <w:lastRenderedPageBreak/>
+              <w:t>Model/output summary</w:t>
+            </w:r>
+          </w:p>
+        </w:tc>
+        <w:tc>
+          <w:tcPr>
+            <w:tcW w:w="4680" w:type="dxa"/>
+          </w:tcPr>
+          <w:p>
+            <w:pPr>
+              <w:rPr>
+                <w:rFonts w:ascii="Calibri" w:eastAsia="Calibri" w:hAnsi="Calibri" w:cs="Calibri"/>
+                <w:sz w:val="20"/>
+                <w:szCs w:val="20"/>
+              </w:rPr>
+            </w:pPr>
+            <w:r>
+              <w:rPr>
+                <w:rFonts w:ascii="Calibri" w:eastAsia="Calibri" w:hAnsi="Calibri" w:cs="Calibri"/>
+                <w:sz w:val="20"/>
+                <w:szCs w:val="20"/>
+              </w:rPr>
+              <w:t>It generated sample user data and names, student IDs and emails</w:t>
+            </w:r>
+          </w:p>
+        </w:tc>
+      </w:tr>
+      <w:tr>
+        <w:trPr>
+          <w:trHeight w:val="390"/>
+        </w:trPr>
+        <w:tc>
+          <w:tcPr>
+            <w:tcW w:w="4680" w:type="dxa"/>
+          </w:tcPr>
+          <w:p>
+            <w:pPr>
+              <w:rPr>
+                <w:rFonts w:ascii="Calibri" w:eastAsia="Calibri" w:hAnsi="Calibri" w:cs="Calibri"/>
+                <w:sz w:val="20"/>
+                <w:szCs w:val="20"/>
+              </w:rPr>
+            </w:pPr>
+            <w:r>
+              <w:rPr>
+                <w:rFonts w:ascii="Calibri" w:eastAsia="Calibri" w:hAnsi="Calibri" w:cs="Calibri"/>
+                <w:sz w:val="20"/>
+                <w:szCs w:val="20"/>
+              </w:rPr>
+              <w:t>What you changed next</w:t>
+            </w:r>
+          </w:p>
+        </w:tc>
+        <w:tc>
+          <w:tcPr>
+            <w:tcW w:w="4680" w:type="dxa"/>
+          </w:tcPr>
+          <w:p>
+            <w:pPr>
+              <w:rPr>
+                <w:rFonts w:ascii="Calibri" w:eastAsia="Calibri" w:hAnsi="Calibri" w:cs="Calibri"/>
+                <w:sz w:val="20"/>
+                <w:szCs w:val="20"/>
+              </w:rPr>
+            </w:pPr>
+            <w:r>
+              <w:rPr>
+                <w:rFonts w:ascii="Calibri" w:eastAsia="Calibri" w:hAnsi="Calibri" w:cs="Calibri"/>
+                <w:sz w:val="20"/>
+                <w:szCs w:val="20"/>
+              </w:rPr>
+              <w:t xml:space="preserve">I used the structure to match how users would login to the app </w:t>
+            </w:r>
+          </w:p>
+        </w:tc>
+      </w:tr>
+    </w:tbl>
+    <w:p/>
+    <w:tbl>
+      <w:tblPr>
+        <w:tblStyle w:val="TableGrid"/>
+        <w:tblW w:w="0" w:type="auto"/>
+        <w:tblLook w:val="06A0" w:firstRow="1" w:lastRow="0" w:firstColumn="1" w:lastColumn="0" w:noHBand="1" w:noVBand="1"/>
+      </w:tblPr>
+      <w:tblGrid>
+        <w:gridCol w:w="4508"/>
+        <w:gridCol w:w="4508"/>
+      </w:tblGrid>
+      <w:tr>
+        <w:trPr>
+          <w:trHeight w:val="435"/>
+        </w:trPr>
+        <w:tc>
+          <w:tcPr>
+            <w:tcW w:w="4680" w:type="dxa"/>
+          </w:tcPr>
+          <w:p>
+            <w:pPr>
+              <w:rPr>
+                <w:rFonts w:ascii="Calibri" w:eastAsia="Calibri" w:hAnsi="Calibri" w:cs="Calibri"/>
+                <w:sz w:val="20"/>
+                <w:szCs w:val="20"/>
+              </w:rPr>
+            </w:pPr>
+            <w:r>
+              <w:rPr>
+                <w:rFonts w:ascii="Calibri" w:eastAsia="Calibri" w:hAnsi="Calibri" w:cs="Calibri"/>
+                <w:sz w:val="20"/>
+                <w:szCs w:val="20"/>
+              </w:rPr>
+              <w:t>Date/Time</w:t>
+            </w:r>
+          </w:p>
+        </w:tc>
+        <w:tc>
+          <w:tcPr>
+            <w:tcW w:w="4680" w:type="dxa"/>
+          </w:tcPr>
+          <w:p>
+            <w:pPr>
+              <w:rPr>
+                <w:rFonts w:ascii="Calibri" w:eastAsia="Calibri" w:hAnsi="Calibri" w:cs="Calibri"/>
+                <w:sz w:val="20"/>
+                <w:szCs w:val="20"/>
+              </w:rPr>
+            </w:pPr>
+            <w:r>
+              <w:rPr>
+                <w:rFonts w:ascii="Calibri" w:eastAsia="Calibri" w:hAnsi="Calibri" w:cs="Calibri"/>
+                <w:sz w:val="20"/>
+                <w:szCs w:val="20"/>
+              </w:rPr>
+              <w:t xml:space="preserve">19/03/2026 </w:t>
+            </w:r>
+            <w:r>
+              <w:rPr>
+                <w:rFonts w:ascii="Calibri" w:eastAsia="Calibri" w:hAnsi="Calibri" w:cs="Calibri"/>
+                <w:sz w:val="20"/>
+                <w:szCs w:val="20"/>
+              </w:rPr>
+              <w:t>12:56</w:t>
+            </w:r>
+            <w:r>
+              <w:rPr>
+                <w:rFonts w:ascii="Calibri" w:eastAsia="Calibri" w:hAnsi="Calibri" w:cs="Calibri"/>
+                <w:sz w:val="20"/>
+                <w:szCs w:val="20"/>
+              </w:rPr>
+              <w:t>pm</w:t>
+            </w:r>
+          </w:p>
+        </w:tc>
+      </w:tr>
+      <w:tr>
+        <w:trPr>
+          <w:trHeight w:val="390"/>
+        </w:trPr>
+        <w:tc>
+          <w:tcPr>
+            <w:tcW w:w="4680" w:type="dxa"/>
+          </w:tcPr>
+          <w:p>
+            <w:pPr>
+              <w:rPr>
+                <w:rFonts w:ascii="Calibri" w:eastAsia="Calibri" w:hAnsi="Calibri" w:cs="Calibri"/>
+                <w:sz w:val="20"/>
+                <w:szCs w:val="20"/>
+              </w:rPr>
+            </w:pPr>
+            <w:r>
+              <w:rPr>
+                <w:rFonts w:ascii="Calibri" w:eastAsia="Calibri" w:hAnsi="Calibri" w:cs="Calibri"/>
+                <w:sz w:val="20"/>
+                <w:szCs w:val="20"/>
+              </w:rPr>
+              <w:t>Tool used</w:t>
+            </w:r>
+          </w:p>
+        </w:tc>
+        <w:tc>
+          <w:tcPr>
+            <w:tcW w:w="4680" w:type="dxa"/>
+          </w:tcPr>
+          <w:p>
+            <w:pPr>
+              <w:rPr>
+                <w:rFonts w:ascii="Calibri" w:eastAsia="Calibri" w:hAnsi="Calibri" w:cs="Calibri"/>
+                <w:sz w:val="20"/>
+                <w:szCs w:val="20"/>
+              </w:rPr>
+            </w:pPr>
+            <w:r>
+              <w:rPr>
+                <w:rFonts w:ascii="Calibri" w:eastAsia="Calibri" w:hAnsi="Calibri" w:cs="Calibri"/>
+                <w:sz w:val="20"/>
+                <w:szCs w:val="20"/>
+              </w:rPr>
+              <w:t>ChatGPT</w:t>
+            </w:r>
+          </w:p>
+        </w:tc>
+      </w:tr>
+      <w:tr>
+        <w:trPr>
+          <w:trHeight w:val="375"/>
+        </w:trPr>
+        <w:tc>
+          <w:tcPr>
+            <w:tcW w:w="4680" w:type="dxa"/>
+          </w:tcPr>
+          <w:p>
+            <w:pPr>
+              <w:rPr>
+                <w:rFonts w:ascii="Calibri" w:eastAsia="Calibri" w:hAnsi="Calibri" w:cs="Calibri"/>
+                <w:sz w:val="20"/>
+                <w:szCs w:val="20"/>
+              </w:rPr>
+            </w:pPr>
+            <w:r>
+              <w:rPr>
+                <w:rFonts w:ascii="Calibri" w:eastAsia="Calibri" w:hAnsi="Calibri" w:cs="Calibri"/>
+                <w:sz w:val="20"/>
+                <w:szCs w:val="20"/>
+              </w:rPr>
+              <w:t xml:space="preserve">Goal </w:t>
+            </w:r>
+          </w:p>
+        </w:tc>
+        <w:tc>
+          <w:tcPr>
+            <w:tcW w:w="4680" w:type="dxa"/>
+          </w:tcPr>
+          <w:p>
+            <w:pPr>
+              <w:rPr>
+                <w:rFonts w:ascii="Calibri" w:eastAsia="Calibri" w:hAnsi="Calibri" w:cs="Calibri"/>
+                <w:sz w:val="20"/>
+                <w:szCs w:val="20"/>
+              </w:rPr>
+            </w:pPr>
+            <w:r>
+              <w:rPr>
+                <w:rFonts w:ascii="Calibri" w:eastAsia="Calibri" w:hAnsi="Calibri" w:cs="Calibri"/>
+                <w:sz w:val="20"/>
+                <w:szCs w:val="20"/>
+              </w:rPr>
+              <w:t xml:space="preserve">To </w:t>
+            </w:r>
+            <w:r>
+              <w:rPr>
+                <w:rFonts w:ascii="Calibri" w:eastAsia="Calibri" w:hAnsi="Calibri" w:cs="Calibri"/>
+                <w:sz w:val="20"/>
+                <w:szCs w:val="20"/>
+              </w:rPr>
+              <w:t>plan the ML feature for the campus companion app</w:t>
+            </w:r>
+          </w:p>
+        </w:tc>
+      </w:tr>
+      <w:tr>
+        <w:trPr>
+          <w:trHeight w:val="405"/>
+        </w:trPr>
+        <w:tc>
+          <w:tcPr>
+            <w:tcW w:w="4680" w:type="dxa"/>
+          </w:tcPr>
+          <w:p>
+            <w:pPr>
+              <w:rPr>
+                <w:rFonts w:ascii="Calibri" w:eastAsia="Calibri" w:hAnsi="Calibri" w:cs="Calibri"/>
+                <w:sz w:val="20"/>
+                <w:szCs w:val="20"/>
+              </w:rPr>
+            </w:pPr>
+            <w:r>
+              <w:rPr>
+                <w:rFonts w:ascii="Calibri" w:eastAsia="Calibri" w:hAnsi="Calibri" w:cs="Calibri"/>
+                <w:sz w:val="20"/>
+                <w:szCs w:val="20"/>
+              </w:rPr>
+              <w:t>Prompt</w:t>
+            </w:r>
+          </w:p>
+        </w:tc>
+        <w:tc>
+          <w:tcPr>
+            <w:tcW w:w="4680" w:type="dxa"/>
+          </w:tcPr>
+          <w:p>
+            <w:pPr>
+              <w:rPr>
+                <w:rFonts w:ascii="Calibri" w:eastAsia="Calibri" w:hAnsi="Calibri" w:cs="Calibri"/>
+                <w:sz w:val="20"/>
+                <w:szCs w:val="20"/>
+              </w:rPr>
+            </w:pPr>
+            <w:r>
+              <w:rPr>
+                <w:rFonts w:ascii="Calibri" w:eastAsia="Calibri" w:hAnsi="Calibri" w:cs="Calibri"/>
+                <w:sz w:val="20"/>
+                <w:szCs w:val="20"/>
+              </w:rPr>
+              <w:t xml:space="preserve">Explain how to implement a simple event recommender using user preferences </w:t>
+            </w:r>
+            <w:r>
+              <w:rPr>
+                <w:rFonts w:ascii="Calibri" w:eastAsia="Calibri" w:hAnsi="Calibri" w:cs="Calibri"/>
+                <w:sz w:val="20"/>
+                <w:szCs w:val="20"/>
+              </w:rPr>
+              <w:t xml:space="preserve">and event categories </w:t>
+            </w:r>
+          </w:p>
+        </w:tc>
+      </w:tr>
+      <w:tr>
+        <w:trPr>
+          <w:trHeight w:val="405"/>
+        </w:trPr>
+        <w:tc>
+          <w:tcPr>
+            <w:tcW w:w="4680" w:type="dxa"/>
+          </w:tcPr>
+          <w:p>
+            <w:pPr>
+              <w:rPr>
+                <w:rFonts w:ascii="Calibri" w:eastAsia="Calibri" w:hAnsi="Calibri" w:cs="Calibri"/>
+                <w:sz w:val="20"/>
+                <w:szCs w:val="20"/>
+              </w:rPr>
+            </w:pPr>
+            <w:r>
+              <w:rPr>
+                <w:rFonts w:ascii="Calibri" w:eastAsia="Calibri" w:hAnsi="Calibri" w:cs="Calibri"/>
+                <w:sz w:val="20"/>
+                <w:szCs w:val="20"/>
+              </w:rPr>
+              <w:t>Model/output summary</w:t>
+            </w:r>
+          </w:p>
+        </w:tc>
+        <w:tc>
+          <w:tcPr>
+            <w:tcW w:w="4680" w:type="dxa"/>
+          </w:tcPr>
+          <w:p>
+            <w:pPr>
+              <w:rPr>
+                <w:rFonts w:ascii="Calibri" w:eastAsia="Calibri" w:hAnsi="Calibri" w:cs="Calibri"/>
+                <w:sz w:val="20"/>
+                <w:szCs w:val="20"/>
+              </w:rPr>
+            </w:pPr>
+            <w:r>
+              <w:rPr>
+                <w:rFonts w:ascii="Calibri" w:eastAsia="Calibri" w:hAnsi="Calibri" w:cs="Calibri"/>
+                <w:sz w:val="20"/>
+                <w:szCs w:val="20"/>
+              </w:rPr>
+              <w:t xml:space="preserve">The response explained matching user preferences </w:t>
+            </w:r>
+            <w:r>
+              <w:rPr>
+                <w:rFonts w:ascii="Calibri" w:eastAsia="Calibri" w:hAnsi="Calibri" w:cs="Calibri"/>
+                <w:sz w:val="20"/>
+                <w:szCs w:val="20"/>
+              </w:rPr>
+              <w:t>with event categories to recommend relevant events</w:t>
+            </w:r>
+          </w:p>
+        </w:tc>
+      </w:tr>
+      <w:tr>
+        <w:trPr>
+          <w:trHeight w:val="390"/>
+        </w:trPr>
+        <w:tc>
+          <w:tcPr>
+            <w:tcW w:w="4680" w:type="dxa"/>
+          </w:tcPr>
+          <w:p>
+            <w:pPr>
+              <w:rPr>
+                <w:rFonts w:ascii="Calibri" w:eastAsia="Calibri" w:hAnsi="Calibri" w:cs="Calibri"/>
+                <w:sz w:val="20"/>
+                <w:szCs w:val="20"/>
+              </w:rPr>
+            </w:pPr>
+            <w:r>
+              <w:rPr>
+                <w:rFonts w:ascii="Calibri" w:eastAsia="Calibri" w:hAnsi="Calibri" w:cs="Calibri"/>
+                <w:sz w:val="20"/>
+                <w:szCs w:val="20"/>
+              </w:rPr>
+              <w:t>What you changed next</w:t>
+            </w:r>
+          </w:p>
+        </w:tc>
+        <w:tc>
+          <w:tcPr>
+            <w:tcW w:w="4680" w:type="dxa"/>
+          </w:tcPr>
+          <w:p>
+            <w:pPr>
+              <w:rPr>
+                <w:rFonts w:ascii="Calibri" w:eastAsia="Calibri" w:hAnsi="Calibri" w:cs="Calibri"/>
+                <w:sz w:val="20"/>
+                <w:szCs w:val="20"/>
+              </w:rPr>
+            </w:pPr>
+            <w:r>
+              <w:rPr>
+                <w:rFonts w:ascii="Calibri" w:eastAsia="Calibri" w:hAnsi="Calibri" w:cs="Calibri"/>
+                <w:sz w:val="20"/>
+                <w:szCs w:val="20"/>
+              </w:rPr>
+              <w:t xml:space="preserve">I chose the event recommender idea from the brief and used this approach to keep it simple </w:t>
+            </w:r>
+            <w:r>
+              <w:rPr>
+                <w:rFonts w:ascii="Calibri" w:eastAsia="Calibri" w:hAnsi="Calibri" w:cs="Calibri"/>
+                <w:sz w:val="20"/>
+                <w:szCs w:val="20"/>
+              </w:rPr>
+              <w:t>and suitable for the dataset</w:t>
             </w:r>
           </w:p>
         </w:tc>
@@ -738,7 +2135,7 @@
   <w:style w:type="paragraph" w:default="1" w:styleId="Normal">
     <w:name w:val="Normal"/>
     <w:qFormat/>
-    <w:rsid w:val="00D03D6F"/>
+    <w:rsid w:val="004E37EE"/>
     <w:pPr>
       <w:spacing w:line="279" w:lineRule="auto"/>
     </w:pPr>

--- a/prompt-logs/akaisha_logs.docx
+++ b/prompt-logs/akaisha_logs.docx
@@ -310,6 +310,7 @@
               </w:rPr>
               <w:t xml:space="preserve">It gave me a bunch of events like sports </w:t>
             </w:r>
+            <w:proofErr w:type="gramStart"/>
             <w:r>
               <w:rPr>
                 <w:rFonts w:ascii="Calibri" w:eastAsia="Calibri" w:hAnsi="Calibri" w:cs="Calibri"/>
@@ -318,13 +319,68 @@
               </w:rPr>
               <w:t>competition</w:t>
             </w:r>
-            <w:r>
-              <w:rPr>
-                <w:rFonts w:ascii="Calibri" w:eastAsia="Calibri" w:hAnsi="Calibri" w:cs="Calibri"/>
-                <w:sz w:val="20"/>
-                <w:szCs w:val="20"/>
-              </w:rPr>
-              <w:t xml:space="preserve">, guest lecture, tech workshop and social night with dates and locations. </w:t>
+            <w:proofErr w:type="gramEnd"/>
+            <w:r>
+              <w:rPr>
+                <w:rFonts w:ascii="Calibri" w:eastAsia="Calibri" w:hAnsi="Calibri" w:cs="Calibri"/>
+                <w:sz w:val="20"/>
+                <w:szCs w:val="20"/>
+              </w:rPr>
+              <w:t xml:space="preserve">, guest </w:t>
+            </w:r>
+            <w:proofErr w:type="gramStart"/>
+            <w:r>
+              <w:rPr>
+                <w:rFonts w:ascii="Calibri" w:eastAsia="Calibri" w:hAnsi="Calibri" w:cs="Calibri"/>
+                <w:sz w:val="20"/>
+                <w:szCs w:val="20"/>
+              </w:rPr>
+              <w:t>lecture</w:t>
+            </w:r>
+            <w:proofErr w:type="gramEnd"/>
+            <w:r>
+              <w:rPr>
+                <w:rFonts w:ascii="Calibri" w:eastAsia="Calibri" w:hAnsi="Calibri" w:cs="Calibri"/>
+                <w:sz w:val="20"/>
+                <w:szCs w:val="20"/>
+              </w:rPr>
+              <w:t xml:space="preserve">, tech </w:t>
+            </w:r>
+            <w:proofErr w:type="gramStart"/>
+            <w:r>
+              <w:rPr>
+                <w:rFonts w:ascii="Calibri" w:eastAsia="Calibri" w:hAnsi="Calibri" w:cs="Calibri"/>
+                <w:sz w:val="20"/>
+                <w:szCs w:val="20"/>
+              </w:rPr>
+              <w:t>workshop</w:t>
+            </w:r>
+            <w:proofErr w:type="gramEnd"/>
+            <w:r>
+              <w:rPr>
+                <w:rFonts w:ascii="Calibri" w:eastAsia="Calibri" w:hAnsi="Calibri" w:cs="Calibri"/>
+                <w:sz w:val="20"/>
+                <w:szCs w:val="20"/>
+              </w:rPr>
+              <w:t xml:space="preserve"> and social </w:t>
+            </w:r>
+            <w:proofErr w:type="gramStart"/>
+            <w:r>
+              <w:rPr>
+                <w:rFonts w:ascii="Calibri" w:eastAsia="Calibri" w:hAnsi="Calibri" w:cs="Calibri"/>
+                <w:sz w:val="20"/>
+                <w:szCs w:val="20"/>
+              </w:rPr>
+              <w:t>night</w:t>
+            </w:r>
+            <w:proofErr w:type="gramEnd"/>
+            <w:r>
+              <w:rPr>
+                <w:rFonts w:ascii="Calibri" w:eastAsia="Calibri" w:hAnsi="Calibri" w:cs="Calibri"/>
+                <w:sz w:val="20"/>
+                <w:szCs w:val="20"/>
+              </w:rPr>
+              <w:t xml:space="preserve"> with dates and locations. </w:t>
             </w:r>
           </w:p>
         </w:tc>
@@ -373,7 +429,25 @@
                 <w:sz w:val="20"/>
                 <w:szCs w:val="20"/>
               </w:rPr>
-              <w:t>I picked the ones that actually matched my app and kept it simple</w:t>
+              <w:t xml:space="preserve">I picked the ones that </w:t>
+            </w:r>
+            <w:proofErr w:type="gramStart"/>
+            <w:r>
+              <w:rPr>
+                <w:rFonts w:ascii="Calibri" w:eastAsia="Calibri" w:hAnsi="Calibri" w:cs="Calibri"/>
+                <w:sz w:val="20"/>
+                <w:szCs w:val="20"/>
+              </w:rPr>
+              <w:t>actually matched</w:t>
+            </w:r>
+            <w:proofErr w:type="gramEnd"/>
+            <w:r>
+              <w:rPr>
+                <w:rFonts w:ascii="Calibri" w:eastAsia="Calibri" w:hAnsi="Calibri" w:cs="Calibri"/>
+                <w:sz w:val="20"/>
+                <w:szCs w:val="20"/>
+              </w:rPr>
+              <w:t xml:space="preserve"> my app and kept it simple</w:t>
             </w:r>
           </w:p>
         </w:tc>
@@ -687,7 +761,25 @@
                 <w:sz w:val="20"/>
                 <w:szCs w:val="20"/>
               </w:rPr>
-              <w:t xml:space="preserve">I adjusted it a bit </w:t>
+              <w:t xml:space="preserve">I adjusted it a </w:t>
+            </w:r>
+            <w:proofErr w:type="gramStart"/>
+            <w:r>
+              <w:rPr>
+                <w:rFonts w:ascii="Calibri" w:eastAsia="Calibri" w:hAnsi="Calibri" w:cs="Calibri"/>
+                <w:sz w:val="20"/>
+                <w:szCs w:val="20"/>
+              </w:rPr>
+              <w:t>bit</w:t>
+            </w:r>
+            <w:proofErr w:type="gramEnd"/>
+            <w:r>
+              <w:rPr>
+                <w:rFonts w:ascii="Calibri" w:eastAsia="Calibri" w:hAnsi="Calibri" w:cs="Calibri"/>
+                <w:sz w:val="20"/>
+                <w:szCs w:val="20"/>
+              </w:rPr>
+              <w:t xml:space="preserve"> </w:t>
             </w:r>
             <w:r>
               <w:rPr>
@@ -1719,6 +1811,5457 @@
                 <w:szCs w:val="20"/>
               </w:rPr>
               <w:t>and suitable for the dataset</w:t>
+            </w:r>
+          </w:p>
+        </w:tc>
+      </w:tr>
+    </w:tbl>
+    <w:p/>
+    <w:tbl>
+      <w:tblPr>
+        <w:tblStyle w:val="TableGrid"/>
+        <w:tblW w:w="0" w:type="auto"/>
+        <w:tblLook w:val="06A0" w:firstRow="1" w:lastRow="0" w:firstColumn="1" w:lastColumn="0" w:noHBand="1" w:noVBand="1"/>
+      </w:tblPr>
+      <w:tblGrid>
+        <w:gridCol w:w="4513"/>
+        <w:gridCol w:w="4503"/>
+      </w:tblGrid>
+      <w:tr>
+        <w:trPr>
+          <w:trHeight w:val="435"/>
+        </w:trPr>
+        <w:tc>
+          <w:tcPr>
+            <w:tcW w:w="4680" w:type="dxa"/>
+          </w:tcPr>
+          <w:p>
+            <w:pPr>
+              <w:rPr>
+                <w:rFonts w:ascii="Calibri" w:eastAsia="Calibri" w:hAnsi="Calibri" w:cs="Calibri"/>
+                <w:sz w:val="20"/>
+                <w:szCs w:val="20"/>
+              </w:rPr>
+            </w:pPr>
+            <w:r>
+              <w:rPr>
+                <w:rFonts w:ascii="Calibri" w:eastAsia="Calibri" w:hAnsi="Calibri" w:cs="Calibri"/>
+                <w:sz w:val="20"/>
+                <w:szCs w:val="20"/>
+              </w:rPr>
+              <w:t>Date/Time</w:t>
+            </w:r>
+          </w:p>
+        </w:tc>
+        <w:tc>
+          <w:tcPr>
+            <w:tcW w:w="4680" w:type="dxa"/>
+          </w:tcPr>
+          <w:p>
+            <w:pPr>
+              <w:rPr>
+                <w:rFonts w:ascii="Calibri" w:eastAsia="Calibri" w:hAnsi="Calibri" w:cs="Calibri"/>
+                <w:sz w:val="20"/>
+                <w:szCs w:val="20"/>
+              </w:rPr>
+            </w:pPr>
+            <w:r>
+              <w:rPr>
+                <w:rFonts w:ascii="Calibri" w:eastAsia="Calibri" w:hAnsi="Calibri" w:cs="Calibri"/>
+                <w:sz w:val="20"/>
+                <w:szCs w:val="20"/>
+              </w:rPr>
+              <w:t>24/04/2026</w:t>
+            </w:r>
+            <w:r>
+              <w:rPr>
+                <w:rFonts w:ascii="Calibri" w:eastAsia="Calibri" w:hAnsi="Calibri" w:cs="Calibri"/>
+                <w:sz w:val="20"/>
+                <w:szCs w:val="20"/>
+              </w:rPr>
+              <w:t xml:space="preserve"> 2:23pm</w:t>
+            </w:r>
+          </w:p>
+        </w:tc>
+      </w:tr>
+      <w:tr>
+        <w:trPr>
+          <w:trHeight w:val="390"/>
+        </w:trPr>
+        <w:tc>
+          <w:tcPr>
+            <w:tcW w:w="4680" w:type="dxa"/>
+          </w:tcPr>
+          <w:p>
+            <w:pPr>
+              <w:rPr>
+                <w:rFonts w:ascii="Calibri" w:eastAsia="Calibri" w:hAnsi="Calibri" w:cs="Calibri"/>
+                <w:sz w:val="20"/>
+                <w:szCs w:val="20"/>
+              </w:rPr>
+            </w:pPr>
+            <w:r>
+              <w:rPr>
+                <w:rFonts w:ascii="Calibri" w:eastAsia="Calibri" w:hAnsi="Calibri" w:cs="Calibri"/>
+                <w:sz w:val="20"/>
+                <w:szCs w:val="20"/>
+              </w:rPr>
+              <w:t>Tool used</w:t>
+            </w:r>
+          </w:p>
+        </w:tc>
+        <w:tc>
+          <w:tcPr>
+            <w:tcW w:w="4680" w:type="dxa"/>
+          </w:tcPr>
+          <w:p>
+            <w:pPr>
+              <w:rPr>
+                <w:rFonts w:ascii="Calibri" w:eastAsia="Calibri" w:hAnsi="Calibri" w:cs="Calibri"/>
+                <w:sz w:val="20"/>
+                <w:szCs w:val="20"/>
+              </w:rPr>
+            </w:pPr>
+            <w:r>
+              <w:rPr>
+                <w:rFonts w:ascii="Calibri" w:eastAsia="Calibri" w:hAnsi="Calibri" w:cs="Calibri"/>
+                <w:sz w:val="20"/>
+                <w:szCs w:val="20"/>
+              </w:rPr>
+              <w:t>ChatGPT</w:t>
+            </w:r>
+          </w:p>
+        </w:tc>
+      </w:tr>
+      <w:tr>
+        <w:trPr>
+          <w:trHeight w:val="375"/>
+        </w:trPr>
+        <w:tc>
+          <w:tcPr>
+            <w:tcW w:w="4680" w:type="dxa"/>
+          </w:tcPr>
+          <w:p>
+            <w:pPr>
+              <w:rPr>
+                <w:rFonts w:ascii="Calibri" w:eastAsia="Calibri" w:hAnsi="Calibri" w:cs="Calibri"/>
+                <w:sz w:val="20"/>
+                <w:szCs w:val="20"/>
+              </w:rPr>
+            </w:pPr>
+            <w:r>
+              <w:rPr>
+                <w:rFonts w:ascii="Calibri" w:eastAsia="Calibri" w:hAnsi="Calibri" w:cs="Calibri"/>
+                <w:sz w:val="20"/>
+                <w:szCs w:val="20"/>
+              </w:rPr>
+              <w:t xml:space="preserve">Goal </w:t>
+            </w:r>
+          </w:p>
+        </w:tc>
+        <w:tc>
+          <w:tcPr>
+            <w:tcW w:w="4680" w:type="dxa"/>
+          </w:tcPr>
+          <w:p>
+            <w:pPr>
+              <w:rPr>
+                <w:rFonts w:ascii="Calibri" w:eastAsia="Calibri" w:hAnsi="Calibri" w:cs="Calibri"/>
+                <w:sz w:val="20"/>
+                <w:szCs w:val="20"/>
+              </w:rPr>
+            </w:pPr>
+            <w:r>
+              <w:rPr>
+                <w:rFonts w:ascii="Calibri" w:eastAsia="Calibri" w:hAnsi="Calibri" w:cs="Calibri"/>
+                <w:sz w:val="20"/>
+                <w:szCs w:val="20"/>
+              </w:rPr>
+              <w:t>To build the events page layout</w:t>
+            </w:r>
+          </w:p>
+        </w:tc>
+      </w:tr>
+      <w:tr>
+        <w:trPr>
+          <w:trHeight w:val="405"/>
+        </w:trPr>
+        <w:tc>
+          <w:tcPr>
+            <w:tcW w:w="4680" w:type="dxa"/>
+          </w:tcPr>
+          <w:p>
+            <w:pPr>
+              <w:rPr>
+                <w:rFonts w:ascii="Calibri" w:eastAsia="Calibri" w:hAnsi="Calibri" w:cs="Calibri"/>
+                <w:sz w:val="20"/>
+                <w:szCs w:val="20"/>
+              </w:rPr>
+            </w:pPr>
+            <w:r>
+              <w:rPr>
+                <w:rFonts w:ascii="Calibri" w:eastAsia="Calibri" w:hAnsi="Calibri" w:cs="Calibri"/>
+                <w:sz w:val="20"/>
+                <w:szCs w:val="20"/>
+              </w:rPr>
+              <w:t>Prompt</w:t>
+            </w:r>
+          </w:p>
+        </w:tc>
+        <w:tc>
+          <w:tcPr>
+            <w:tcW w:w="4680" w:type="dxa"/>
+          </w:tcPr>
+          <w:p>
+            <w:pPr>
+              <w:rPr>
+                <w:rFonts w:ascii="Calibri" w:eastAsia="Calibri" w:hAnsi="Calibri" w:cs="Calibri"/>
+                <w:sz w:val="20"/>
+                <w:szCs w:val="20"/>
+              </w:rPr>
+            </w:pPr>
+            <w:r>
+              <w:rPr>
+                <w:rFonts w:ascii="Calibri" w:eastAsia="Calibri" w:hAnsi="Calibri" w:cs="Calibri"/>
+                <w:sz w:val="20"/>
+                <w:szCs w:val="20"/>
+              </w:rPr>
+              <w:t>Create a Next.js</w:t>
+            </w:r>
+            <w:r>
+              <w:rPr>
+                <w:rFonts w:ascii="Calibri" w:eastAsia="Calibri" w:hAnsi="Calibri" w:cs="Calibri"/>
+                <w:sz w:val="20"/>
+                <w:szCs w:val="20"/>
+              </w:rPr>
+              <w:t xml:space="preserve"> events page that displays events from a JSON file </w:t>
+            </w:r>
+            <w:r>
+              <w:rPr>
+                <w:rFonts w:ascii="Calibri" w:eastAsia="Calibri" w:hAnsi="Calibri" w:cs="Calibri"/>
+                <w:sz w:val="20"/>
+                <w:szCs w:val="20"/>
+              </w:rPr>
+              <w:t>using cards with title, date, time and location</w:t>
+            </w:r>
+          </w:p>
+        </w:tc>
+      </w:tr>
+      <w:tr>
+        <w:trPr>
+          <w:trHeight w:val="405"/>
+        </w:trPr>
+        <w:tc>
+          <w:tcPr>
+            <w:tcW w:w="4680" w:type="dxa"/>
+          </w:tcPr>
+          <w:p>
+            <w:pPr>
+              <w:rPr>
+                <w:rFonts w:ascii="Calibri" w:eastAsia="Calibri" w:hAnsi="Calibri" w:cs="Calibri"/>
+                <w:sz w:val="20"/>
+                <w:szCs w:val="20"/>
+              </w:rPr>
+            </w:pPr>
+            <w:r>
+              <w:rPr>
+                <w:rFonts w:ascii="Calibri" w:eastAsia="Calibri" w:hAnsi="Calibri" w:cs="Calibri"/>
+                <w:sz w:val="20"/>
+                <w:szCs w:val="20"/>
+              </w:rPr>
+              <w:t>Model/output summary</w:t>
+            </w:r>
+          </w:p>
+        </w:tc>
+        <w:tc>
+          <w:tcPr>
+            <w:tcW w:w="4680" w:type="dxa"/>
+          </w:tcPr>
+          <w:p>
+            <w:pPr>
+              <w:rPr>
+                <w:rFonts w:ascii="Calibri" w:eastAsia="Calibri" w:hAnsi="Calibri" w:cs="Calibri"/>
+                <w:sz w:val="20"/>
+                <w:szCs w:val="20"/>
+              </w:rPr>
+            </w:pPr>
+            <w:r>
+              <w:rPr>
+                <w:rFonts w:ascii="Calibri" w:eastAsia="Calibri" w:hAnsi="Calibri" w:cs="Calibri"/>
+                <w:sz w:val="20"/>
+                <w:szCs w:val="20"/>
+              </w:rPr>
+              <w:t xml:space="preserve">It gave a basic layout using cards and mapped the JSON data </w:t>
+            </w:r>
+            <w:r>
+              <w:rPr>
+                <w:rFonts w:ascii="Calibri" w:eastAsia="Calibri" w:hAnsi="Calibri" w:cs="Calibri"/>
+                <w:sz w:val="20"/>
+                <w:szCs w:val="20"/>
+              </w:rPr>
+              <w:t>into them</w:t>
+            </w:r>
+          </w:p>
+        </w:tc>
+      </w:tr>
+      <w:tr>
+        <w:trPr>
+          <w:trHeight w:val="390"/>
+        </w:trPr>
+        <w:tc>
+          <w:tcPr>
+            <w:tcW w:w="4680" w:type="dxa"/>
+          </w:tcPr>
+          <w:p>
+            <w:pPr>
+              <w:rPr>
+                <w:rFonts w:ascii="Calibri" w:eastAsia="Calibri" w:hAnsi="Calibri" w:cs="Calibri"/>
+                <w:sz w:val="20"/>
+                <w:szCs w:val="20"/>
+              </w:rPr>
+            </w:pPr>
+            <w:r>
+              <w:rPr>
+                <w:rFonts w:ascii="Calibri" w:eastAsia="Calibri" w:hAnsi="Calibri" w:cs="Calibri"/>
+                <w:sz w:val="20"/>
+                <w:szCs w:val="20"/>
+              </w:rPr>
+              <w:t>What you changed next</w:t>
+            </w:r>
+          </w:p>
+        </w:tc>
+        <w:tc>
+          <w:tcPr>
+            <w:tcW w:w="4680" w:type="dxa"/>
+          </w:tcPr>
+          <w:p>
+            <w:pPr>
+              <w:rPr>
+                <w:rFonts w:ascii="Calibri" w:eastAsia="Calibri" w:hAnsi="Calibri" w:cs="Calibri"/>
+                <w:sz w:val="20"/>
+                <w:szCs w:val="20"/>
+              </w:rPr>
+            </w:pPr>
+            <w:r>
+              <w:rPr>
+                <w:rFonts w:ascii="Calibri" w:eastAsia="Calibri" w:hAnsi="Calibri" w:cs="Calibri"/>
+                <w:sz w:val="20"/>
+                <w:szCs w:val="20"/>
+              </w:rPr>
+              <w:t>I changed the styling to match my wireframe and made it look cleaner and more consistent with the rest of the app</w:t>
+            </w:r>
+          </w:p>
+        </w:tc>
+      </w:tr>
+    </w:tbl>
+    <w:p/>
+    <w:tbl>
+      <w:tblPr>
+        <w:tblStyle w:val="TableGrid"/>
+        <w:tblW w:w="0" w:type="auto"/>
+        <w:tblLook w:val="06A0" w:firstRow="1" w:lastRow="0" w:firstColumn="1" w:lastColumn="0" w:noHBand="1" w:noVBand="1"/>
+      </w:tblPr>
+      <w:tblGrid>
+        <w:gridCol w:w="4513"/>
+        <w:gridCol w:w="4503"/>
+      </w:tblGrid>
+      <w:tr>
+        <w:trPr>
+          <w:trHeight w:val="435"/>
+        </w:trPr>
+        <w:tc>
+          <w:tcPr>
+            <w:tcW w:w="4680" w:type="dxa"/>
+          </w:tcPr>
+          <w:p>
+            <w:pPr>
+              <w:rPr>
+                <w:rFonts w:ascii="Calibri" w:eastAsia="Calibri" w:hAnsi="Calibri" w:cs="Calibri"/>
+                <w:sz w:val="20"/>
+                <w:szCs w:val="20"/>
+              </w:rPr>
+            </w:pPr>
+            <w:r>
+              <w:rPr>
+                <w:rFonts w:ascii="Calibri" w:eastAsia="Calibri" w:hAnsi="Calibri" w:cs="Calibri"/>
+                <w:sz w:val="20"/>
+                <w:szCs w:val="20"/>
+              </w:rPr>
+              <w:t>Date/Time</w:t>
+            </w:r>
+          </w:p>
+        </w:tc>
+        <w:tc>
+          <w:tcPr>
+            <w:tcW w:w="4680" w:type="dxa"/>
+          </w:tcPr>
+          <w:p>
+            <w:pPr>
+              <w:rPr>
+                <w:rFonts w:ascii="Calibri" w:eastAsia="Calibri" w:hAnsi="Calibri" w:cs="Calibri"/>
+                <w:sz w:val="20"/>
+                <w:szCs w:val="20"/>
+              </w:rPr>
+            </w:pPr>
+            <w:r>
+              <w:rPr>
+                <w:rFonts w:ascii="Calibri" w:eastAsia="Calibri" w:hAnsi="Calibri" w:cs="Calibri"/>
+                <w:sz w:val="20"/>
+                <w:szCs w:val="20"/>
+              </w:rPr>
+              <w:t>2</w:t>
+            </w:r>
+            <w:r>
+              <w:rPr>
+                <w:rFonts w:ascii="Calibri" w:eastAsia="Calibri" w:hAnsi="Calibri" w:cs="Calibri"/>
+                <w:sz w:val="20"/>
+                <w:szCs w:val="20"/>
+              </w:rPr>
+              <w:t>5</w:t>
+            </w:r>
+            <w:r>
+              <w:rPr>
+                <w:rFonts w:ascii="Calibri" w:eastAsia="Calibri" w:hAnsi="Calibri" w:cs="Calibri"/>
+                <w:sz w:val="20"/>
+                <w:szCs w:val="20"/>
+              </w:rPr>
+              <w:t xml:space="preserve">/04/2026 </w:t>
+            </w:r>
+            <w:r>
+              <w:rPr>
+                <w:rFonts w:ascii="Calibri" w:eastAsia="Calibri" w:hAnsi="Calibri" w:cs="Calibri"/>
+                <w:sz w:val="20"/>
+                <w:szCs w:val="20"/>
+              </w:rPr>
+              <w:t>6:34</w:t>
+            </w:r>
+            <w:r>
+              <w:rPr>
+                <w:rFonts w:ascii="Calibri" w:eastAsia="Calibri" w:hAnsi="Calibri" w:cs="Calibri"/>
+                <w:sz w:val="20"/>
+                <w:szCs w:val="20"/>
+              </w:rPr>
+              <w:t>pm</w:t>
+            </w:r>
+          </w:p>
+        </w:tc>
+      </w:tr>
+      <w:tr>
+        <w:trPr>
+          <w:trHeight w:val="390"/>
+        </w:trPr>
+        <w:tc>
+          <w:tcPr>
+            <w:tcW w:w="4680" w:type="dxa"/>
+          </w:tcPr>
+          <w:p>
+            <w:pPr>
+              <w:rPr>
+                <w:rFonts w:ascii="Calibri" w:eastAsia="Calibri" w:hAnsi="Calibri" w:cs="Calibri"/>
+                <w:sz w:val="20"/>
+                <w:szCs w:val="20"/>
+              </w:rPr>
+            </w:pPr>
+            <w:r>
+              <w:rPr>
+                <w:rFonts w:ascii="Calibri" w:eastAsia="Calibri" w:hAnsi="Calibri" w:cs="Calibri"/>
+                <w:sz w:val="20"/>
+                <w:szCs w:val="20"/>
+              </w:rPr>
+              <w:t>Tool used</w:t>
+            </w:r>
+          </w:p>
+        </w:tc>
+        <w:tc>
+          <w:tcPr>
+            <w:tcW w:w="4680" w:type="dxa"/>
+          </w:tcPr>
+          <w:p>
+            <w:pPr>
+              <w:rPr>
+                <w:rFonts w:ascii="Calibri" w:eastAsia="Calibri" w:hAnsi="Calibri" w:cs="Calibri"/>
+                <w:sz w:val="20"/>
+                <w:szCs w:val="20"/>
+              </w:rPr>
+            </w:pPr>
+            <w:r>
+              <w:rPr>
+                <w:rFonts w:ascii="Calibri" w:eastAsia="Calibri" w:hAnsi="Calibri" w:cs="Calibri"/>
+                <w:sz w:val="20"/>
+                <w:szCs w:val="20"/>
+              </w:rPr>
+              <w:t>ChatGPT</w:t>
+            </w:r>
+          </w:p>
+        </w:tc>
+      </w:tr>
+      <w:tr>
+        <w:trPr>
+          <w:trHeight w:val="375"/>
+        </w:trPr>
+        <w:tc>
+          <w:tcPr>
+            <w:tcW w:w="4680" w:type="dxa"/>
+          </w:tcPr>
+          <w:p>
+            <w:pPr>
+              <w:rPr>
+                <w:rFonts w:ascii="Calibri" w:eastAsia="Calibri" w:hAnsi="Calibri" w:cs="Calibri"/>
+                <w:sz w:val="20"/>
+                <w:szCs w:val="20"/>
+              </w:rPr>
+            </w:pPr>
+            <w:r>
+              <w:rPr>
+                <w:rFonts w:ascii="Calibri" w:eastAsia="Calibri" w:hAnsi="Calibri" w:cs="Calibri"/>
+                <w:sz w:val="20"/>
+                <w:szCs w:val="20"/>
+              </w:rPr>
+              <w:t xml:space="preserve">Goal </w:t>
+            </w:r>
+          </w:p>
+        </w:tc>
+        <w:tc>
+          <w:tcPr>
+            <w:tcW w:w="4680" w:type="dxa"/>
+          </w:tcPr>
+          <w:p>
+            <w:pPr>
+              <w:rPr>
+                <w:rFonts w:ascii="Calibri" w:eastAsia="Calibri" w:hAnsi="Calibri" w:cs="Calibri"/>
+                <w:sz w:val="20"/>
+                <w:szCs w:val="20"/>
+              </w:rPr>
+            </w:pPr>
+            <w:r>
+              <w:rPr>
+                <w:rFonts w:ascii="Calibri" w:eastAsia="Calibri" w:hAnsi="Calibri" w:cs="Calibri"/>
+                <w:sz w:val="20"/>
+                <w:szCs w:val="20"/>
+              </w:rPr>
+              <w:t xml:space="preserve">To add validation to helpdesk form </w:t>
+            </w:r>
+          </w:p>
+        </w:tc>
+      </w:tr>
+      <w:tr>
+        <w:trPr>
+          <w:trHeight w:val="405"/>
+        </w:trPr>
+        <w:tc>
+          <w:tcPr>
+            <w:tcW w:w="4680" w:type="dxa"/>
+          </w:tcPr>
+          <w:p>
+            <w:pPr>
+              <w:rPr>
+                <w:rFonts w:ascii="Calibri" w:eastAsia="Calibri" w:hAnsi="Calibri" w:cs="Calibri"/>
+                <w:sz w:val="20"/>
+                <w:szCs w:val="20"/>
+              </w:rPr>
+            </w:pPr>
+            <w:r>
+              <w:rPr>
+                <w:rFonts w:ascii="Calibri" w:eastAsia="Calibri" w:hAnsi="Calibri" w:cs="Calibri"/>
+                <w:sz w:val="20"/>
+                <w:szCs w:val="20"/>
+              </w:rPr>
+              <w:t>Prompt</w:t>
+            </w:r>
+          </w:p>
+        </w:tc>
+        <w:tc>
+          <w:tcPr>
+            <w:tcW w:w="4680" w:type="dxa"/>
+          </w:tcPr>
+          <w:p>
+            <w:pPr>
+              <w:rPr>
+                <w:rFonts w:ascii="Calibri" w:eastAsia="Calibri" w:hAnsi="Calibri" w:cs="Calibri"/>
+                <w:sz w:val="20"/>
+                <w:szCs w:val="20"/>
+              </w:rPr>
+            </w:pPr>
+            <w:r>
+              <w:rPr>
+                <w:rFonts w:ascii="Calibri" w:eastAsia="Calibri" w:hAnsi="Calibri" w:cs="Calibri"/>
+                <w:sz w:val="20"/>
+                <w:szCs w:val="20"/>
+              </w:rPr>
+              <w:t xml:space="preserve">Add validation to a helpdesk form so users cannot submit empty fields and must enter a valid email </w:t>
+            </w:r>
+          </w:p>
+        </w:tc>
+      </w:tr>
+      <w:tr>
+        <w:trPr>
+          <w:trHeight w:val="405"/>
+        </w:trPr>
+        <w:tc>
+          <w:tcPr>
+            <w:tcW w:w="4680" w:type="dxa"/>
+          </w:tcPr>
+          <w:p>
+            <w:pPr>
+              <w:rPr>
+                <w:rFonts w:ascii="Calibri" w:eastAsia="Calibri" w:hAnsi="Calibri" w:cs="Calibri"/>
+                <w:sz w:val="20"/>
+                <w:szCs w:val="20"/>
+              </w:rPr>
+            </w:pPr>
+            <w:r>
+              <w:rPr>
+                <w:rFonts w:ascii="Calibri" w:eastAsia="Calibri" w:hAnsi="Calibri" w:cs="Calibri"/>
+                <w:sz w:val="20"/>
+                <w:szCs w:val="20"/>
+              </w:rPr>
+              <w:t>Model/output summary</w:t>
+            </w:r>
+          </w:p>
+        </w:tc>
+        <w:tc>
+          <w:tcPr>
+            <w:tcW w:w="4680" w:type="dxa"/>
+          </w:tcPr>
+          <w:p>
+            <w:pPr>
+              <w:rPr>
+                <w:rFonts w:ascii="Calibri" w:eastAsia="Calibri" w:hAnsi="Calibri" w:cs="Calibri"/>
+                <w:sz w:val="20"/>
+                <w:szCs w:val="20"/>
+              </w:rPr>
+            </w:pPr>
+            <w:r>
+              <w:rPr>
+                <w:rFonts w:ascii="Calibri" w:eastAsia="Calibri" w:hAnsi="Calibri" w:cs="Calibri"/>
+                <w:sz w:val="20"/>
+                <w:szCs w:val="20"/>
+              </w:rPr>
+              <w:t xml:space="preserve">It added checks for empty inputs and email format before submission </w:t>
+            </w:r>
+          </w:p>
+        </w:tc>
+      </w:tr>
+      <w:tr>
+        <w:trPr>
+          <w:trHeight w:val="390"/>
+        </w:trPr>
+        <w:tc>
+          <w:tcPr>
+            <w:tcW w:w="4680" w:type="dxa"/>
+          </w:tcPr>
+          <w:p>
+            <w:pPr>
+              <w:rPr>
+                <w:rFonts w:ascii="Calibri" w:eastAsia="Calibri" w:hAnsi="Calibri" w:cs="Calibri"/>
+                <w:sz w:val="20"/>
+                <w:szCs w:val="20"/>
+              </w:rPr>
+            </w:pPr>
+            <w:r>
+              <w:rPr>
+                <w:rFonts w:ascii="Calibri" w:eastAsia="Calibri" w:hAnsi="Calibri" w:cs="Calibri"/>
+                <w:sz w:val="20"/>
+                <w:szCs w:val="20"/>
+              </w:rPr>
+              <w:t>What you changed next</w:t>
+            </w:r>
+          </w:p>
+        </w:tc>
+        <w:tc>
+          <w:tcPr>
+            <w:tcW w:w="4680" w:type="dxa"/>
+          </w:tcPr>
+          <w:p>
+            <w:pPr>
+              <w:rPr>
+                <w:rFonts w:ascii="Calibri" w:eastAsia="Calibri" w:hAnsi="Calibri" w:cs="Calibri"/>
+                <w:sz w:val="20"/>
+                <w:szCs w:val="20"/>
+              </w:rPr>
+            </w:pPr>
+            <w:r>
+              <w:rPr>
+                <w:rFonts w:ascii="Calibri" w:eastAsia="Calibri" w:hAnsi="Calibri" w:cs="Calibri"/>
+                <w:sz w:val="20"/>
+                <w:szCs w:val="20"/>
+              </w:rPr>
+              <w:t xml:space="preserve">I adjusted messages so they were clearer and made sure </w:t>
+            </w:r>
+            <w:proofErr w:type="spellStart"/>
+            <w:r>
+              <w:rPr>
+                <w:rFonts w:ascii="Calibri" w:eastAsia="Calibri" w:hAnsi="Calibri" w:cs="Calibri"/>
+                <w:sz w:val="20"/>
+                <w:szCs w:val="20"/>
+              </w:rPr>
+              <w:t>ti</w:t>
+            </w:r>
+            <w:proofErr w:type="spellEnd"/>
+            <w:r>
+              <w:rPr>
+                <w:rFonts w:ascii="Calibri" w:eastAsia="Calibri" w:hAnsi="Calibri" w:cs="Calibri"/>
+                <w:sz w:val="20"/>
+                <w:szCs w:val="20"/>
+              </w:rPr>
+              <w:t xml:space="preserve"> matched how I wanted the form to behave</w:t>
+            </w:r>
+          </w:p>
+        </w:tc>
+      </w:tr>
+    </w:tbl>
+    <w:p/>
+    <w:tbl>
+      <w:tblPr>
+        <w:tblStyle w:val="TableGrid"/>
+        <w:tblW w:w="0" w:type="auto"/>
+        <w:tblLook w:val="06A0" w:firstRow="1" w:lastRow="0" w:firstColumn="1" w:lastColumn="0" w:noHBand="1" w:noVBand="1"/>
+      </w:tblPr>
+      <w:tblGrid>
+        <w:gridCol w:w="4512"/>
+        <w:gridCol w:w="4504"/>
+      </w:tblGrid>
+      <w:tr>
+        <w:trPr>
+          <w:trHeight w:val="435"/>
+        </w:trPr>
+        <w:tc>
+          <w:tcPr>
+            <w:tcW w:w="4680" w:type="dxa"/>
+          </w:tcPr>
+          <w:p>
+            <w:pPr>
+              <w:rPr>
+                <w:rFonts w:ascii="Calibri" w:eastAsia="Calibri" w:hAnsi="Calibri" w:cs="Calibri"/>
+                <w:sz w:val="20"/>
+                <w:szCs w:val="20"/>
+              </w:rPr>
+            </w:pPr>
+            <w:r>
+              <w:rPr>
+                <w:rFonts w:ascii="Calibri" w:eastAsia="Calibri" w:hAnsi="Calibri" w:cs="Calibri"/>
+                <w:sz w:val="20"/>
+                <w:szCs w:val="20"/>
+              </w:rPr>
+              <w:lastRenderedPageBreak/>
+              <w:t>Date/Time</w:t>
+            </w:r>
+          </w:p>
+        </w:tc>
+        <w:tc>
+          <w:tcPr>
+            <w:tcW w:w="4680" w:type="dxa"/>
+          </w:tcPr>
+          <w:p>
+            <w:pPr>
+              <w:rPr>
+                <w:rFonts w:ascii="Calibri" w:eastAsia="Calibri" w:hAnsi="Calibri" w:cs="Calibri"/>
+                <w:sz w:val="20"/>
+                <w:szCs w:val="20"/>
+              </w:rPr>
+            </w:pPr>
+            <w:r>
+              <w:rPr>
+                <w:rFonts w:ascii="Calibri" w:eastAsia="Calibri" w:hAnsi="Calibri" w:cs="Calibri"/>
+                <w:sz w:val="20"/>
+                <w:szCs w:val="20"/>
+              </w:rPr>
+              <w:t>25/04/26 8:25pm</w:t>
+            </w:r>
+          </w:p>
+        </w:tc>
+      </w:tr>
+      <w:tr>
+        <w:trPr>
+          <w:trHeight w:val="390"/>
+        </w:trPr>
+        <w:tc>
+          <w:tcPr>
+            <w:tcW w:w="4680" w:type="dxa"/>
+          </w:tcPr>
+          <w:p>
+            <w:pPr>
+              <w:rPr>
+                <w:rFonts w:ascii="Calibri" w:eastAsia="Calibri" w:hAnsi="Calibri" w:cs="Calibri"/>
+                <w:sz w:val="20"/>
+                <w:szCs w:val="20"/>
+              </w:rPr>
+            </w:pPr>
+            <w:r>
+              <w:rPr>
+                <w:rFonts w:ascii="Calibri" w:eastAsia="Calibri" w:hAnsi="Calibri" w:cs="Calibri"/>
+                <w:sz w:val="20"/>
+                <w:szCs w:val="20"/>
+              </w:rPr>
+              <w:t>Tool used</w:t>
+            </w:r>
+          </w:p>
+        </w:tc>
+        <w:tc>
+          <w:tcPr>
+            <w:tcW w:w="4680" w:type="dxa"/>
+          </w:tcPr>
+          <w:p>
+            <w:pPr>
+              <w:rPr>
+                <w:rFonts w:ascii="Calibri" w:eastAsia="Calibri" w:hAnsi="Calibri" w:cs="Calibri"/>
+                <w:sz w:val="20"/>
+                <w:szCs w:val="20"/>
+              </w:rPr>
+            </w:pPr>
+            <w:r>
+              <w:rPr>
+                <w:rFonts w:ascii="Calibri" w:eastAsia="Calibri" w:hAnsi="Calibri" w:cs="Calibri"/>
+                <w:sz w:val="20"/>
+                <w:szCs w:val="20"/>
+              </w:rPr>
+              <w:t>ChatGPT</w:t>
+            </w:r>
+          </w:p>
+        </w:tc>
+      </w:tr>
+      <w:tr>
+        <w:trPr>
+          <w:trHeight w:val="375"/>
+        </w:trPr>
+        <w:tc>
+          <w:tcPr>
+            <w:tcW w:w="4680" w:type="dxa"/>
+          </w:tcPr>
+          <w:p>
+            <w:pPr>
+              <w:rPr>
+                <w:rFonts w:ascii="Calibri" w:eastAsia="Calibri" w:hAnsi="Calibri" w:cs="Calibri"/>
+                <w:sz w:val="20"/>
+                <w:szCs w:val="20"/>
+              </w:rPr>
+            </w:pPr>
+            <w:r>
+              <w:rPr>
+                <w:rFonts w:ascii="Calibri" w:eastAsia="Calibri" w:hAnsi="Calibri" w:cs="Calibri"/>
+                <w:sz w:val="20"/>
+                <w:szCs w:val="20"/>
+              </w:rPr>
+              <w:t xml:space="preserve">Goal </w:t>
+            </w:r>
+          </w:p>
+        </w:tc>
+        <w:tc>
+          <w:tcPr>
+            <w:tcW w:w="4680" w:type="dxa"/>
+          </w:tcPr>
+          <w:p>
+            <w:pPr>
+              <w:rPr>
+                <w:rFonts w:ascii="Calibri" w:eastAsia="Calibri" w:hAnsi="Calibri" w:cs="Calibri"/>
+                <w:sz w:val="20"/>
+                <w:szCs w:val="20"/>
+              </w:rPr>
+            </w:pPr>
+            <w:r>
+              <w:rPr>
+                <w:rFonts w:ascii="Calibri" w:eastAsia="Calibri" w:hAnsi="Calibri" w:cs="Calibri"/>
+                <w:sz w:val="20"/>
+                <w:szCs w:val="20"/>
+              </w:rPr>
+              <w:t>To fix settings applying without clicking save</w:t>
+            </w:r>
+          </w:p>
+        </w:tc>
+      </w:tr>
+      <w:tr>
+        <w:trPr>
+          <w:trHeight w:val="405"/>
+        </w:trPr>
+        <w:tc>
+          <w:tcPr>
+            <w:tcW w:w="4680" w:type="dxa"/>
+          </w:tcPr>
+          <w:p>
+            <w:pPr>
+              <w:rPr>
+                <w:rFonts w:ascii="Calibri" w:eastAsia="Calibri" w:hAnsi="Calibri" w:cs="Calibri"/>
+                <w:sz w:val="20"/>
+                <w:szCs w:val="20"/>
+              </w:rPr>
+            </w:pPr>
+            <w:r>
+              <w:rPr>
+                <w:rFonts w:ascii="Calibri" w:eastAsia="Calibri" w:hAnsi="Calibri" w:cs="Calibri"/>
+                <w:sz w:val="20"/>
+                <w:szCs w:val="20"/>
+              </w:rPr>
+              <w:t>Prompt</w:t>
+            </w:r>
+          </w:p>
+        </w:tc>
+        <w:tc>
+          <w:tcPr>
+            <w:tcW w:w="4680" w:type="dxa"/>
+          </w:tcPr>
+          <w:p>
+            <w:pPr>
+              <w:rPr>
+                <w:rFonts w:ascii="Calibri" w:eastAsia="Calibri" w:hAnsi="Calibri" w:cs="Calibri"/>
+                <w:sz w:val="20"/>
+                <w:szCs w:val="20"/>
+              </w:rPr>
+            </w:pPr>
+            <w:r>
+              <w:rPr>
+                <w:rFonts w:ascii="Calibri" w:eastAsia="Calibri" w:hAnsi="Calibri" w:cs="Calibri"/>
+                <w:sz w:val="20"/>
+                <w:szCs w:val="20"/>
+              </w:rPr>
+              <w:t>Fix a settings page where language and theme changes apply instantly instead of waiting for a save button</w:t>
+            </w:r>
+          </w:p>
+        </w:tc>
+      </w:tr>
+      <w:tr>
+        <w:trPr>
+          <w:trHeight w:val="405"/>
+        </w:trPr>
+        <w:tc>
+          <w:tcPr>
+            <w:tcW w:w="4680" w:type="dxa"/>
+          </w:tcPr>
+          <w:p>
+            <w:pPr>
+              <w:rPr>
+                <w:rFonts w:ascii="Calibri" w:eastAsia="Calibri" w:hAnsi="Calibri" w:cs="Calibri"/>
+                <w:sz w:val="20"/>
+                <w:szCs w:val="20"/>
+              </w:rPr>
+            </w:pPr>
+            <w:r>
+              <w:rPr>
+                <w:rFonts w:ascii="Calibri" w:eastAsia="Calibri" w:hAnsi="Calibri" w:cs="Calibri"/>
+                <w:sz w:val="20"/>
+                <w:szCs w:val="20"/>
+              </w:rPr>
+              <w:t>Model/output summary</w:t>
+            </w:r>
+          </w:p>
+        </w:tc>
+        <w:tc>
+          <w:tcPr>
+            <w:tcW w:w="4680" w:type="dxa"/>
+          </w:tcPr>
+          <w:p>
+            <w:pPr>
+              <w:rPr>
+                <w:rFonts w:ascii="Calibri" w:eastAsia="Calibri" w:hAnsi="Calibri" w:cs="Calibri"/>
+                <w:sz w:val="20"/>
+                <w:szCs w:val="20"/>
+              </w:rPr>
+            </w:pPr>
+            <w:r>
+              <w:rPr>
+                <w:rFonts w:ascii="Calibri" w:eastAsia="Calibri" w:hAnsi="Calibri" w:cs="Calibri"/>
+                <w:sz w:val="20"/>
+                <w:szCs w:val="20"/>
+              </w:rPr>
+              <w:t xml:space="preserve">It suggested separating preview state from saved state using </w:t>
+            </w:r>
+            <w:proofErr w:type="spellStart"/>
+            <w:r>
+              <w:rPr>
+                <w:rFonts w:ascii="Calibri" w:eastAsia="Calibri" w:hAnsi="Calibri" w:cs="Calibri"/>
+                <w:sz w:val="20"/>
+                <w:szCs w:val="20"/>
+              </w:rPr>
+              <w:t>localStorage</w:t>
+            </w:r>
+            <w:proofErr w:type="spellEnd"/>
+          </w:p>
+        </w:tc>
+      </w:tr>
+      <w:tr>
+        <w:trPr>
+          <w:trHeight w:val="390"/>
+        </w:trPr>
+        <w:tc>
+          <w:tcPr>
+            <w:tcW w:w="4680" w:type="dxa"/>
+          </w:tcPr>
+          <w:p>
+            <w:pPr>
+              <w:rPr>
+                <w:rFonts w:ascii="Calibri" w:eastAsia="Calibri" w:hAnsi="Calibri" w:cs="Calibri"/>
+                <w:sz w:val="20"/>
+                <w:szCs w:val="20"/>
+              </w:rPr>
+            </w:pPr>
+            <w:r>
+              <w:rPr>
+                <w:rFonts w:ascii="Calibri" w:eastAsia="Calibri" w:hAnsi="Calibri" w:cs="Calibri"/>
+                <w:sz w:val="20"/>
+                <w:szCs w:val="20"/>
+              </w:rPr>
+              <w:t>What you changed next</w:t>
+            </w:r>
+          </w:p>
+        </w:tc>
+        <w:tc>
+          <w:tcPr>
+            <w:tcW w:w="4680" w:type="dxa"/>
+          </w:tcPr>
+          <w:p>
+            <w:pPr>
+              <w:rPr>
+                <w:rFonts w:ascii="Calibri" w:eastAsia="Calibri" w:hAnsi="Calibri" w:cs="Calibri"/>
+                <w:sz w:val="20"/>
+                <w:szCs w:val="20"/>
+              </w:rPr>
+            </w:pPr>
+            <w:r>
+              <w:rPr>
+                <w:rFonts w:ascii="Calibri" w:eastAsia="Calibri" w:hAnsi="Calibri" w:cs="Calibri"/>
+                <w:sz w:val="20"/>
+                <w:szCs w:val="20"/>
+              </w:rPr>
+              <w:t xml:space="preserve">I updated my </w:t>
+            </w:r>
+            <w:proofErr w:type="spellStart"/>
+            <w:r>
+              <w:rPr>
+                <w:rFonts w:ascii="Calibri" w:eastAsia="Calibri" w:hAnsi="Calibri" w:cs="Calibri"/>
+                <w:sz w:val="20"/>
+                <w:szCs w:val="20"/>
+              </w:rPr>
+              <w:t>useLang</w:t>
+            </w:r>
+            <w:proofErr w:type="spellEnd"/>
+            <w:r>
+              <w:rPr>
+                <w:rFonts w:ascii="Calibri" w:eastAsia="Calibri" w:hAnsi="Calibri" w:cs="Calibri"/>
+                <w:sz w:val="20"/>
+                <w:szCs w:val="20"/>
+              </w:rPr>
+              <w:t xml:space="preserve"> logic and </w:t>
+            </w:r>
+            <w:r>
+              <w:rPr>
+                <w:rFonts w:ascii="Calibri" w:eastAsia="Calibri" w:hAnsi="Calibri" w:cs="Calibri"/>
+                <w:sz w:val="20"/>
+                <w:szCs w:val="20"/>
+              </w:rPr>
+              <w:t>settings page so changes only apply after clicking save and reset when switching pages</w:t>
+            </w:r>
+          </w:p>
+        </w:tc>
+      </w:tr>
+    </w:tbl>
+    <w:p/>
+    <w:tbl>
+      <w:tblPr>
+        <w:tblStyle w:val="TableGrid"/>
+        <w:tblW w:w="0" w:type="auto"/>
+        <w:tblLook w:val="06A0" w:firstRow="1" w:lastRow="0" w:firstColumn="1" w:lastColumn="0" w:noHBand="1" w:noVBand="1"/>
+      </w:tblPr>
+      <w:tblGrid>
+        <w:gridCol w:w="4508"/>
+        <w:gridCol w:w="4508"/>
+      </w:tblGrid>
+      <w:tr>
+        <w:trPr>
+          <w:trHeight w:val="435"/>
+        </w:trPr>
+        <w:tc>
+          <w:tcPr>
+            <w:tcW w:w="4680" w:type="dxa"/>
+          </w:tcPr>
+          <w:p>
+            <w:pPr>
+              <w:rPr>
+                <w:rFonts w:ascii="Calibri" w:eastAsia="Calibri" w:hAnsi="Calibri" w:cs="Calibri"/>
+                <w:sz w:val="20"/>
+                <w:szCs w:val="20"/>
+              </w:rPr>
+            </w:pPr>
+            <w:r>
+              <w:rPr>
+                <w:rFonts w:ascii="Calibri" w:eastAsia="Calibri" w:hAnsi="Calibri" w:cs="Calibri"/>
+                <w:sz w:val="20"/>
+                <w:szCs w:val="20"/>
+              </w:rPr>
+              <w:t>Date/Time</w:t>
+            </w:r>
+          </w:p>
+        </w:tc>
+        <w:tc>
+          <w:tcPr>
+            <w:tcW w:w="4680" w:type="dxa"/>
+          </w:tcPr>
+          <w:p>
+            <w:pPr>
+              <w:rPr>
+                <w:rFonts w:ascii="Calibri" w:eastAsia="Calibri" w:hAnsi="Calibri" w:cs="Calibri"/>
+                <w:sz w:val="20"/>
+                <w:szCs w:val="20"/>
+              </w:rPr>
+            </w:pPr>
+            <w:r>
+              <w:rPr>
+                <w:rFonts w:ascii="Calibri" w:eastAsia="Calibri" w:hAnsi="Calibri" w:cs="Calibri"/>
+                <w:sz w:val="20"/>
+                <w:szCs w:val="20"/>
+              </w:rPr>
+              <w:t xml:space="preserve">25/04/26 </w:t>
+            </w:r>
+            <w:r>
+              <w:rPr>
+                <w:rFonts w:ascii="Calibri" w:eastAsia="Calibri" w:hAnsi="Calibri" w:cs="Calibri"/>
+                <w:sz w:val="20"/>
+                <w:szCs w:val="20"/>
+              </w:rPr>
+              <w:t>9</w:t>
+            </w:r>
+            <w:r>
+              <w:rPr>
+                <w:rFonts w:ascii="Calibri" w:eastAsia="Calibri" w:hAnsi="Calibri" w:cs="Calibri"/>
+                <w:sz w:val="20"/>
+                <w:szCs w:val="20"/>
+              </w:rPr>
+              <w:t>:2</w:t>
+            </w:r>
+            <w:r>
+              <w:rPr>
+                <w:rFonts w:ascii="Calibri" w:eastAsia="Calibri" w:hAnsi="Calibri" w:cs="Calibri"/>
+                <w:sz w:val="20"/>
+                <w:szCs w:val="20"/>
+              </w:rPr>
+              <w:t>7</w:t>
+            </w:r>
+            <w:r>
+              <w:rPr>
+                <w:rFonts w:ascii="Calibri" w:eastAsia="Calibri" w:hAnsi="Calibri" w:cs="Calibri"/>
+                <w:sz w:val="20"/>
+                <w:szCs w:val="20"/>
+              </w:rPr>
+              <w:t>pm</w:t>
+            </w:r>
+          </w:p>
+        </w:tc>
+      </w:tr>
+      <w:tr>
+        <w:trPr>
+          <w:trHeight w:val="390"/>
+        </w:trPr>
+        <w:tc>
+          <w:tcPr>
+            <w:tcW w:w="4680" w:type="dxa"/>
+          </w:tcPr>
+          <w:p>
+            <w:pPr>
+              <w:rPr>
+                <w:rFonts w:ascii="Calibri" w:eastAsia="Calibri" w:hAnsi="Calibri" w:cs="Calibri"/>
+                <w:sz w:val="20"/>
+                <w:szCs w:val="20"/>
+              </w:rPr>
+            </w:pPr>
+            <w:r>
+              <w:rPr>
+                <w:rFonts w:ascii="Calibri" w:eastAsia="Calibri" w:hAnsi="Calibri" w:cs="Calibri"/>
+                <w:sz w:val="20"/>
+                <w:szCs w:val="20"/>
+              </w:rPr>
+              <w:t>Tool used</w:t>
+            </w:r>
+          </w:p>
+        </w:tc>
+        <w:tc>
+          <w:tcPr>
+            <w:tcW w:w="4680" w:type="dxa"/>
+          </w:tcPr>
+          <w:p>
+            <w:pPr>
+              <w:rPr>
+                <w:rFonts w:ascii="Calibri" w:eastAsia="Calibri" w:hAnsi="Calibri" w:cs="Calibri"/>
+                <w:sz w:val="20"/>
+                <w:szCs w:val="20"/>
+              </w:rPr>
+            </w:pPr>
+            <w:r>
+              <w:rPr>
+                <w:rFonts w:ascii="Calibri" w:eastAsia="Calibri" w:hAnsi="Calibri" w:cs="Calibri"/>
+                <w:sz w:val="20"/>
+                <w:szCs w:val="20"/>
+              </w:rPr>
+              <w:t>ChatGPT</w:t>
+            </w:r>
+          </w:p>
+        </w:tc>
+      </w:tr>
+      <w:tr>
+        <w:trPr>
+          <w:trHeight w:val="375"/>
+        </w:trPr>
+        <w:tc>
+          <w:tcPr>
+            <w:tcW w:w="4680" w:type="dxa"/>
+          </w:tcPr>
+          <w:p>
+            <w:pPr>
+              <w:rPr>
+                <w:rFonts w:ascii="Calibri" w:eastAsia="Calibri" w:hAnsi="Calibri" w:cs="Calibri"/>
+                <w:sz w:val="20"/>
+                <w:szCs w:val="20"/>
+              </w:rPr>
+            </w:pPr>
+            <w:r>
+              <w:rPr>
+                <w:rFonts w:ascii="Calibri" w:eastAsia="Calibri" w:hAnsi="Calibri" w:cs="Calibri"/>
+                <w:sz w:val="20"/>
+                <w:szCs w:val="20"/>
+              </w:rPr>
+              <w:t xml:space="preserve">Goal </w:t>
+            </w:r>
+          </w:p>
+        </w:tc>
+        <w:tc>
+          <w:tcPr>
+            <w:tcW w:w="4680" w:type="dxa"/>
+          </w:tcPr>
+          <w:p>
+            <w:pPr>
+              <w:rPr>
+                <w:rFonts w:ascii="Calibri" w:eastAsia="Calibri" w:hAnsi="Calibri" w:cs="Calibri"/>
+                <w:sz w:val="20"/>
+                <w:szCs w:val="20"/>
+              </w:rPr>
+            </w:pPr>
+            <w:r>
+              <w:rPr>
+                <w:rFonts w:ascii="Calibri" w:eastAsia="Calibri" w:hAnsi="Calibri" w:cs="Calibri"/>
+                <w:sz w:val="20"/>
+                <w:szCs w:val="20"/>
+              </w:rPr>
+              <w:t>To update navbar and highlight active page</w:t>
+            </w:r>
+          </w:p>
+        </w:tc>
+      </w:tr>
+      <w:tr>
+        <w:trPr>
+          <w:trHeight w:val="405"/>
+        </w:trPr>
+        <w:tc>
+          <w:tcPr>
+            <w:tcW w:w="4680" w:type="dxa"/>
+          </w:tcPr>
+          <w:p>
+            <w:pPr>
+              <w:rPr>
+                <w:rFonts w:ascii="Calibri" w:eastAsia="Calibri" w:hAnsi="Calibri" w:cs="Calibri"/>
+                <w:sz w:val="20"/>
+                <w:szCs w:val="20"/>
+              </w:rPr>
+            </w:pPr>
+            <w:r>
+              <w:rPr>
+                <w:rFonts w:ascii="Calibri" w:eastAsia="Calibri" w:hAnsi="Calibri" w:cs="Calibri"/>
+                <w:sz w:val="20"/>
+                <w:szCs w:val="20"/>
+              </w:rPr>
+              <w:t>Prompt</w:t>
+            </w:r>
+          </w:p>
+        </w:tc>
+        <w:tc>
+          <w:tcPr>
+            <w:tcW w:w="4680" w:type="dxa"/>
+          </w:tcPr>
+          <w:p>
+            <w:pPr>
+              <w:rPr>
+                <w:rFonts w:ascii="Calibri" w:eastAsia="Calibri" w:hAnsi="Calibri" w:cs="Calibri"/>
+                <w:sz w:val="20"/>
+                <w:szCs w:val="20"/>
+              </w:rPr>
+            </w:pPr>
+            <w:r>
+              <w:rPr>
+                <w:rFonts w:ascii="Calibri" w:eastAsia="Calibri" w:hAnsi="Calibri" w:cs="Calibri"/>
+                <w:sz w:val="20"/>
+                <w:szCs w:val="20"/>
+              </w:rPr>
+              <w:t xml:space="preserve">Create a Next.js navbar that highlights the current page using </w:t>
+            </w:r>
+            <w:proofErr w:type="spellStart"/>
+            <w:r>
+              <w:rPr>
+                <w:rFonts w:ascii="Calibri" w:eastAsia="Calibri" w:hAnsi="Calibri" w:cs="Calibri"/>
+                <w:sz w:val="20"/>
+                <w:szCs w:val="20"/>
+              </w:rPr>
+              <w:t>usePathname</w:t>
+            </w:r>
+            <w:proofErr w:type="spellEnd"/>
+          </w:p>
+        </w:tc>
+      </w:tr>
+      <w:tr>
+        <w:trPr>
+          <w:trHeight w:val="405"/>
+        </w:trPr>
+        <w:tc>
+          <w:tcPr>
+            <w:tcW w:w="4680" w:type="dxa"/>
+          </w:tcPr>
+          <w:p>
+            <w:pPr>
+              <w:rPr>
+                <w:rFonts w:ascii="Calibri" w:eastAsia="Calibri" w:hAnsi="Calibri" w:cs="Calibri"/>
+                <w:sz w:val="20"/>
+                <w:szCs w:val="20"/>
+              </w:rPr>
+            </w:pPr>
+            <w:r>
+              <w:rPr>
+                <w:rFonts w:ascii="Calibri" w:eastAsia="Calibri" w:hAnsi="Calibri" w:cs="Calibri"/>
+                <w:sz w:val="20"/>
+                <w:szCs w:val="20"/>
+              </w:rPr>
+              <w:t>Model/output summary</w:t>
+            </w:r>
+          </w:p>
+        </w:tc>
+        <w:tc>
+          <w:tcPr>
+            <w:tcW w:w="4680" w:type="dxa"/>
+          </w:tcPr>
+          <w:p>
+            <w:pPr>
+              <w:rPr>
+                <w:rFonts w:ascii="Calibri" w:eastAsia="Calibri" w:hAnsi="Calibri" w:cs="Calibri"/>
+                <w:sz w:val="20"/>
+                <w:szCs w:val="20"/>
+              </w:rPr>
+            </w:pPr>
+            <w:r>
+              <w:rPr>
+                <w:rFonts w:ascii="Calibri" w:eastAsia="Calibri" w:hAnsi="Calibri" w:cs="Calibri"/>
+                <w:sz w:val="20"/>
+                <w:szCs w:val="20"/>
+              </w:rPr>
+              <w:t xml:space="preserve">It </w:t>
+            </w:r>
+            <w:proofErr w:type="gramStart"/>
+            <w:r>
+              <w:rPr>
+                <w:rFonts w:ascii="Calibri" w:eastAsia="Calibri" w:hAnsi="Calibri" w:cs="Calibri"/>
+                <w:sz w:val="20"/>
+                <w:szCs w:val="20"/>
+              </w:rPr>
+              <w:t>returned</w:t>
+            </w:r>
+            <w:proofErr w:type="gramEnd"/>
+            <w:r>
+              <w:rPr>
+                <w:rFonts w:ascii="Calibri" w:eastAsia="Calibri" w:hAnsi="Calibri" w:cs="Calibri"/>
+                <w:sz w:val="20"/>
+                <w:szCs w:val="20"/>
+              </w:rPr>
+              <w:t xml:space="preserve"> a navbar with active link styling based on the current route</w:t>
+            </w:r>
+          </w:p>
+        </w:tc>
+      </w:tr>
+      <w:tr>
+        <w:trPr>
+          <w:trHeight w:val="390"/>
+        </w:trPr>
+        <w:tc>
+          <w:tcPr>
+            <w:tcW w:w="4680" w:type="dxa"/>
+          </w:tcPr>
+          <w:p>
+            <w:pPr>
+              <w:rPr>
+                <w:rFonts w:ascii="Calibri" w:eastAsia="Calibri" w:hAnsi="Calibri" w:cs="Calibri"/>
+                <w:sz w:val="20"/>
+                <w:szCs w:val="20"/>
+              </w:rPr>
+            </w:pPr>
+            <w:r>
+              <w:rPr>
+                <w:rFonts w:ascii="Calibri" w:eastAsia="Calibri" w:hAnsi="Calibri" w:cs="Calibri"/>
+                <w:sz w:val="20"/>
+                <w:szCs w:val="20"/>
+              </w:rPr>
+              <w:t>What you changed next</w:t>
+            </w:r>
+          </w:p>
+        </w:tc>
+        <w:tc>
+          <w:tcPr>
+            <w:tcW w:w="4680" w:type="dxa"/>
+          </w:tcPr>
+          <w:p>
+            <w:pPr>
+              <w:rPr>
+                <w:rFonts w:ascii="Calibri" w:eastAsia="Calibri" w:hAnsi="Calibri" w:cs="Calibri"/>
+                <w:sz w:val="20"/>
+                <w:szCs w:val="20"/>
+              </w:rPr>
+            </w:pPr>
+            <w:r>
+              <w:rPr>
+                <w:rFonts w:ascii="Calibri" w:eastAsia="Calibri" w:hAnsi="Calibri" w:cs="Calibri"/>
+                <w:sz w:val="20"/>
+                <w:szCs w:val="20"/>
+              </w:rPr>
+              <w:t xml:space="preserve">I added my own styling and included the recommender </w:t>
+            </w:r>
+            <w:proofErr w:type="gramStart"/>
+            <w:r>
+              <w:rPr>
+                <w:rFonts w:ascii="Calibri" w:eastAsia="Calibri" w:hAnsi="Calibri" w:cs="Calibri"/>
+                <w:sz w:val="20"/>
+                <w:szCs w:val="20"/>
+              </w:rPr>
+              <w:t>page</w:t>
+            </w:r>
+            <w:proofErr w:type="gramEnd"/>
+            <w:r>
+              <w:rPr>
+                <w:rFonts w:ascii="Calibri" w:eastAsia="Calibri" w:hAnsi="Calibri" w:cs="Calibri"/>
+                <w:sz w:val="20"/>
+                <w:szCs w:val="20"/>
+              </w:rPr>
+              <w:t xml:space="preserve"> so it matched the rest of the navigation</w:t>
+            </w:r>
+          </w:p>
+        </w:tc>
+      </w:tr>
+    </w:tbl>
+    <w:p/>
+    <w:tbl>
+      <w:tblPr>
+        <w:tblStyle w:val="TableGrid"/>
+        <w:tblW w:w="0" w:type="auto"/>
+        <w:tblLook w:val="06A0" w:firstRow="1" w:lastRow="0" w:firstColumn="1" w:lastColumn="0" w:noHBand="1" w:noVBand="1"/>
+      </w:tblPr>
+      <w:tblGrid>
+        <w:gridCol w:w="4508"/>
+        <w:gridCol w:w="4508"/>
+      </w:tblGrid>
+      <w:tr>
+        <w:trPr>
+          <w:trHeight w:val="435"/>
+        </w:trPr>
+        <w:tc>
+          <w:tcPr>
+            <w:tcW w:w="4680" w:type="dxa"/>
+          </w:tcPr>
+          <w:p>
+            <w:pPr>
+              <w:rPr>
+                <w:rFonts w:ascii="Calibri" w:eastAsia="Calibri" w:hAnsi="Calibri" w:cs="Calibri"/>
+                <w:sz w:val="20"/>
+                <w:szCs w:val="20"/>
+              </w:rPr>
+            </w:pPr>
+            <w:r>
+              <w:rPr>
+                <w:rFonts w:ascii="Calibri" w:eastAsia="Calibri" w:hAnsi="Calibri" w:cs="Calibri"/>
+                <w:sz w:val="20"/>
+                <w:szCs w:val="20"/>
+              </w:rPr>
+              <w:t>Date/Time</w:t>
+            </w:r>
+          </w:p>
+        </w:tc>
+        <w:tc>
+          <w:tcPr>
+            <w:tcW w:w="4680" w:type="dxa"/>
+          </w:tcPr>
+          <w:p>
+            <w:pPr>
+              <w:rPr>
+                <w:rFonts w:ascii="Calibri" w:eastAsia="Calibri" w:hAnsi="Calibri" w:cs="Calibri"/>
+                <w:sz w:val="20"/>
+                <w:szCs w:val="20"/>
+              </w:rPr>
+            </w:pPr>
+            <w:r>
+              <w:rPr>
+                <w:rFonts w:ascii="Calibri" w:eastAsia="Calibri" w:hAnsi="Calibri" w:cs="Calibri"/>
+                <w:sz w:val="20"/>
+                <w:szCs w:val="20"/>
+              </w:rPr>
+              <w:t xml:space="preserve">25/04/26 </w:t>
+            </w:r>
+            <w:r>
+              <w:rPr>
+                <w:rFonts w:ascii="Calibri" w:eastAsia="Calibri" w:hAnsi="Calibri" w:cs="Calibri"/>
+                <w:sz w:val="20"/>
+                <w:szCs w:val="20"/>
+              </w:rPr>
+              <w:t>11:32</w:t>
+            </w:r>
+            <w:r>
+              <w:rPr>
+                <w:rFonts w:ascii="Calibri" w:eastAsia="Calibri" w:hAnsi="Calibri" w:cs="Calibri"/>
+                <w:sz w:val="20"/>
+                <w:szCs w:val="20"/>
+              </w:rPr>
+              <w:t>pm</w:t>
+            </w:r>
+          </w:p>
+        </w:tc>
+      </w:tr>
+      <w:tr>
+        <w:trPr>
+          <w:trHeight w:val="390"/>
+        </w:trPr>
+        <w:tc>
+          <w:tcPr>
+            <w:tcW w:w="4680" w:type="dxa"/>
+          </w:tcPr>
+          <w:p>
+            <w:pPr>
+              <w:rPr>
+                <w:rFonts w:ascii="Calibri" w:eastAsia="Calibri" w:hAnsi="Calibri" w:cs="Calibri"/>
+                <w:sz w:val="20"/>
+                <w:szCs w:val="20"/>
+              </w:rPr>
+            </w:pPr>
+            <w:r>
+              <w:rPr>
+                <w:rFonts w:ascii="Calibri" w:eastAsia="Calibri" w:hAnsi="Calibri" w:cs="Calibri"/>
+                <w:sz w:val="20"/>
+                <w:szCs w:val="20"/>
+              </w:rPr>
+              <w:t>Tool used</w:t>
+            </w:r>
+          </w:p>
+        </w:tc>
+        <w:tc>
+          <w:tcPr>
+            <w:tcW w:w="4680" w:type="dxa"/>
+          </w:tcPr>
+          <w:p>
+            <w:pPr>
+              <w:rPr>
+                <w:rFonts w:ascii="Calibri" w:eastAsia="Calibri" w:hAnsi="Calibri" w:cs="Calibri"/>
+                <w:sz w:val="20"/>
+                <w:szCs w:val="20"/>
+              </w:rPr>
+            </w:pPr>
+            <w:r>
+              <w:rPr>
+                <w:rFonts w:ascii="Calibri" w:eastAsia="Calibri" w:hAnsi="Calibri" w:cs="Calibri"/>
+                <w:sz w:val="20"/>
+                <w:szCs w:val="20"/>
+              </w:rPr>
+              <w:t>ChatGPT</w:t>
+            </w:r>
+          </w:p>
+        </w:tc>
+      </w:tr>
+      <w:tr>
+        <w:trPr>
+          <w:trHeight w:val="375"/>
+        </w:trPr>
+        <w:tc>
+          <w:tcPr>
+            <w:tcW w:w="4680" w:type="dxa"/>
+          </w:tcPr>
+          <w:p>
+            <w:pPr>
+              <w:rPr>
+                <w:rFonts w:ascii="Calibri" w:eastAsia="Calibri" w:hAnsi="Calibri" w:cs="Calibri"/>
+                <w:sz w:val="20"/>
+                <w:szCs w:val="20"/>
+              </w:rPr>
+            </w:pPr>
+            <w:r>
+              <w:rPr>
+                <w:rFonts w:ascii="Calibri" w:eastAsia="Calibri" w:hAnsi="Calibri" w:cs="Calibri"/>
+                <w:sz w:val="20"/>
+                <w:szCs w:val="20"/>
+              </w:rPr>
+              <w:t xml:space="preserve">Goal </w:t>
+            </w:r>
+          </w:p>
+        </w:tc>
+        <w:tc>
+          <w:tcPr>
+            <w:tcW w:w="4680" w:type="dxa"/>
+          </w:tcPr>
+          <w:p>
+            <w:pPr>
+              <w:rPr>
+                <w:rFonts w:ascii="Calibri" w:eastAsia="Calibri" w:hAnsi="Calibri" w:cs="Calibri"/>
+                <w:sz w:val="20"/>
+                <w:szCs w:val="20"/>
+              </w:rPr>
+            </w:pPr>
+            <w:r>
+              <w:rPr>
+                <w:rFonts w:ascii="Calibri" w:eastAsia="Calibri" w:hAnsi="Calibri" w:cs="Calibri"/>
+                <w:sz w:val="20"/>
+                <w:szCs w:val="20"/>
+              </w:rPr>
+              <w:t>To implement the event recommender logic</w:t>
+            </w:r>
+          </w:p>
+        </w:tc>
+      </w:tr>
+      <w:tr>
+        <w:trPr>
+          <w:trHeight w:val="405"/>
+        </w:trPr>
+        <w:tc>
+          <w:tcPr>
+            <w:tcW w:w="4680" w:type="dxa"/>
+          </w:tcPr>
+          <w:p>
+            <w:pPr>
+              <w:rPr>
+                <w:rFonts w:ascii="Calibri" w:eastAsia="Calibri" w:hAnsi="Calibri" w:cs="Calibri"/>
+                <w:sz w:val="20"/>
+                <w:szCs w:val="20"/>
+              </w:rPr>
+            </w:pPr>
+            <w:r>
+              <w:rPr>
+                <w:rFonts w:ascii="Calibri" w:eastAsia="Calibri" w:hAnsi="Calibri" w:cs="Calibri"/>
+                <w:sz w:val="20"/>
+                <w:szCs w:val="20"/>
+              </w:rPr>
+              <w:t>Prompt</w:t>
+            </w:r>
+          </w:p>
+        </w:tc>
+        <w:tc>
+          <w:tcPr>
+            <w:tcW w:w="4680" w:type="dxa"/>
+          </w:tcPr>
+          <w:p>
+            <w:pPr>
+              <w:rPr>
+                <w:rFonts w:ascii="Calibri" w:eastAsia="Calibri" w:hAnsi="Calibri" w:cs="Calibri"/>
+                <w:sz w:val="20"/>
+                <w:szCs w:val="20"/>
+              </w:rPr>
+            </w:pPr>
+            <w:r>
+              <w:rPr>
+                <w:rFonts w:ascii="Calibri" w:eastAsia="Calibri" w:hAnsi="Calibri" w:cs="Calibri"/>
+                <w:sz w:val="20"/>
+                <w:szCs w:val="20"/>
+              </w:rPr>
+              <w:t xml:space="preserve">Create a simple event recommender that filters events based on selected category and displays results </w:t>
+            </w:r>
+          </w:p>
+        </w:tc>
+      </w:tr>
+      <w:tr>
+        <w:trPr>
+          <w:trHeight w:val="405"/>
+        </w:trPr>
+        <w:tc>
+          <w:tcPr>
+            <w:tcW w:w="4680" w:type="dxa"/>
+          </w:tcPr>
+          <w:p>
+            <w:pPr>
+              <w:rPr>
+                <w:rFonts w:ascii="Calibri" w:eastAsia="Calibri" w:hAnsi="Calibri" w:cs="Calibri"/>
+                <w:sz w:val="20"/>
+                <w:szCs w:val="20"/>
+              </w:rPr>
+            </w:pPr>
+            <w:r>
+              <w:rPr>
+                <w:rFonts w:ascii="Calibri" w:eastAsia="Calibri" w:hAnsi="Calibri" w:cs="Calibri"/>
+                <w:sz w:val="20"/>
+                <w:szCs w:val="20"/>
+              </w:rPr>
+              <w:t>Model/output summary</w:t>
+            </w:r>
+          </w:p>
+        </w:tc>
+        <w:tc>
+          <w:tcPr>
+            <w:tcW w:w="4680" w:type="dxa"/>
+          </w:tcPr>
+          <w:p>
+            <w:pPr>
+              <w:rPr>
+                <w:rFonts w:ascii="Calibri" w:eastAsia="Calibri" w:hAnsi="Calibri" w:cs="Calibri"/>
+                <w:sz w:val="20"/>
+                <w:szCs w:val="20"/>
+              </w:rPr>
+            </w:pPr>
+            <w:r>
+              <w:rPr>
+                <w:rFonts w:ascii="Calibri" w:eastAsia="Calibri" w:hAnsi="Calibri" w:cs="Calibri"/>
+                <w:sz w:val="20"/>
+                <w:szCs w:val="20"/>
+              </w:rPr>
+              <w:t>It filtered events based on category and displayed matching results</w:t>
+            </w:r>
+          </w:p>
+        </w:tc>
+      </w:tr>
+      <w:tr>
+        <w:trPr>
+          <w:trHeight w:val="390"/>
+        </w:trPr>
+        <w:tc>
+          <w:tcPr>
+            <w:tcW w:w="4680" w:type="dxa"/>
+          </w:tcPr>
+          <w:p>
+            <w:pPr>
+              <w:rPr>
+                <w:rFonts w:ascii="Calibri" w:eastAsia="Calibri" w:hAnsi="Calibri" w:cs="Calibri"/>
+                <w:sz w:val="20"/>
+                <w:szCs w:val="20"/>
+              </w:rPr>
+            </w:pPr>
+            <w:r>
+              <w:rPr>
+                <w:rFonts w:ascii="Calibri" w:eastAsia="Calibri" w:hAnsi="Calibri" w:cs="Calibri"/>
+                <w:sz w:val="20"/>
+                <w:szCs w:val="20"/>
+              </w:rPr>
+              <w:t>What you changed next</w:t>
+            </w:r>
+          </w:p>
+        </w:tc>
+        <w:tc>
+          <w:tcPr>
+            <w:tcW w:w="4680" w:type="dxa"/>
+          </w:tcPr>
+          <w:p>
+            <w:pPr>
+              <w:rPr>
+                <w:rFonts w:ascii="Calibri" w:eastAsia="Calibri" w:hAnsi="Calibri" w:cs="Calibri"/>
+                <w:sz w:val="20"/>
+                <w:szCs w:val="20"/>
+              </w:rPr>
+            </w:pPr>
+            <w:r>
+              <w:rPr>
+                <w:rFonts w:ascii="Calibri" w:eastAsia="Calibri" w:hAnsi="Calibri" w:cs="Calibri"/>
+                <w:sz w:val="20"/>
+                <w:szCs w:val="20"/>
+              </w:rPr>
+              <w:t xml:space="preserve">I improved it by making the UI match my events page and </w:t>
+            </w:r>
+            <w:proofErr w:type="gramStart"/>
+            <w:r>
+              <w:rPr>
+                <w:rFonts w:ascii="Calibri" w:eastAsia="Calibri" w:hAnsi="Calibri" w:cs="Calibri"/>
+                <w:sz w:val="20"/>
+                <w:szCs w:val="20"/>
+              </w:rPr>
+              <w:t>added</w:t>
+            </w:r>
+            <w:proofErr w:type="gramEnd"/>
+            <w:r>
+              <w:rPr>
+                <w:rFonts w:ascii="Calibri" w:eastAsia="Calibri" w:hAnsi="Calibri" w:cs="Calibri"/>
+                <w:sz w:val="20"/>
+                <w:szCs w:val="20"/>
+              </w:rPr>
+              <w:t xml:space="preserve"> a register button with popup feedback</w:t>
+            </w:r>
+          </w:p>
+        </w:tc>
+      </w:tr>
+    </w:tbl>
+    <w:p/>
+    <w:tbl>
+      <w:tblPr>
+        <w:tblStyle w:val="TableGrid"/>
+        <w:tblW w:w="0" w:type="auto"/>
+        <w:tblLook w:val="06A0" w:firstRow="1" w:lastRow="0" w:firstColumn="1" w:lastColumn="0" w:noHBand="1" w:noVBand="1"/>
+      </w:tblPr>
+      <w:tblGrid>
+        <w:gridCol w:w="4519"/>
+        <w:gridCol w:w="4497"/>
+      </w:tblGrid>
+      <w:tr>
+        <w:trPr>
+          <w:trHeight w:val="435"/>
+        </w:trPr>
+        <w:tc>
+          <w:tcPr>
+            <w:tcW w:w="4519" w:type="dxa"/>
+          </w:tcPr>
+          <w:p>
+            <w:pPr>
+              <w:rPr>
+                <w:rFonts w:ascii="Calibri" w:eastAsia="Calibri" w:hAnsi="Calibri" w:cs="Calibri"/>
+                <w:sz w:val="20"/>
+                <w:szCs w:val="20"/>
+              </w:rPr>
+            </w:pPr>
+            <w:r>
+              <w:rPr>
+                <w:rFonts w:ascii="Calibri" w:eastAsia="Calibri" w:hAnsi="Calibri" w:cs="Calibri"/>
+                <w:sz w:val="20"/>
+                <w:szCs w:val="20"/>
+              </w:rPr>
+              <w:t>Date/Time</w:t>
+            </w:r>
+          </w:p>
+        </w:tc>
+        <w:tc>
+          <w:tcPr>
+            <w:tcW w:w="4497" w:type="dxa"/>
+          </w:tcPr>
+          <w:p>
+            <w:pPr>
+              <w:rPr>
+                <w:rFonts w:ascii="Calibri" w:eastAsia="Calibri" w:hAnsi="Calibri" w:cs="Calibri"/>
+                <w:sz w:val="20"/>
+                <w:szCs w:val="20"/>
+              </w:rPr>
+            </w:pPr>
+            <w:r>
+              <w:rPr>
+                <w:rFonts w:ascii="Calibri" w:eastAsia="Calibri" w:hAnsi="Calibri" w:cs="Calibri"/>
+                <w:sz w:val="20"/>
+                <w:szCs w:val="20"/>
+              </w:rPr>
+              <w:t>2</w:t>
+            </w:r>
+            <w:r>
+              <w:rPr>
+                <w:rFonts w:ascii="Calibri" w:eastAsia="Calibri" w:hAnsi="Calibri" w:cs="Calibri"/>
+                <w:sz w:val="20"/>
+                <w:szCs w:val="20"/>
+              </w:rPr>
+              <w:t>6</w:t>
+            </w:r>
+            <w:r>
+              <w:rPr>
+                <w:rFonts w:ascii="Calibri" w:eastAsia="Calibri" w:hAnsi="Calibri" w:cs="Calibri"/>
+                <w:sz w:val="20"/>
+                <w:szCs w:val="20"/>
+              </w:rPr>
+              <w:t>/04/26 1</w:t>
+            </w:r>
+            <w:r>
+              <w:rPr>
+                <w:rFonts w:ascii="Calibri" w:eastAsia="Calibri" w:hAnsi="Calibri" w:cs="Calibri"/>
+                <w:sz w:val="20"/>
+                <w:szCs w:val="20"/>
+              </w:rPr>
+              <w:t>2</w:t>
+            </w:r>
+            <w:r>
+              <w:rPr>
+                <w:rFonts w:ascii="Calibri" w:eastAsia="Calibri" w:hAnsi="Calibri" w:cs="Calibri"/>
+                <w:sz w:val="20"/>
+                <w:szCs w:val="20"/>
+              </w:rPr>
+              <w:t>:</w:t>
+            </w:r>
+            <w:r>
+              <w:rPr>
+                <w:rFonts w:ascii="Calibri" w:eastAsia="Calibri" w:hAnsi="Calibri" w:cs="Calibri"/>
+                <w:sz w:val="20"/>
+                <w:szCs w:val="20"/>
+              </w:rPr>
+              <w:t>18</w:t>
+            </w:r>
+            <w:r>
+              <w:rPr>
+                <w:rFonts w:ascii="Calibri" w:eastAsia="Calibri" w:hAnsi="Calibri" w:cs="Calibri"/>
+                <w:sz w:val="20"/>
+                <w:szCs w:val="20"/>
+              </w:rPr>
+              <w:t>a</w:t>
+            </w:r>
+            <w:r>
+              <w:rPr>
+                <w:rFonts w:ascii="Calibri" w:eastAsia="Calibri" w:hAnsi="Calibri" w:cs="Calibri"/>
+                <w:sz w:val="20"/>
+                <w:szCs w:val="20"/>
+              </w:rPr>
+              <w:t>m</w:t>
+            </w:r>
+          </w:p>
+        </w:tc>
+      </w:tr>
+      <w:tr>
+        <w:trPr>
+          <w:trHeight w:val="390"/>
+        </w:trPr>
+        <w:tc>
+          <w:tcPr>
+            <w:tcW w:w="4519" w:type="dxa"/>
+          </w:tcPr>
+          <w:p>
+            <w:pPr>
+              <w:rPr>
+                <w:rFonts w:ascii="Calibri" w:eastAsia="Calibri" w:hAnsi="Calibri" w:cs="Calibri"/>
+                <w:sz w:val="20"/>
+                <w:szCs w:val="20"/>
+              </w:rPr>
+            </w:pPr>
+            <w:r>
+              <w:rPr>
+                <w:rFonts w:ascii="Calibri" w:eastAsia="Calibri" w:hAnsi="Calibri" w:cs="Calibri"/>
+                <w:sz w:val="20"/>
+                <w:szCs w:val="20"/>
+              </w:rPr>
+              <w:t>Tool used</w:t>
+            </w:r>
+          </w:p>
+        </w:tc>
+        <w:tc>
+          <w:tcPr>
+            <w:tcW w:w="4497" w:type="dxa"/>
+          </w:tcPr>
+          <w:p>
+            <w:pPr>
+              <w:rPr>
+                <w:rFonts w:ascii="Calibri" w:eastAsia="Calibri" w:hAnsi="Calibri" w:cs="Calibri"/>
+                <w:sz w:val="20"/>
+                <w:szCs w:val="20"/>
+              </w:rPr>
+            </w:pPr>
+            <w:r>
+              <w:rPr>
+                <w:rFonts w:ascii="Calibri" w:eastAsia="Calibri" w:hAnsi="Calibri" w:cs="Calibri"/>
+                <w:sz w:val="20"/>
+                <w:szCs w:val="20"/>
+              </w:rPr>
+              <w:t>ChatGPT</w:t>
+            </w:r>
+          </w:p>
+        </w:tc>
+      </w:tr>
+      <w:tr>
+        <w:trPr>
+          <w:trHeight w:val="375"/>
+        </w:trPr>
+        <w:tc>
+          <w:tcPr>
+            <w:tcW w:w="4519" w:type="dxa"/>
+          </w:tcPr>
+          <w:p>
+            <w:pPr>
+              <w:rPr>
+                <w:rFonts w:ascii="Calibri" w:eastAsia="Calibri" w:hAnsi="Calibri" w:cs="Calibri"/>
+                <w:sz w:val="20"/>
+                <w:szCs w:val="20"/>
+              </w:rPr>
+            </w:pPr>
+            <w:r>
+              <w:rPr>
+                <w:rFonts w:ascii="Calibri" w:eastAsia="Calibri" w:hAnsi="Calibri" w:cs="Calibri"/>
+                <w:sz w:val="20"/>
+                <w:szCs w:val="20"/>
+              </w:rPr>
+              <w:t xml:space="preserve">Goal </w:t>
+            </w:r>
+          </w:p>
+        </w:tc>
+        <w:tc>
+          <w:tcPr>
+            <w:tcW w:w="4497" w:type="dxa"/>
+          </w:tcPr>
+          <w:p>
+            <w:pPr>
+              <w:rPr>
+                <w:rFonts w:ascii="Calibri" w:eastAsia="Calibri" w:hAnsi="Calibri" w:cs="Calibri"/>
+                <w:sz w:val="20"/>
+                <w:szCs w:val="20"/>
+              </w:rPr>
+            </w:pPr>
+            <w:r>
+              <w:rPr>
+                <w:rFonts w:ascii="Calibri" w:eastAsia="Calibri" w:hAnsi="Calibri" w:cs="Calibri"/>
+                <w:sz w:val="20"/>
+                <w:szCs w:val="20"/>
+              </w:rPr>
+              <w:t xml:space="preserve">To improve recommender </w:t>
+            </w:r>
+            <w:r>
+              <w:rPr>
+                <w:rFonts w:ascii="Calibri" w:eastAsia="Calibri" w:hAnsi="Calibri" w:cs="Calibri"/>
+                <w:sz w:val="20"/>
+                <w:szCs w:val="20"/>
+              </w:rPr>
+              <w:t>beyond simple filtering</w:t>
+            </w:r>
+          </w:p>
+        </w:tc>
+      </w:tr>
+      <w:tr>
+        <w:trPr>
+          <w:trHeight w:val="405"/>
+        </w:trPr>
+        <w:tc>
+          <w:tcPr>
+            <w:tcW w:w="4519" w:type="dxa"/>
+          </w:tcPr>
+          <w:p>
+            <w:pPr>
+              <w:rPr>
+                <w:rFonts w:ascii="Calibri" w:eastAsia="Calibri" w:hAnsi="Calibri" w:cs="Calibri"/>
+                <w:sz w:val="20"/>
+                <w:szCs w:val="20"/>
+              </w:rPr>
+            </w:pPr>
+            <w:r>
+              <w:rPr>
+                <w:rFonts w:ascii="Calibri" w:eastAsia="Calibri" w:hAnsi="Calibri" w:cs="Calibri"/>
+                <w:sz w:val="20"/>
+                <w:szCs w:val="20"/>
+              </w:rPr>
+              <w:t>Prompt</w:t>
+            </w:r>
+          </w:p>
+        </w:tc>
+        <w:tc>
+          <w:tcPr>
+            <w:tcW w:w="4497" w:type="dxa"/>
+          </w:tcPr>
+          <w:p>
+            <w:pPr>
+              <w:rPr>
+                <w:rFonts w:ascii="Calibri" w:eastAsia="Calibri" w:hAnsi="Calibri" w:cs="Calibri"/>
+                <w:sz w:val="20"/>
+                <w:szCs w:val="20"/>
+              </w:rPr>
+            </w:pPr>
+            <w:r>
+              <w:rPr>
+                <w:rFonts w:ascii="Calibri" w:eastAsia="Calibri" w:hAnsi="Calibri" w:cs="Calibri"/>
+                <w:sz w:val="20"/>
+                <w:szCs w:val="20"/>
+              </w:rPr>
+              <w:t>Improve a recommender system by ranking events based on relevance and date</w:t>
+            </w:r>
+          </w:p>
+        </w:tc>
+      </w:tr>
+      <w:tr>
+        <w:trPr>
+          <w:trHeight w:val="405"/>
+        </w:trPr>
+        <w:tc>
+          <w:tcPr>
+            <w:tcW w:w="4519" w:type="dxa"/>
+          </w:tcPr>
+          <w:p>
+            <w:pPr>
+              <w:rPr>
+                <w:rFonts w:ascii="Calibri" w:eastAsia="Calibri" w:hAnsi="Calibri" w:cs="Calibri"/>
+                <w:sz w:val="20"/>
+                <w:szCs w:val="20"/>
+              </w:rPr>
+            </w:pPr>
+            <w:r>
+              <w:rPr>
+                <w:rFonts w:ascii="Calibri" w:eastAsia="Calibri" w:hAnsi="Calibri" w:cs="Calibri"/>
+                <w:sz w:val="20"/>
+                <w:szCs w:val="20"/>
+              </w:rPr>
+              <w:lastRenderedPageBreak/>
+              <w:t>Model/output summary</w:t>
+            </w:r>
+          </w:p>
+        </w:tc>
+        <w:tc>
+          <w:tcPr>
+            <w:tcW w:w="4497" w:type="dxa"/>
+          </w:tcPr>
+          <w:p>
+            <w:pPr>
+              <w:rPr>
+                <w:rFonts w:ascii="Calibri" w:eastAsia="Calibri" w:hAnsi="Calibri" w:cs="Calibri"/>
+                <w:sz w:val="20"/>
+                <w:szCs w:val="20"/>
+              </w:rPr>
+            </w:pPr>
+            <w:r>
+              <w:rPr>
+                <w:rFonts w:ascii="Calibri" w:eastAsia="Calibri" w:hAnsi="Calibri" w:cs="Calibri"/>
+                <w:sz w:val="20"/>
+                <w:szCs w:val="20"/>
+              </w:rPr>
+              <w:t xml:space="preserve">It suggested adding scoring based on category </w:t>
+            </w:r>
+            <w:r>
+              <w:rPr>
+                <w:rFonts w:ascii="Calibri" w:eastAsia="Calibri" w:hAnsi="Calibri" w:cs="Calibri"/>
+                <w:sz w:val="20"/>
+                <w:szCs w:val="20"/>
+              </w:rPr>
+              <w:t xml:space="preserve">match and event timing </w:t>
+            </w:r>
+          </w:p>
+        </w:tc>
+      </w:tr>
+      <w:tr>
+        <w:trPr>
+          <w:trHeight w:val="390"/>
+        </w:trPr>
+        <w:tc>
+          <w:tcPr>
+            <w:tcW w:w="4519" w:type="dxa"/>
+          </w:tcPr>
+          <w:p>
+            <w:pPr>
+              <w:rPr>
+                <w:rFonts w:ascii="Calibri" w:eastAsia="Calibri" w:hAnsi="Calibri" w:cs="Calibri"/>
+                <w:sz w:val="20"/>
+                <w:szCs w:val="20"/>
+              </w:rPr>
+            </w:pPr>
+            <w:r>
+              <w:rPr>
+                <w:rFonts w:ascii="Calibri" w:eastAsia="Calibri" w:hAnsi="Calibri" w:cs="Calibri"/>
+                <w:sz w:val="20"/>
+                <w:szCs w:val="20"/>
+              </w:rPr>
+              <w:t>What you changed next</w:t>
+            </w:r>
+          </w:p>
+        </w:tc>
+        <w:tc>
+          <w:tcPr>
+            <w:tcW w:w="4497" w:type="dxa"/>
+          </w:tcPr>
+          <w:p>
+            <w:pPr>
+              <w:rPr>
+                <w:rFonts w:ascii="Calibri" w:eastAsia="Calibri" w:hAnsi="Calibri" w:cs="Calibri"/>
+                <w:sz w:val="20"/>
+                <w:szCs w:val="20"/>
+              </w:rPr>
+            </w:pPr>
+            <w:r>
+              <w:rPr>
+                <w:rFonts w:ascii="Calibri" w:eastAsia="Calibri" w:hAnsi="Calibri" w:cs="Calibri"/>
+                <w:sz w:val="20"/>
+                <w:szCs w:val="20"/>
+              </w:rPr>
+              <w:t xml:space="preserve">I used the idea in my report and explained it as </w:t>
+            </w:r>
+            <w:r>
+              <w:rPr>
+                <w:rFonts w:ascii="Calibri" w:eastAsia="Calibri" w:hAnsi="Calibri" w:cs="Calibri"/>
+                <w:sz w:val="20"/>
+                <w:szCs w:val="20"/>
+              </w:rPr>
+              <w:t xml:space="preserve">a scoring system to make it more advanced than basic filtering </w:t>
+            </w:r>
+          </w:p>
+        </w:tc>
+      </w:tr>
+    </w:tbl>
+    <w:p/>
+    <w:tbl>
+      <w:tblPr>
+        <w:tblStyle w:val="TableGrid"/>
+        <w:tblW w:w="0" w:type="auto"/>
+        <w:tblLook w:val="06A0" w:firstRow="1" w:lastRow="0" w:firstColumn="1" w:lastColumn="0" w:noHBand="1" w:noVBand="1"/>
+      </w:tblPr>
+      <w:tblGrid>
+        <w:gridCol w:w="4516"/>
+        <w:gridCol w:w="4500"/>
+      </w:tblGrid>
+      <w:tr>
+        <w:trPr>
+          <w:trHeight w:val="435"/>
+        </w:trPr>
+        <w:tc>
+          <w:tcPr>
+            <w:tcW w:w="4680" w:type="dxa"/>
+          </w:tcPr>
+          <w:p>
+            <w:pPr>
+              <w:rPr>
+                <w:rFonts w:ascii="Calibri" w:eastAsia="Calibri" w:hAnsi="Calibri" w:cs="Calibri"/>
+                <w:sz w:val="20"/>
+                <w:szCs w:val="20"/>
+              </w:rPr>
+            </w:pPr>
+            <w:r>
+              <w:rPr>
+                <w:rFonts w:ascii="Calibri" w:eastAsia="Calibri" w:hAnsi="Calibri" w:cs="Calibri"/>
+                <w:sz w:val="20"/>
+                <w:szCs w:val="20"/>
+              </w:rPr>
+              <w:t>Date/Time</w:t>
+            </w:r>
+          </w:p>
+        </w:tc>
+        <w:tc>
+          <w:tcPr>
+            <w:tcW w:w="4680" w:type="dxa"/>
+          </w:tcPr>
+          <w:p>
+            <w:pPr>
+              <w:rPr>
+                <w:rFonts w:ascii="Calibri" w:eastAsia="Calibri" w:hAnsi="Calibri" w:cs="Calibri"/>
+                <w:sz w:val="20"/>
+                <w:szCs w:val="20"/>
+              </w:rPr>
+            </w:pPr>
+            <w:r>
+              <w:rPr>
+                <w:rFonts w:ascii="Calibri" w:eastAsia="Calibri" w:hAnsi="Calibri" w:cs="Calibri"/>
+                <w:sz w:val="20"/>
+                <w:szCs w:val="20"/>
+              </w:rPr>
+              <w:t xml:space="preserve">26/04/26 </w:t>
+            </w:r>
+            <w:r>
+              <w:rPr>
+                <w:rFonts w:ascii="Calibri" w:eastAsia="Calibri" w:hAnsi="Calibri" w:cs="Calibri"/>
+                <w:sz w:val="20"/>
+                <w:szCs w:val="20"/>
+              </w:rPr>
+              <w:t>6:23</w:t>
+            </w:r>
+            <w:r>
+              <w:rPr>
+                <w:rFonts w:ascii="Calibri" w:eastAsia="Calibri" w:hAnsi="Calibri" w:cs="Calibri"/>
+                <w:sz w:val="20"/>
+                <w:szCs w:val="20"/>
+              </w:rPr>
+              <w:t>am</w:t>
+            </w:r>
+          </w:p>
+        </w:tc>
+      </w:tr>
+      <w:tr>
+        <w:trPr>
+          <w:trHeight w:val="390"/>
+        </w:trPr>
+        <w:tc>
+          <w:tcPr>
+            <w:tcW w:w="4680" w:type="dxa"/>
+          </w:tcPr>
+          <w:p>
+            <w:pPr>
+              <w:rPr>
+                <w:rFonts w:ascii="Calibri" w:eastAsia="Calibri" w:hAnsi="Calibri" w:cs="Calibri"/>
+                <w:sz w:val="20"/>
+                <w:szCs w:val="20"/>
+              </w:rPr>
+            </w:pPr>
+            <w:r>
+              <w:rPr>
+                <w:rFonts w:ascii="Calibri" w:eastAsia="Calibri" w:hAnsi="Calibri" w:cs="Calibri"/>
+                <w:sz w:val="20"/>
+                <w:szCs w:val="20"/>
+              </w:rPr>
+              <w:t>Tool used</w:t>
+            </w:r>
+          </w:p>
+        </w:tc>
+        <w:tc>
+          <w:tcPr>
+            <w:tcW w:w="4680" w:type="dxa"/>
+          </w:tcPr>
+          <w:p>
+            <w:pPr>
+              <w:rPr>
+                <w:rFonts w:ascii="Calibri" w:eastAsia="Calibri" w:hAnsi="Calibri" w:cs="Calibri"/>
+                <w:sz w:val="20"/>
+                <w:szCs w:val="20"/>
+              </w:rPr>
+            </w:pPr>
+            <w:r>
+              <w:rPr>
+                <w:rFonts w:ascii="Calibri" w:eastAsia="Calibri" w:hAnsi="Calibri" w:cs="Calibri"/>
+                <w:sz w:val="20"/>
+                <w:szCs w:val="20"/>
+              </w:rPr>
+              <w:t>ChatGPT</w:t>
+            </w:r>
+          </w:p>
+        </w:tc>
+      </w:tr>
+      <w:tr>
+        <w:trPr>
+          <w:trHeight w:val="375"/>
+        </w:trPr>
+        <w:tc>
+          <w:tcPr>
+            <w:tcW w:w="4680" w:type="dxa"/>
+          </w:tcPr>
+          <w:p>
+            <w:pPr>
+              <w:rPr>
+                <w:rFonts w:ascii="Calibri" w:eastAsia="Calibri" w:hAnsi="Calibri" w:cs="Calibri"/>
+                <w:sz w:val="20"/>
+                <w:szCs w:val="20"/>
+              </w:rPr>
+            </w:pPr>
+            <w:r>
+              <w:rPr>
+                <w:rFonts w:ascii="Calibri" w:eastAsia="Calibri" w:hAnsi="Calibri" w:cs="Calibri"/>
+                <w:sz w:val="20"/>
+                <w:szCs w:val="20"/>
+              </w:rPr>
+              <w:t xml:space="preserve">Goal </w:t>
+            </w:r>
+          </w:p>
+        </w:tc>
+        <w:tc>
+          <w:tcPr>
+            <w:tcW w:w="4680" w:type="dxa"/>
+          </w:tcPr>
+          <w:p>
+            <w:pPr>
+              <w:rPr>
+                <w:rFonts w:ascii="Calibri" w:eastAsia="Calibri" w:hAnsi="Calibri" w:cs="Calibri"/>
+                <w:sz w:val="20"/>
+                <w:szCs w:val="20"/>
+              </w:rPr>
+            </w:pPr>
+            <w:r>
+              <w:rPr>
+                <w:rFonts w:ascii="Calibri" w:eastAsia="Calibri" w:hAnsi="Calibri" w:cs="Calibri"/>
+                <w:sz w:val="20"/>
+                <w:szCs w:val="20"/>
+              </w:rPr>
+              <w:t xml:space="preserve">To fix layout alignment issues </w:t>
+            </w:r>
+          </w:p>
+        </w:tc>
+      </w:tr>
+      <w:tr>
+        <w:trPr>
+          <w:trHeight w:val="405"/>
+        </w:trPr>
+        <w:tc>
+          <w:tcPr>
+            <w:tcW w:w="4680" w:type="dxa"/>
+          </w:tcPr>
+          <w:p>
+            <w:pPr>
+              <w:rPr>
+                <w:rFonts w:ascii="Calibri" w:eastAsia="Calibri" w:hAnsi="Calibri" w:cs="Calibri"/>
+                <w:sz w:val="20"/>
+                <w:szCs w:val="20"/>
+              </w:rPr>
+            </w:pPr>
+            <w:r>
+              <w:rPr>
+                <w:rFonts w:ascii="Calibri" w:eastAsia="Calibri" w:hAnsi="Calibri" w:cs="Calibri"/>
+                <w:sz w:val="20"/>
+                <w:szCs w:val="20"/>
+              </w:rPr>
+              <w:t>Prompt</w:t>
+            </w:r>
+          </w:p>
+        </w:tc>
+        <w:tc>
+          <w:tcPr>
+            <w:tcW w:w="4680" w:type="dxa"/>
+          </w:tcPr>
+          <w:p>
+            <w:pPr>
+              <w:rPr>
+                <w:rFonts w:ascii="Calibri" w:eastAsia="Calibri" w:hAnsi="Calibri" w:cs="Calibri"/>
+                <w:sz w:val="20"/>
+                <w:szCs w:val="20"/>
+              </w:rPr>
+            </w:pPr>
+            <w:r>
+              <w:rPr>
+                <w:rFonts w:ascii="Calibri" w:eastAsia="Calibri" w:hAnsi="Calibri" w:cs="Calibri"/>
+                <w:sz w:val="20"/>
+                <w:szCs w:val="20"/>
+              </w:rPr>
+              <w:t>Fix a page layout that is not centered properly using CSS</w:t>
+            </w:r>
+          </w:p>
+        </w:tc>
+      </w:tr>
+      <w:tr>
+        <w:trPr>
+          <w:trHeight w:val="405"/>
+        </w:trPr>
+        <w:tc>
+          <w:tcPr>
+            <w:tcW w:w="4680" w:type="dxa"/>
+          </w:tcPr>
+          <w:p>
+            <w:pPr>
+              <w:rPr>
+                <w:rFonts w:ascii="Calibri" w:eastAsia="Calibri" w:hAnsi="Calibri" w:cs="Calibri"/>
+                <w:sz w:val="20"/>
+                <w:szCs w:val="20"/>
+              </w:rPr>
+            </w:pPr>
+            <w:r>
+              <w:rPr>
+                <w:rFonts w:ascii="Calibri" w:eastAsia="Calibri" w:hAnsi="Calibri" w:cs="Calibri"/>
+                <w:sz w:val="20"/>
+                <w:szCs w:val="20"/>
+              </w:rPr>
+              <w:t>Model/output summary</w:t>
+            </w:r>
+          </w:p>
+        </w:tc>
+        <w:tc>
+          <w:tcPr>
+            <w:tcW w:w="4680" w:type="dxa"/>
+          </w:tcPr>
+          <w:p>
+            <w:pPr>
+              <w:rPr>
+                <w:rFonts w:ascii="Calibri" w:eastAsia="Calibri" w:hAnsi="Calibri" w:cs="Calibri"/>
+                <w:sz w:val="20"/>
+                <w:szCs w:val="20"/>
+              </w:rPr>
+            </w:pPr>
+            <w:r>
+              <w:rPr>
+                <w:rFonts w:ascii="Calibri" w:eastAsia="Calibri" w:hAnsi="Calibri" w:cs="Calibri"/>
+                <w:sz w:val="20"/>
+                <w:szCs w:val="20"/>
+              </w:rPr>
+              <w:t xml:space="preserve">It suggested using max-width and margin auto for centering </w:t>
+            </w:r>
+          </w:p>
+        </w:tc>
+      </w:tr>
+      <w:tr>
+        <w:trPr>
+          <w:trHeight w:val="390"/>
+        </w:trPr>
+        <w:tc>
+          <w:tcPr>
+            <w:tcW w:w="4680" w:type="dxa"/>
+          </w:tcPr>
+          <w:p>
+            <w:pPr>
+              <w:rPr>
+                <w:rFonts w:ascii="Calibri" w:eastAsia="Calibri" w:hAnsi="Calibri" w:cs="Calibri"/>
+                <w:sz w:val="20"/>
+                <w:szCs w:val="20"/>
+              </w:rPr>
+            </w:pPr>
+            <w:r>
+              <w:rPr>
+                <w:rFonts w:ascii="Calibri" w:eastAsia="Calibri" w:hAnsi="Calibri" w:cs="Calibri"/>
+                <w:sz w:val="20"/>
+                <w:szCs w:val="20"/>
+              </w:rPr>
+              <w:t>What you changed next</w:t>
+            </w:r>
+          </w:p>
+        </w:tc>
+        <w:tc>
+          <w:tcPr>
+            <w:tcW w:w="4680" w:type="dxa"/>
+          </w:tcPr>
+          <w:p>
+            <w:pPr>
+              <w:rPr>
+                <w:rFonts w:ascii="Calibri" w:eastAsia="Calibri" w:hAnsi="Calibri" w:cs="Calibri"/>
+                <w:sz w:val="20"/>
+                <w:szCs w:val="20"/>
+              </w:rPr>
+            </w:pPr>
+            <w:r>
+              <w:rPr>
+                <w:rFonts w:ascii="Calibri" w:eastAsia="Calibri" w:hAnsi="Calibri" w:cs="Calibri"/>
+                <w:sz w:val="20"/>
+                <w:szCs w:val="20"/>
+              </w:rPr>
+              <w:t xml:space="preserve">I applied it to my canteen page and adjusted </w:t>
+            </w:r>
+            <w:proofErr w:type="gramStart"/>
+            <w:r>
+              <w:rPr>
+                <w:rFonts w:ascii="Calibri" w:eastAsia="Calibri" w:hAnsi="Calibri" w:cs="Calibri"/>
+                <w:sz w:val="20"/>
+                <w:szCs w:val="20"/>
+              </w:rPr>
+              <w:t>spacing</w:t>
+            </w:r>
+            <w:proofErr w:type="gramEnd"/>
+            <w:r>
+              <w:rPr>
+                <w:rFonts w:ascii="Calibri" w:eastAsia="Calibri" w:hAnsi="Calibri" w:cs="Calibri"/>
+                <w:sz w:val="20"/>
+                <w:szCs w:val="20"/>
+              </w:rPr>
+              <w:t xml:space="preserve"> so it matched the other pages </w:t>
+            </w:r>
+          </w:p>
+        </w:tc>
+      </w:tr>
+    </w:tbl>
+    <w:p/>
+    <w:tbl>
+      <w:tblPr>
+        <w:tblStyle w:val="TableGrid"/>
+        <w:tblW w:w="0" w:type="auto"/>
+        <w:tblLook w:val="06A0" w:firstRow="1" w:lastRow="0" w:firstColumn="1" w:lastColumn="0" w:noHBand="1" w:noVBand="1"/>
+      </w:tblPr>
+      <w:tblGrid>
+        <w:gridCol w:w="4519"/>
+        <w:gridCol w:w="4497"/>
+      </w:tblGrid>
+      <w:tr>
+        <w:trPr>
+          <w:trHeight w:val="435"/>
+        </w:trPr>
+        <w:tc>
+          <w:tcPr>
+            <w:tcW w:w="4519" w:type="dxa"/>
+          </w:tcPr>
+          <w:p>
+            <w:pPr>
+              <w:rPr>
+                <w:rFonts w:ascii="Calibri" w:eastAsia="Calibri" w:hAnsi="Calibri" w:cs="Calibri"/>
+                <w:sz w:val="20"/>
+                <w:szCs w:val="20"/>
+              </w:rPr>
+            </w:pPr>
+            <w:r>
+              <w:rPr>
+                <w:rFonts w:ascii="Calibri" w:eastAsia="Calibri" w:hAnsi="Calibri" w:cs="Calibri"/>
+                <w:sz w:val="20"/>
+                <w:szCs w:val="20"/>
+              </w:rPr>
+              <w:t>Date/Time</w:t>
+            </w:r>
+          </w:p>
+        </w:tc>
+        <w:tc>
+          <w:tcPr>
+            <w:tcW w:w="4497" w:type="dxa"/>
+          </w:tcPr>
+          <w:p>
+            <w:pPr>
+              <w:rPr>
+                <w:rFonts w:ascii="Calibri" w:eastAsia="Calibri" w:hAnsi="Calibri" w:cs="Calibri"/>
+                <w:sz w:val="20"/>
+                <w:szCs w:val="20"/>
+              </w:rPr>
+            </w:pPr>
+            <w:r>
+              <w:rPr>
+                <w:rFonts w:ascii="Calibri" w:eastAsia="Calibri" w:hAnsi="Calibri" w:cs="Calibri"/>
+                <w:sz w:val="20"/>
+                <w:szCs w:val="20"/>
+              </w:rPr>
+              <w:t xml:space="preserve">26/04/26 </w:t>
+            </w:r>
+            <w:r>
+              <w:rPr>
+                <w:rFonts w:ascii="Calibri" w:eastAsia="Calibri" w:hAnsi="Calibri" w:cs="Calibri"/>
+                <w:sz w:val="20"/>
+                <w:szCs w:val="20"/>
+              </w:rPr>
+              <w:t>6:03p</w:t>
+            </w:r>
+            <w:r>
+              <w:rPr>
+                <w:rFonts w:ascii="Calibri" w:eastAsia="Calibri" w:hAnsi="Calibri" w:cs="Calibri"/>
+                <w:sz w:val="20"/>
+                <w:szCs w:val="20"/>
+              </w:rPr>
+              <w:t>m</w:t>
+            </w:r>
+          </w:p>
+        </w:tc>
+      </w:tr>
+      <w:tr>
+        <w:trPr>
+          <w:trHeight w:val="390"/>
+        </w:trPr>
+        <w:tc>
+          <w:tcPr>
+            <w:tcW w:w="4519" w:type="dxa"/>
+          </w:tcPr>
+          <w:p>
+            <w:pPr>
+              <w:rPr>
+                <w:rFonts w:ascii="Calibri" w:eastAsia="Calibri" w:hAnsi="Calibri" w:cs="Calibri"/>
+                <w:sz w:val="20"/>
+                <w:szCs w:val="20"/>
+              </w:rPr>
+            </w:pPr>
+            <w:r>
+              <w:rPr>
+                <w:rFonts w:ascii="Calibri" w:eastAsia="Calibri" w:hAnsi="Calibri" w:cs="Calibri"/>
+                <w:sz w:val="20"/>
+                <w:szCs w:val="20"/>
+              </w:rPr>
+              <w:t>Tool used</w:t>
+            </w:r>
+          </w:p>
+        </w:tc>
+        <w:tc>
+          <w:tcPr>
+            <w:tcW w:w="4497" w:type="dxa"/>
+          </w:tcPr>
+          <w:p>
+            <w:pPr>
+              <w:rPr>
+                <w:rFonts w:ascii="Calibri" w:eastAsia="Calibri" w:hAnsi="Calibri" w:cs="Calibri"/>
+                <w:sz w:val="20"/>
+                <w:szCs w:val="20"/>
+              </w:rPr>
+            </w:pPr>
+            <w:r>
+              <w:rPr>
+                <w:rFonts w:ascii="Calibri" w:eastAsia="Calibri" w:hAnsi="Calibri" w:cs="Calibri"/>
+                <w:sz w:val="20"/>
+                <w:szCs w:val="20"/>
+              </w:rPr>
+              <w:t>ChatGPT</w:t>
+            </w:r>
+          </w:p>
+        </w:tc>
+      </w:tr>
+      <w:tr>
+        <w:trPr>
+          <w:trHeight w:val="375"/>
+        </w:trPr>
+        <w:tc>
+          <w:tcPr>
+            <w:tcW w:w="4519" w:type="dxa"/>
+          </w:tcPr>
+          <w:p>
+            <w:pPr>
+              <w:rPr>
+                <w:rFonts w:ascii="Calibri" w:eastAsia="Calibri" w:hAnsi="Calibri" w:cs="Calibri"/>
+                <w:sz w:val="20"/>
+                <w:szCs w:val="20"/>
+              </w:rPr>
+            </w:pPr>
+            <w:r>
+              <w:rPr>
+                <w:rFonts w:ascii="Calibri" w:eastAsia="Calibri" w:hAnsi="Calibri" w:cs="Calibri"/>
+                <w:sz w:val="20"/>
+                <w:szCs w:val="20"/>
+              </w:rPr>
+              <w:t xml:space="preserve">Goal </w:t>
+            </w:r>
+          </w:p>
+        </w:tc>
+        <w:tc>
+          <w:tcPr>
+            <w:tcW w:w="4497" w:type="dxa"/>
+          </w:tcPr>
+          <w:p>
+            <w:pPr>
+              <w:rPr>
+                <w:rFonts w:ascii="Calibri" w:eastAsia="Calibri" w:hAnsi="Calibri" w:cs="Calibri"/>
+                <w:sz w:val="20"/>
+                <w:szCs w:val="20"/>
+              </w:rPr>
+            </w:pPr>
+            <w:r>
+              <w:rPr>
+                <w:rFonts w:ascii="Calibri" w:eastAsia="Calibri" w:hAnsi="Calibri" w:cs="Calibri"/>
+                <w:sz w:val="20"/>
+                <w:szCs w:val="20"/>
+              </w:rPr>
+              <w:t xml:space="preserve">To add multi-language support to the app </w:t>
+            </w:r>
+          </w:p>
+        </w:tc>
+      </w:tr>
+      <w:tr>
+        <w:trPr>
+          <w:trHeight w:val="405"/>
+        </w:trPr>
+        <w:tc>
+          <w:tcPr>
+            <w:tcW w:w="4519" w:type="dxa"/>
+          </w:tcPr>
+          <w:p>
+            <w:pPr>
+              <w:rPr>
+                <w:rFonts w:ascii="Calibri" w:eastAsia="Calibri" w:hAnsi="Calibri" w:cs="Calibri"/>
+                <w:sz w:val="20"/>
+                <w:szCs w:val="20"/>
+              </w:rPr>
+            </w:pPr>
+            <w:r>
+              <w:rPr>
+                <w:rFonts w:ascii="Calibri" w:eastAsia="Calibri" w:hAnsi="Calibri" w:cs="Calibri"/>
+                <w:sz w:val="20"/>
+                <w:szCs w:val="20"/>
+              </w:rPr>
+              <w:t>Prompt</w:t>
+            </w:r>
+          </w:p>
+        </w:tc>
+        <w:tc>
+          <w:tcPr>
+            <w:tcW w:w="4497" w:type="dxa"/>
+          </w:tcPr>
+          <w:p>
+            <w:pPr>
+              <w:rPr>
+                <w:rFonts w:ascii="Calibri" w:eastAsia="Calibri" w:hAnsi="Calibri" w:cs="Calibri"/>
+                <w:sz w:val="20"/>
+                <w:szCs w:val="20"/>
+              </w:rPr>
+            </w:pPr>
+            <w:r>
+              <w:rPr>
+                <w:rFonts w:ascii="Calibri" w:eastAsia="Calibri" w:hAnsi="Calibri" w:cs="Calibri"/>
+                <w:sz w:val="20"/>
+                <w:szCs w:val="20"/>
+              </w:rPr>
+              <w:t xml:space="preserve">Create a simple translation system in Next.js using a translations object and a custom hook </w:t>
+            </w:r>
+          </w:p>
+        </w:tc>
+      </w:tr>
+      <w:tr>
+        <w:trPr>
+          <w:trHeight w:val="405"/>
+        </w:trPr>
+        <w:tc>
+          <w:tcPr>
+            <w:tcW w:w="4519" w:type="dxa"/>
+          </w:tcPr>
+          <w:p>
+            <w:pPr>
+              <w:rPr>
+                <w:rFonts w:ascii="Calibri" w:eastAsia="Calibri" w:hAnsi="Calibri" w:cs="Calibri"/>
+                <w:sz w:val="20"/>
+                <w:szCs w:val="20"/>
+              </w:rPr>
+            </w:pPr>
+            <w:r>
+              <w:rPr>
+                <w:rFonts w:ascii="Calibri" w:eastAsia="Calibri" w:hAnsi="Calibri" w:cs="Calibri"/>
+                <w:sz w:val="20"/>
+                <w:szCs w:val="20"/>
+              </w:rPr>
+              <w:t>Model/output summary</w:t>
+            </w:r>
+          </w:p>
+        </w:tc>
+        <w:tc>
+          <w:tcPr>
+            <w:tcW w:w="4497" w:type="dxa"/>
+          </w:tcPr>
+          <w:p>
+            <w:pPr>
+              <w:rPr>
+                <w:rFonts w:ascii="Calibri" w:eastAsia="Calibri" w:hAnsi="Calibri" w:cs="Calibri"/>
+                <w:sz w:val="20"/>
+                <w:szCs w:val="20"/>
+              </w:rPr>
+            </w:pPr>
+            <w:r>
+              <w:rPr>
+                <w:rFonts w:ascii="Calibri" w:eastAsia="Calibri" w:hAnsi="Calibri" w:cs="Calibri"/>
+                <w:sz w:val="20"/>
+                <w:szCs w:val="20"/>
+              </w:rPr>
+              <w:t xml:space="preserve">It showed how to store translations in an object and switch language </w:t>
+            </w:r>
+            <w:r>
+              <w:rPr>
+                <w:rFonts w:ascii="Calibri" w:eastAsia="Calibri" w:hAnsi="Calibri" w:cs="Calibri"/>
+                <w:sz w:val="20"/>
+                <w:szCs w:val="20"/>
+              </w:rPr>
+              <w:t xml:space="preserve">using a hook </w:t>
+            </w:r>
+          </w:p>
+        </w:tc>
+      </w:tr>
+      <w:tr>
+        <w:trPr>
+          <w:trHeight w:val="390"/>
+        </w:trPr>
+        <w:tc>
+          <w:tcPr>
+            <w:tcW w:w="4519" w:type="dxa"/>
+          </w:tcPr>
+          <w:p>
+            <w:pPr>
+              <w:rPr>
+                <w:rFonts w:ascii="Calibri" w:eastAsia="Calibri" w:hAnsi="Calibri" w:cs="Calibri"/>
+                <w:sz w:val="20"/>
+                <w:szCs w:val="20"/>
+              </w:rPr>
+            </w:pPr>
+            <w:r>
+              <w:rPr>
+                <w:rFonts w:ascii="Calibri" w:eastAsia="Calibri" w:hAnsi="Calibri" w:cs="Calibri"/>
+                <w:sz w:val="20"/>
+                <w:szCs w:val="20"/>
+              </w:rPr>
+              <w:t>What you changed next</w:t>
+            </w:r>
+          </w:p>
+        </w:tc>
+        <w:tc>
+          <w:tcPr>
+            <w:tcW w:w="4497" w:type="dxa"/>
+          </w:tcPr>
+          <w:p>
+            <w:pPr>
+              <w:rPr>
+                <w:rFonts w:ascii="Calibri" w:eastAsia="Calibri" w:hAnsi="Calibri" w:cs="Calibri"/>
+                <w:sz w:val="20"/>
+                <w:szCs w:val="20"/>
+              </w:rPr>
+            </w:pPr>
+            <w:r>
+              <w:rPr>
+                <w:rFonts w:ascii="Calibri" w:eastAsia="Calibri" w:hAnsi="Calibri" w:cs="Calibri"/>
+                <w:sz w:val="20"/>
+                <w:szCs w:val="20"/>
+              </w:rPr>
+              <w:t xml:space="preserve">I adapted it to my app and connected it with settings so users can change language </w:t>
+            </w:r>
+          </w:p>
+        </w:tc>
+      </w:tr>
+    </w:tbl>
+    <w:p/>
+    <w:tbl>
+      <w:tblPr>
+        <w:tblStyle w:val="TableGrid"/>
+        <w:tblW w:w="0" w:type="auto"/>
+        <w:tblLook w:val="06A0" w:firstRow="1" w:lastRow="0" w:firstColumn="1" w:lastColumn="0" w:noHBand="1" w:noVBand="1"/>
+      </w:tblPr>
+      <w:tblGrid>
+        <w:gridCol w:w="4519"/>
+        <w:gridCol w:w="4497"/>
+      </w:tblGrid>
+      <w:tr>
+        <w:trPr>
+          <w:trHeight w:val="435"/>
+        </w:trPr>
+        <w:tc>
+          <w:tcPr>
+            <w:tcW w:w="4519" w:type="dxa"/>
+          </w:tcPr>
+          <w:p>
+            <w:pPr>
+              <w:rPr>
+                <w:rFonts w:ascii="Calibri" w:eastAsia="Calibri" w:hAnsi="Calibri" w:cs="Calibri"/>
+                <w:sz w:val="20"/>
+                <w:szCs w:val="20"/>
+              </w:rPr>
+            </w:pPr>
+            <w:r>
+              <w:rPr>
+                <w:rFonts w:ascii="Calibri" w:eastAsia="Calibri" w:hAnsi="Calibri" w:cs="Calibri"/>
+                <w:sz w:val="20"/>
+                <w:szCs w:val="20"/>
+              </w:rPr>
+              <w:t>Date/Time</w:t>
+            </w:r>
+          </w:p>
+        </w:tc>
+        <w:tc>
+          <w:tcPr>
+            <w:tcW w:w="4497" w:type="dxa"/>
+          </w:tcPr>
+          <w:p>
+            <w:pPr>
+              <w:rPr>
+                <w:rFonts w:ascii="Calibri" w:eastAsia="Calibri" w:hAnsi="Calibri" w:cs="Calibri"/>
+                <w:sz w:val="20"/>
+                <w:szCs w:val="20"/>
+              </w:rPr>
+            </w:pPr>
+            <w:r>
+              <w:rPr>
+                <w:rFonts w:ascii="Calibri" w:eastAsia="Calibri" w:hAnsi="Calibri" w:cs="Calibri"/>
+                <w:sz w:val="20"/>
+                <w:szCs w:val="20"/>
+              </w:rPr>
+              <w:t xml:space="preserve">26/04/26 </w:t>
+            </w:r>
+            <w:r>
+              <w:rPr>
+                <w:rFonts w:ascii="Calibri" w:eastAsia="Calibri" w:hAnsi="Calibri" w:cs="Calibri"/>
+                <w:sz w:val="20"/>
+                <w:szCs w:val="20"/>
+              </w:rPr>
+              <w:t>7</w:t>
+            </w:r>
+            <w:r>
+              <w:rPr>
+                <w:rFonts w:ascii="Calibri" w:eastAsia="Calibri" w:hAnsi="Calibri" w:cs="Calibri"/>
+                <w:sz w:val="20"/>
+                <w:szCs w:val="20"/>
+              </w:rPr>
+              <w:t>:</w:t>
+            </w:r>
+            <w:r>
+              <w:rPr>
+                <w:rFonts w:ascii="Calibri" w:eastAsia="Calibri" w:hAnsi="Calibri" w:cs="Calibri"/>
+                <w:sz w:val="20"/>
+                <w:szCs w:val="20"/>
+              </w:rPr>
+              <w:t>34</w:t>
+            </w:r>
+            <w:r>
+              <w:rPr>
+                <w:rFonts w:ascii="Calibri" w:eastAsia="Calibri" w:hAnsi="Calibri" w:cs="Calibri"/>
+                <w:sz w:val="20"/>
+                <w:szCs w:val="20"/>
+              </w:rPr>
+              <w:t>pm</w:t>
+            </w:r>
+          </w:p>
+        </w:tc>
+      </w:tr>
+      <w:tr>
+        <w:trPr>
+          <w:trHeight w:val="390"/>
+        </w:trPr>
+        <w:tc>
+          <w:tcPr>
+            <w:tcW w:w="4519" w:type="dxa"/>
+          </w:tcPr>
+          <w:p>
+            <w:pPr>
+              <w:rPr>
+                <w:rFonts w:ascii="Calibri" w:eastAsia="Calibri" w:hAnsi="Calibri" w:cs="Calibri"/>
+                <w:sz w:val="20"/>
+                <w:szCs w:val="20"/>
+              </w:rPr>
+            </w:pPr>
+            <w:r>
+              <w:rPr>
+                <w:rFonts w:ascii="Calibri" w:eastAsia="Calibri" w:hAnsi="Calibri" w:cs="Calibri"/>
+                <w:sz w:val="20"/>
+                <w:szCs w:val="20"/>
+              </w:rPr>
+              <w:t>Tool used</w:t>
+            </w:r>
+          </w:p>
+        </w:tc>
+        <w:tc>
+          <w:tcPr>
+            <w:tcW w:w="4497" w:type="dxa"/>
+          </w:tcPr>
+          <w:p>
+            <w:pPr>
+              <w:rPr>
+                <w:rFonts w:ascii="Calibri" w:eastAsia="Calibri" w:hAnsi="Calibri" w:cs="Calibri"/>
+                <w:sz w:val="20"/>
+                <w:szCs w:val="20"/>
+              </w:rPr>
+            </w:pPr>
+            <w:r>
+              <w:rPr>
+                <w:rFonts w:ascii="Calibri" w:eastAsia="Calibri" w:hAnsi="Calibri" w:cs="Calibri"/>
+                <w:sz w:val="20"/>
+                <w:szCs w:val="20"/>
+              </w:rPr>
+              <w:t>ChatGPT</w:t>
+            </w:r>
+          </w:p>
+        </w:tc>
+      </w:tr>
+      <w:tr>
+        <w:trPr>
+          <w:trHeight w:val="375"/>
+        </w:trPr>
+        <w:tc>
+          <w:tcPr>
+            <w:tcW w:w="4519" w:type="dxa"/>
+          </w:tcPr>
+          <w:p>
+            <w:pPr>
+              <w:rPr>
+                <w:rFonts w:ascii="Calibri" w:eastAsia="Calibri" w:hAnsi="Calibri" w:cs="Calibri"/>
+                <w:sz w:val="20"/>
+                <w:szCs w:val="20"/>
+              </w:rPr>
+            </w:pPr>
+            <w:r>
+              <w:rPr>
+                <w:rFonts w:ascii="Calibri" w:eastAsia="Calibri" w:hAnsi="Calibri" w:cs="Calibri"/>
+                <w:sz w:val="20"/>
+                <w:szCs w:val="20"/>
+              </w:rPr>
+              <w:t xml:space="preserve">Goal </w:t>
+            </w:r>
+          </w:p>
+        </w:tc>
+        <w:tc>
+          <w:tcPr>
+            <w:tcW w:w="4497" w:type="dxa"/>
+          </w:tcPr>
+          <w:p>
+            <w:pPr>
+              <w:rPr>
+                <w:rFonts w:ascii="Calibri" w:eastAsia="Calibri" w:hAnsi="Calibri" w:cs="Calibri"/>
+                <w:sz w:val="20"/>
+                <w:szCs w:val="20"/>
+              </w:rPr>
+            </w:pPr>
+            <w:r>
+              <w:rPr>
+                <w:rFonts w:ascii="Calibri" w:eastAsia="Calibri" w:hAnsi="Calibri" w:cs="Calibri"/>
+                <w:sz w:val="20"/>
+                <w:szCs w:val="20"/>
+              </w:rPr>
+              <w:t xml:space="preserve">To fix language </w:t>
+            </w:r>
+            <w:proofErr w:type="gramStart"/>
+            <w:r>
+              <w:rPr>
+                <w:rFonts w:ascii="Calibri" w:eastAsia="Calibri" w:hAnsi="Calibri" w:cs="Calibri"/>
+                <w:sz w:val="20"/>
+                <w:szCs w:val="20"/>
+              </w:rPr>
+              <w:t>changing</w:t>
+            </w:r>
+            <w:proofErr w:type="gramEnd"/>
+            <w:r>
+              <w:rPr>
+                <w:rFonts w:ascii="Calibri" w:eastAsia="Calibri" w:hAnsi="Calibri" w:cs="Calibri"/>
+                <w:sz w:val="20"/>
+                <w:szCs w:val="20"/>
+              </w:rPr>
+              <w:t xml:space="preserve"> without saving </w:t>
+            </w:r>
+          </w:p>
+        </w:tc>
+      </w:tr>
+      <w:tr>
+        <w:trPr>
+          <w:trHeight w:val="405"/>
+        </w:trPr>
+        <w:tc>
+          <w:tcPr>
+            <w:tcW w:w="4519" w:type="dxa"/>
+          </w:tcPr>
+          <w:p>
+            <w:pPr>
+              <w:rPr>
+                <w:rFonts w:ascii="Calibri" w:eastAsia="Calibri" w:hAnsi="Calibri" w:cs="Calibri"/>
+                <w:sz w:val="20"/>
+                <w:szCs w:val="20"/>
+              </w:rPr>
+            </w:pPr>
+            <w:r>
+              <w:rPr>
+                <w:rFonts w:ascii="Calibri" w:eastAsia="Calibri" w:hAnsi="Calibri" w:cs="Calibri"/>
+                <w:sz w:val="20"/>
+                <w:szCs w:val="20"/>
+              </w:rPr>
+              <w:t>Prompt</w:t>
+            </w:r>
+          </w:p>
+        </w:tc>
+        <w:tc>
+          <w:tcPr>
+            <w:tcW w:w="4497" w:type="dxa"/>
+          </w:tcPr>
+          <w:p>
+            <w:pPr>
+              <w:rPr>
+                <w:rFonts w:ascii="Calibri" w:eastAsia="Calibri" w:hAnsi="Calibri" w:cs="Calibri"/>
+                <w:sz w:val="20"/>
+                <w:szCs w:val="20"/>
+              </w:rPr>
+            </w:pPr>
+            <w:r>
+              <w:rPr>
+                <w:rFonts w:ascii="Calibri" w:eastAsia="Calibri" w:hAnsi="Calibri" w:cs="Calibri"/>
+                <w:sz w:val="20"/>
+                <w:szCs w:val="20"/>
+              </w:rPr>
+              <w:t xml:space="preserve">Fix a bug where language changes apply instantly across pages instead of only after saving </w:t>
+            </w:r>
+          </w:p>
+        </w:tc>
+      </w:tr>
+      <w:tr>
+        <w:trPr>
+          <w:trHeight w:val="405"/>
+        </w:trPr>
+        <w:tc>
+          <w:tcPr>
+            <w:tcW w:w="4519" w:type="dxa"/>
+          </w:tcPr>
+          <w:p>
+            <w:pPr>
+              <w:rPr>
+                <w:rFonts w:ascii="Calibri" w:eastAsia="Calibri" w:hAnsi="Calibri" w:cs="Calibri"/>
+                <w:sz w:val="20"/>
+                <w:szCs w:val="20"/>
+              </w:rPr>
+            </w:pPr>
+            <w:r>
+              <w:rPr>
+                <w:rFonts w:ascii="Calibri" w:eastAsia="Calibri" w:hAnsi="Calibri" w:cs="Calibri"/>
+                <w:sz w:val="20"/>
+                <w:szCs w:val="20"/>
+              </w:rPr>
+              <w:t>Model/output summary</w:t>
+            </w:r>
+          </w:p>
+        </w:tc>
+        <w:tc>
+          <w:tcPr>
+            <w:tcW w:w="4497" w:type="dxa"/>
+          </w:tcPr>
+          <w:p>
+            <w:pPr>
+              <w:rPr>
+                <w:rFonts w:ascii="Calibri" w:eastAsia="Calibri" w:hAnsi="Calibri" w:cs="Calibri"/>
+                <w:sz w:val="20"/>
+                <w:szCs w:val="20"/>
+              </w:rPr>
+            </w:pPr>
+            <w:r>
+              <w:rPr>
+                <w:rFonts w:ascii="Calibri" w:eastAsia="Calibri" w:hAnsi="Calibri" w:cs="Calibri"/>
+                <w:sz w:val="20"/>
+                <w:szCs w:val="20"/>
+              </w:rPr>
+              <w:t xml:space="preserve">It suggested separating preview language </w:t>
+            </w:r>
+            <w:r>
+              <w:rPr>
+                <w:rFonts w:ascii="Calibri" w:eastAsia="Calibri" w:hAnsi="Calibri" w:cs="Calibri"/>
+                <w:sz w:val="20"/>
+                <w:szCs w:val="20"/>
+              </w:rPr>
+              <w:t xml:space="preserve">from saved language using </w:t>
+            </w:r>
+            <w:proofErr w:type="spellStart"/>
+            <w:r>
+              <w:rPr>
+                <w:rFonts w:ascii="Calibri" w:eastAsia="Calibri" w:hAnsi="Calibri" w:cs="Calibri"/>
+                <w:sz w:val="20"/>
+                <w:szCs w:val="20"/>
+              </w:rPr>
+              <w:t>localStorage</w:t>
+            </w:r>
+            <w:proofErr w:type="spellEnd"/>
+            <w:r>
+              <w:rPr>
+                <w:rFonts w:ascii="Calibri" w:eastAsia="Calibri" w:hAnsi="Calibri" w:cs="Calibri"/>
+                <w:sz w:val="20"/>
+                <w:szCs w:val="20"/>
+              </w:rPr>
+              <w:t xml:space="preserve"> </w:t>
+            </w:r>
+          </w:p>
+        </w:tc>
+      </w:tr>
+      <w:tr>
+        <w:trPr>
+          <w:trHeight w:val="390"/>
+        </w:trPr>
+        <w:tc>
+          <w:tcPr>
+            <w:tcW w:w="4519" w:type="dxa"/>
+          </w:tcPr>
+          <w:p>
+            <w:pPr>
+              <w:rPr>
+                <w:rFonts w:ascii="Calibri" w:eastAsia="Calibri" w:hAnsi="Calibri" w:cs="Calibri"/>
+                <w:sz w:val="20"/>
+                <w:szCs w:val="20"/>
+              </w:rPr>
+            </w:pPr>
+            <w:r>
+              <w:rPr>
+                <w:rFonts w:ascii="Calibri" w:eastAsia="Calibri" w:hAnsi="Calibri" w:cs="Calibri"/>
+                <w:sz w:val="20"/>
+                <w:szCs w:val="20"/>
+              </w:rPr>
+              <w:t>What you changed next</w:t>
+            </w:r>
+          </w:p>
+        </w:tc>
+        <w:tc>
+          <w:tcPr>
+            <w:tcW w:w="4497" w:type="dxa"/>
+          </w:tcPr>
+          <w:p>
+            <w:pPr>
+              <w:rPr>
+                <w:rFonts w:ascii="Calibri" w:eastAsia="Calibri" w:hAnsi="Calibri" w:cs="Calibri"/>
+                <w:sz w:val="20"/>
+                <w:szCs w:val="20"/>
+              </w:rPr>
+            </w:pPr>
+            <w:r>
+              <w:rPr>
+                <w:rFonts w:ascii="Calibri" w:eastAsia="Calibri" w:hAnsi="Calibri" w:cs="Calibri"/>
+                <w:sz w:val="20"/>
+                <w:szCs w:val="20"/>
+              </w:rPr>
+              <w:t>I updated my logic so changes only apply after clicking save and reset when navigating away</w:t>
+            </w:r>
+          </w:p>
+        </w:tc>
+      </w:tr>
+    </w:tbl>
+    <w:p/>
+    <w:tbl>
+      <w:tblPr>
+        <w:tblStyle w:val="TableGrid"/>
+        <w:tblW w:w="0" w:type="auto"/>
+        <w:tblLook w:val="06A0" w:firstRow="1" w:lastRow="0" w:firstColumn="1" w:lastColumn="0" w:noHBand="1" w:noVBand="1"/>
+      </w:tblPr>
+      <w:tblGrid>
+        <w:gridCol w:w="4519"/>
+        <w:gridCol w:w="4497"/>
+      </w:tblGrid>
+      <w:tr>
+        <w:trPr>
+          <w:trHeight w:val="435"/>
+        </w:trPr>
+        <w:tc>
+          <w:tcPr>
+            <w:tcW w:w="4519" w:type="dxa"/>
+          </w:tcPr>
+          <w:p>
+            <w:pPr>
+              <w:rPr>
+                <w:rFonts w:ascii="Calibri" w:eastAsia="Calibri" w:hAnsi="Calibri" w:cs="Calibri"/>
+                <w:sz w:val="20"/>
+                <w:szCs w:val="20"/>
+              </w:rPr>
+            </w:pPr>
+            <w:r>
+              <w:rPr>
+                <w:rFonts w:ascii="Calibri" w:eastAsia="Calibri" w:hAnsi="Calibri" w:cs="Calibri"/>
+                <w:sz w:val="20"/>
+                <w:szCs w:val="20"/>
+              </w:rPr>
+              <w:t>Date/Time</w:t>
+            </w:r>
+          </w:p>
+        </w:tc>
+        <w:tc>
+          <w:tcPr>
+            <w:tcW w:w="4497" w:type="dxa"/>
+          </w:tcPr>
+          <w:p>
+            <w:pPr>
+              <w:rPr>
+                <w:rFonts w:ascii="Calibri" w:eastAsia="Calibri" w:hAnsi="Calibri" w:cs="Calibri"/>
+                <w:sz w:val="20"/>
+                <w:szCs w:val="20"/>
+              </w:rPr>
+            </w:pPr>
+            <w:r>
+              <w:rPr>
+                <w:rFonts w:ascii="Calibri" w:eastAsia="Calibri" w:hAnsi="Calibri" w:cs="Calibri"/>
+                <w:sz w:val="20"/>
+                <w:szCs w:val="20"/>
+              </w:rPr>
+              <w:t xml:space="preserve">26/04/26 </w:t>
+            </w:r>
+            <w:r>
+              <w:rPr>
+                <w:rFonts w:ascii="Calibri" w:eastAsia="Calibri" w:hAnsi="Calibri" w:cs="Calibri"/>
+                <w:sz w:val="20"/>
+                <w:szCs w:val="20"/>
+              </w:rPr>
+              <w:t>7:54</w:t>
+            </w:r>
+            <w:r>
+              <w:rPr>
+                <w:rFonts w:ascii="Calibri" w:eastAsia="Calibri" w:hAnsi="Calibri" w:cs="Calibri"/>
+                <w:sz w:val="20"/>
+                <w:szCs w:val="20"/>
+              </w:rPr>
+              <w:t>pm</w:t>
+            </w:r>
+          </w:p>
+        </w:tc>
+      </w:tr>
+      <w:tr>
+        <w:trPr>
+          <w:trHeight w:val="390"/>
+        </w:trPr>
+        <w:tc>
+          <w:tcPr>
+            <w:tcW w:w="4519" w:type="dxa"/>
+          </w:tcPr>
+          <w:p>
+            <w:pPr>
+              <w:rPr>
+                <w:rFonts w:ascii="Calibri" w:eastAsia="Calibri" w:hAnsi="Calibri" w:cs="Calibri"/>
+                <w:sz w:val="20"/>
+                <w:szCs w:val="20"/>
+              </w:rPr>
+            </w:pPr>
+            <w:r>
+              <w:rPr>
+                <w:rFonts w:ascii="Calibri" w:eastAsia="Calibri" w:hAnsi="Calibri" w:cs="Calibri"/>
+                <w:sz w:val="20"/>
+                <w:szCs w:val="20"/>
+              </w:rPr>
+              <w:t>Tool used</w:t>
+            </w:r>
+          </w:p>
+        </w:tc>
+        <w:tc>
+          <w:tcPr>
+            <w:tcW w:w="4497" w:type="dxa"/>
+          </w:tcPr>
+          <w:p>
+            <w:pPr>
+              <w:rPr>
+                <w:rFonts w:ascii="Calibri" w:eastAsia="Calibri" w:hAnsi="Calibri" w:cs="Calibri"/>
+                <w:sz w:val="20"/>
+                <w:szCs w:val="20"/>
+              </w:rPr>
+            </w:pPr>
+            <w:r>
+              <w:rPr>
+                <w:rFonts w:ascii="Calibri" w:eastAsia="Calibri" w:hAnsi="Calibri" w:cs="Calibri"/>
+                <w:sz w:val="20"/>
+                <w:szCs w:val="20"/>
+              </w:rPr>
+              <w:t>ChatGPT</w:t>
+            </w:r>
+          </w:p>
+        </w:tc>
+      </w:tr>
+      <w:tr>
+        <w:trPr>
+          <w:trHeight w:val="375"/>
+        </w:trPr>
+        <w:tc>
+          <w:tcPr>
+            <w:tcW w:w="4519" w:type="dxa"/>
+          </w:tcPr>
+          <w:p>
+            <w:pPr>
+              <w:rPr>
+                <w:rFonts w:ascii="Calibri" w:eastAsia="Calibri" w:hAnsi="Calibri" w:cs="Calibri"/>
+                <w:sz w:val="20"/>
+                <w:szCs w:val="20"/>
+              </w:rPr>
+            </w:pPr>
+            <w:r>
+              <w:rPr>
+                <w:rFonts w:ascii="Calibri" w:eastAsia="Calibri" w:hAnsi="Calibri" w:cs="Calibri"/>
+                <w:sz w:val="20"/>
+                <w:szCs w:val="20"/>
+              </w:rPr>
+              <w:t xml:space="preserve">Goal </w:t>
+            </w:r>
+          </w:p>
+        </w:tc>
+        <w:tc>
+          <w:tcPr>
+            <w:tcW w:w="4497" w:type="dxa"/>
+          </w:tcPr>
+          <w:p>
+            <w:pPr>
+              <w:rPr>
+                <w:rFonts w:ascii="Calibri" w:eastAsia="Calibri" w:hAnsi="Calibri" w:cs="Calibri"/>
+                <w:sz w:val="20"/>
+                <w:szCs w:val="20"/>
+              </w:rPr>
+            </w:pPr>
+            <w:r>
+              <w:rPr>
+                <w:rFonts w:ascii="Calibri" w:eastAsia="Calibri" w:hAnsi="Calibri" w:cs="Calibri"/>
+                <w:sz w:val="20"/>
+                <w:szCs w:val="20"/>
+              </w:rPr>
+              <w:t>To add user feedback when registering for events</w:t>
+            </w:r>
+          </w:p>
+        </w:tc>
+      </w:tr>
+      <w:tr>
+        <w:trPr>
+          <w:trHeight w:val="405"/>
+        </w:trPr>
+        <w:tc>
+          <w:tcPr>
+            <w:tcW w:w="4519" w:type="dxa"/>
+          </w:tcPr>
+          <w:p>
+            <w:pPr>
+              <w:rPr>
+                <w:rFonts w:ascii="Calibri" w:eastAsia="Calibri" w:hAnsi="Calibri" w:cs="Calibri"/>
+                <w:sz w:val="20"/>
+                <w:szCs w:val="20"/>
+              </w:rPr>
+            </w:pPr>
+            <w:r>
+              <w:rPr>
+                <w:rFonts w:ascii="Calibri" w:eastAsia="Calibri" w:hAnsi="Calibri" w:cs="Calibri"/>
+                <w:sz w:val="20"/>
+                <w:szCs w:val="20"/>
+              </w:rPr>
+              <w:lastRenderedPageBreak/>
+              <w:t>Prompt</w:t>
+            </w:r>
+          </w:p>
+        </w:tc>
+        <w:tc>
+          <w:tcPr>
+            <w:tcW w:w="4497" w:type="dxa"/>
+          </w:tcPr>
+          <w:p>
+            <w:pPr>
+              <w:rPr>
+                <w:rFonts w:ascii="Calibri" w:eastAsia="Calibri" w:hAnsi="Calibri" w:cs="Calibri"/>
+                <w:sz w:val="20"/>
+                <w:szCs w:val="20"/>
+              </w:rPr>
+            </w:pPr>
+            <w:r>
+              <w:rPr>
+                <w:rFonts w:ascii="Calibri" w:eastAsia="Calibri" w:hAnsi="Calibri" w:cs="Calibri"/>
+                <w:sz w:val="20"/>
+                <w:szCs w:val="20"/>
+              </w:rPr>
+              <w:t xml:space="preserve">Create a popup confirmation message when </w:t>
+            </w:r>
+            <w:proofErr w:type="gramStart"/>
+            <w:r>
+              <w:rPr>
+                <w:rFonts w:ascii="Calibri" w:eastAsia="Calibri" w:hAnsi="Calibri" w:cs="Calibri"/>
+                <w:sz w:val="20"/>
+                <w:szCs w:val="20"/>
+              </w:rPr>
+              <w:t>a user clicks</w:t>
+            </w:r>
+            <w:proofErr w:type="gramEnd"/>
+            <w:r>
+              <w:rPr>
+                <w:rFonts w:ascii="Calibri" w:eastAsia="Calibri" w:hAnsi="Calibri" w:cs="Calibri"/>
+                <w:sz w:val="20"/>
+                <w:szCs w:val="20"/>
+              </w:rPr>
+              <w:t xml:space="preserve"> register on an event </w:t>
+            </w:r>
+          </w:p>
+        </w:tc>
+      </w:tr>
+      <w:tr>
+        <w:trPr>
+          <w:trHeight w:val="405"/>
+        </w:trPr>
+        <w:tc>
+          <w:tcPr>
+            <w:tcW w:w="4519" w:type="dxa"/>
+          </w:tcPr>
+          <w:p>
+            <w:pPr>
+              <w:rPr>
+                <w:rFonts w:ascii="Calibri" w:eastAsia="Calibri" w:hAnsi="Calibri" w:cs="Calibri"/>
+                <w:sz w:val="20"/>
+                <w:szCs w:val="20"/>
+              </w:rPr>
+            </w:pPr>
+            <w:r>
+              <w:rPr>
+                <w:rFonts w:ascii="Calibri" w:eastAsia="Calibri" w:hAnsi="Calibri" w:cs="Calibri"/>
+                <w:sz w:val="20"/>
+                <w:szCs w:val="20"/>
+              </w:rPr>
+              <w:t>Model/output summary</w:t>
+            </w:r>
+          </w:p>
+        </w:tc>
+        <w:tc>
+          <w:tcPr>
+            <w:tcW w:w="4497" w:type="dxa"/>
+          </w:tcPr>
+          <w:p>
+            <w:pPr>
+              <w:rPr>
+                <w:rFonts w:ascii="Calibri" w:eastAsia="Calibri" w:hAnsi="Calibri" w:cs="Calibri"/>
+                <w:sz w:val="20"/>
+                <w:szCs w:val="20"/>
+              </w:rPr>
+            </w:pPr>
+            <w:r>
+              <w:rPr>
+                <w:rFonts w:ascii="Calibri" w:eastAsia="Calibri" w:hAnsi="Calibri" w:cs="Calibri"/>
+                <w:sz w:val="20"/>
+                <w:szCs w:val="20"/>
+              </w:rPr>
+              <w:t xml:space="preserve">It generated a model popup component with a message and button </w:t>
+            </w:r>
+          </w:p>
+        </w:tc>
+      </w:tr>
+      <w:tr>
+        <w:trPr>
+          <w:trHeight w:val="390"/>
+        </w:trPr>
+        <w:tc>
+          <w:tcPr>
+            <w:tcW w:w="4519" w:type="dxa"/>
+          </w:tcPr>
+          <w:p>
+            <w:pPr>
+              <w:rPr>
+                <w:rFonts w:ascii="Calibri" w:eastAsia="Calibri" w:hAnsi="Calibri" w:cs="Calibri"/>
+                <w:sz w:val="20"/>
+                <w:szCs w:val="20"/>
+              </w:rPr>
+            </w:pPr>
+            <w:r>
+              <w:rPr>
+                <w:rFonts w:ascii="Calibri" w:eastAsia="Calibri" w:hAnsi="Calibri" w:cs="Calibri"/>
+                <w:sz w:val="20"/>
+                <w:szCs w:val="20"/>
+              </w:rPr>
+              <w:t>What you changed next</w:t>
+            </w:r>
+          </w:p>
+        </w:tc>
+        <w:tc>
+          <w:tcPr>
+            <w:tcW w:w="4497" w:type="dxa"/>
+          </w:tcPr>
+          <w:p>
+            <w:pPr>
+              <w:rPr>
+                <w:rFonts w:ascii="Calibri" w:eastAsia="Calibri" w:hAnsi="Calibri" w:cs="Calibri"/>
+                <w:sz w:val="20"/>
+                <w:szCs w:val="20"/>
+              </w:rPr>
+            </w:pPr>
+            <w:r>
+              <w:rPr>
+                <w:rFonts w:ascii="Calibri" w:eastAsia="Calibri" w:hAnsi="Calibri" w:cs="Calibri"/>
+                <w:sz w:val="20"/>
+                <w:szCs w:val="20"/>
+              </w:rPr>
+              <w:t>I simplified it and made it my UI style and added translations</w:t>
+            </w:r>
+          </w:p>
+        </w:tc>
+      </w:tr>
+      <w:tr>
+        <w:trPr>
+          <w:trHeight w:val="390"/>
+        </w:trPr>
+        <w:tc>
+          <w:tcPr>
+            <w:tcW w:w="4519" w:type="dxa"/>
+          </w:tcPr>
+          <w:p>
+            <w:pPr>
+              <w:rPr>
+                <w:rFonts w:ascii="Calibri" w:eastAsia="Calibri" w:hAnsi="Calibri" w:cs="Calibri"/>
+                <w:sz w:val="20"/>
+                <w:szCs w:val="20"/>
+              </w:rPr>
+            </w:pPr>
+          </w:p>
+        </w:tc>
+        <w:tc>
+          <w:tcPr>
+            <w:tcW w:w="4497" w:type="dxa"/>
+          </w:tcPr>
+          <w:p>
+            <w:pPr>
+              <w:rPr>
+                <w:rFonts w:ascii="Calibri" w:eastAsia="Calibri" w:hAnsi="Calibri" w:cs="Calibri"/>
+                <w:sz w:val="20"/>
+                <w:szCs w:val="20"/>
+              </w:rPr>
+            </w:pPr>
+          </w:p>
+        </w:tc>
+      </w:tr>
+      <w:tr>
+        <w:tblPrEx>
+          <w:tblLook w:val="04A0" w:firstRow="1" w:lastRow="0" w:firstColumn="1" w:lastColumn="0" w:noHBand="0" w:noVBand="1"/>
+        </w:tblPrEx>
+        <w:trPr>
+          <w:trHeight w:val="435"/>
+        </w:trPr>
+        <w:tc>
+          <w:tcPr>
+            <w:tcW w:w="4519" w:type="dxa"/>
+          </w:tcPr>
+          <w:p>
+            <w:pPr>
+              <w:rPr>
+                <w:rFonts w:ascii="Calibri" w:eastAsia="Calibri" w:hAnsi="Calibri" w:cs="Calibri"/>
+                <w:sz w:val="20"/>
+                <w:szCs w:val="20"/>
+              </w:rPr>
+            </w:pPr>
+            <w:r>
+              <w:rPr>
+                <w:rFonts w:ascii="Calibri" w:eastAsia="Calibri" w:hAnsi="Calibri" w:cs="Calibri"/>
+                <w:sz w:val="20"/>
+                <w:szCs w:val="20"/>
+              </w:rPr>
+              <w:t>Date/Time</w:t>
+            </w:r>
+          </w:p>
+        </w:tc>
+        <w:tc>
+          <w:tcPr>
+            <w:tcW w:w="4497" w:type="dxa"/>
+          </w:tcPr>
+          <w:p>
+            <w:pPr>
+              <w:rPr>
+                <w:rFonts w:ascii="Calibri" w:eastAsia="Calibri" w:hAnsi="Calibri" w:cs="Calibri"/>
+                <w:sz w:val="20"/>
+                <w:szCs w:val="20"/>
+              </w:rPr>
+            </w:pPr>
+            <w:r>
+              <w:rPr>
+                <w:rFonts w:ascii="Calibri" w:eastAsia="Calibri" w:hAnsi="Calibri" w:cs="Calibri"/>
+                <w:sz w:val="20"/>
+                <w:szCs w:val="20"/>
+              </w:rPr>
+              <w:t xml:space="preserve">26/04/26 </w:t>
+            </w:r>
+            <w:r>
+              <w:rPr>
+                <w:rFonts w:ascii="Calibri" w:eastAsia="Calibri" w:hAnsi="Calibri" w:cs="Calibri"/>
+                <w:sz w:val="20"/>
+                <w:szCs w:val="20"/>
+              </w:rPr>
+              <w:t>9</w:t>
+            </w:r>
+            <w:r>
+              <w:rPr>
+                <w:rFonts w:ascii="Calibri" w:eastAsia="Calibri" w:hAnsi="Calibri" w:cs="Calibri"/>
+                <w:sz w:val="20"/>
+                <w:szCs w:val="20"/>
+              </w:rPr>
+              <w:t>:</w:t>
+            </w:r>
+            <w:r>
+              <w:rPr>
+                <w:rFonts w:ascii="Calibri" w:eastAsia="Calibri" w:hAnsi="Calibri" w:cs="Calibri"/>
+                <w:sz w:val="20"/>
+                <w:szCs w:val="20"/>
+              </w:rPr>
+              <w:t>21</w:t>
+            </w:r>
+            <w:r>
+              <w:rPr>
+                <w:rFonts w:ascii="Calibri" w:eastAsia="Calibri" w:hAnsi="Calibri" w:cs="Calibri"/>
+                <w:sz w:val="20"/>
+                <w:szCs w:val="20"/>
+              </w:rPr>
+              <w:t>pm</w:t>
+            </w:r>
+          </w:p>
+        </w:tc>
+      </w:tr>
+      <w:tr>
+        <w:tblPrEx>
+          <w:tblLook w:val="04A0" w:firstRow="1" w:lastRow="0" w:firstColumn="1" w:lastColumn="0" w:noHBand="0" w:noVBand="1"/>
+        </w:tblPrEx>
+        <w:trPr>
+          <w:trHeight w:val="390"/>
+        </w:trPr>
+        <w:tc>
+          <w:tcPr>
+            <w:tcW w:w="4519" w:type="dxa"/>
+          </w:tcPr>
+          <w:p>
+            <w:pPr>
+              <w:rPr>
+                <w:rFonts w:ascii="Calibri" w:eastAsia="Calibri" w:hAnsi="Calibri" w:cs="Calibri"/>
+                <w:sz w:val="20"/>
+                <w:szCs w:val="20"/>
+              </w:rPr>
+            </w:pPr>
+            <w:r>
+              <w:rPr>
+                <w:rFonts w:ascii="Calibri" w:eastAsia="Calibri" w:hAnsi="Calibri" w:cs="Calibri"/>
+                <w:sz w:val="20"/>
+                <w:szCs w:val="20"/>
+              </w:rPr>
+              <w:t>Tool used</w:t>
+            </w:r>
+          </w:p>
+        </w:tc>
+        <w:tc>
+          <w:tcPr>
+            <w:tcW w:w="4497" w:type="dxa"/>
+          </w:tcPr>
+          <w:p>
+            <w:pPr>
+              <w:rPr>
+                <w:rFonts w:ascii="Calibri" w:eastAsia="Calibri" w:hAnsi="Calibri" w:cs="Calibri"/>
+                <w:sz w:val="20"/>
+                <w:szCs w:val="20"/>
+              </w:rPr>
+            </w:pPr>
+            <w:r>
+              <w:rPr>
+                <w:rFonts w:ascii="Calibri" w:eastAsia="Calibri" w:hAnsi="Calibri" w:cs="Calibri"/>
+                <w:sz w:val="20"/>
+                <w:szCs w:val="20"/>
+              </w:rPr>
+              <w:t>ChatGPT</w:t>
+            </w:r>
+          </w:p>
+        </w:tc>
+      </w:tr>
+      <w:tr>
+        <w:tblPrEx>
+          <w:tblLook w:val="04A0" w:firstRow="1" w:lastRow="0" w:firstColumn="1" w:lastColumn="0" w:noHBand="0" w:noVBand="1"/>
+        </w:tblPrEx>
+        <w:trPr>
+          <w:trHeight w:val="375"/>
+        </w:trPr>
+        <w:tc>
+          <w:tcPr>
+            <w:tcW w:w="4519" w:type="dxa"/>
+          </w:tcPr>
+          <w:p>
+            <w:pPr>
+              <w:rPr>
+                <w:rFonts w:ascii="Calibri" w:eastAsia="Calibri" w:hAnsi="Calibri" w:cs="Calibri"/>
+                <w:sz w:val="20"/>
+                <w:szCs w:val="20"/>
+              </w:rPr>
+            </w:pPr>
+            <w:r>
+              <w:rPr>
+                <w:rFonts w:ascii="Calibri" w:eastAsia="Calibri" w:hAnsi="Calibri" w:cs="Calibri"/>
+                <w:sz w:val="20"/>
+                <w:szCs w:val="20"/>
+              </w:rPr>
+              <w:t xml:space="preserve">Goal </w:t>
+            </w:r>
+          </w:p>
+        </w:tc>
+        <w:tc>
+          <w:tcPr>
+            <w:tcW w:w="4497" w:type="dxa"/>
+          </w:tcPr>
+          <w:p>
+            <w:pPr>
+              <w:rPr>
+                <w:rFonts w:ascii="Calibri" w:eastAsia="Calibri" w:hAnsi="Calibri" w:cs="Calibri"/>
+                <w:sz w:val="20"/>
+                <w:szCs w:val="20"/>
+              </w:rPr>
+            </w:pPr>
+            <w:r>
+              <w:rPr>
+                <w:rFonts w:ascii="Calibri" w:eastAsia="Calibri" w:hAnsi="Calibri" w:cs="Calibri"/>
+                <w:sz w:val="20"/>
+                <w:szCs w:val="20"/>
+              </w:rPr>
+              <w:t>To improve accessibility of the app</w:t>
+            </w:r>
+          </w:p>
+        </w:tc>
+      </w:tr>
+      <w:tr>
+        <w:tblPrEx>
+          <w:tblLook w:val="04A0" w:firstRow="1" w:lastRow="0" w:firstColumn="1" w:lastColumn="0" w:noHBand="0" w:noVBand="1"/>
+        </w:tblPrEx>
+        <w:trPr>
+          <w:trHeight w:val="405"/>
+        </w:trPr>
+        <w:tc>
+          <w:tcPr>
+            <w:tcW w:w="4519" w:type="dxa"/>
+          </w:tcPr>
+          <w:p>
+            <w:pPr>
+              <w:rPr>
+                <w:rFonts w:ascii="Calibri" w:eastAsia="Calibri" w:hAnsi="Calibri" w:cs="Calibri"/>
+                <w:sz w:val="20"/>
+                <w:szCs w:val="20"/>
+              </w:rPr>
+            </w:pPr>
+            <w:r>
+              <w:rPr>
+                <w:rFonts w:ascii="Calibri" w:eastAsia="Calibri" w:hAnsi="Calibri" w:cs="Calibri"/>
+                <w:sz w:val="20"/>
+                <w:szCs w:val="20"/>
+              </w:rPr>
+              <w:t>Prompt</w:t>
+            </w:r>
+          </w:p>
+        </w:tc>
+        <w:tc>
+          <w:tcPr>
+            <w:tcW w:w="4497" w:type="dxa"/>
+          </w:tcPr>
+          <w:p>
+            <w:pPr>
+              <w:rPr>
+                <w:rFonts w:ascii="Calibri" w:eastAsia="Calibri" w:hAnsi="Calibri" w:cs="Calibri"/>
+                <w:sz w:val="20"/>
+                <w:szCs w:val="20"/>
+              </w:rPr>
+            </w:pPr>
+            <w:r>
+              <w:rPr>
+                <w:rFonts w:ascii="Calibri" w:eastAsia="Calibri" w:hAnsi="Calibri" w:cs="Calibri"/>
+                <w:sz w:val="20"/>
+                <w:szCs w:val="20"/>
+              </w:rPr>
+              <w:t>List accessibility improvements for a web app including forms, navigation and contrast</w:t>
+            </w:r>
+          </w:p>
+        </w:tc>
+      </w:tr>
+      <w:tr>
+        <w:tblPrEx>
+          <w:tblLook w:val="04A0" w:firstRow="1" w:lastRow="0" w:firstColumn="1" w:lastColumn="0" w:noHBand="0" w:noVBand="1"/>
+        </w:tblPrEx>
+        <w:trPr>
+          <w:trHeight w:val="405"/>
+        </w:trPr>
+        <w:tc>
+          <w:tcPr>
+            <w:tcW w:w="4519" w:type="dxa"/>
+          </w:tcPr>
+          <w:p>
+            <w:pPr>
+              <w:rPr>
+                <w:rFonts w:ascii="Calibri" w:eastAsia="Calibri" w:hAnsi="Calibri" w:cs="Calibri"/>
+                <w:sz w:val="20"/>
+                <w:szCs w:val="20"/>
+              </w:rPr>
+            </w:pPr>
+            <w:r>
+              <w:rPr>
+                <w:rFonts w:ascii="Calibri" w:eastAsia="Calibri" w:hAnsi="Calibri" w:cs="Calibri"/>
+                <w:sz w:val="20"/>
+                <w:szCs w:val="20"/>
+              </w:rPr>
+              <w:t>Model/output summary</w:t>
+            </w:r>
+          </w:p>
+        </w:tc>
+        <w:tc>
+          <w:tcPr>
+            <w:tcW w:w="4497" w:type="dxa"/>
+          </w:tcPr>
+          <w:p>
+            <w:pPr>
+              <w:rPr>
+                <w:rFonts w:ascii="Calibri" w:eastAsia="Calibri" w:hAnsi="Calibri" w:cs="Calibri"/>
+                <w:sz w:val="20"/>
+                <w:szCs w:val="20"/>
+              </w:rPr>
+            </w:pPr>
+            <w:r>
+              <w:rPr>
+                <w:rFonts w:ascii="Calibri" w:eastAsia="Calibri" w:hAnsi="Calibri" w:cs="Calibri"/>
+                <w:sz w:val="20"/>
+                <w:szCs w:val="20"/>
+              </w:rPr>
+              <w:t>It suggested things like labels, keyboard navigation and contrast</w:t>
+            </w:r>
+          </w:p>
+        </w:tc>
+      </w:tr>
+      <w:tr>
+        <w:tblPrEx>
+          <w:tblLook w:val="04A0" w:firstRow="1" w:lastRow="0" w:firstColumn="1" w:lastColumn="0" w:noHBand="0" w:noVBand="1"/>
+        </w:tblPrEx>
+        <w:trPr>
+          <w:trHeight w:val="390"/>
+        </w:trPr>
+        <w:tc>
+          <w:tcPr>
+            <w:tcW w:w="4519" w:type="dxa"/>
+          </w:tcPr>
+          <w:p>
+            <w:pPr>
+              <w:rPr>
+                <w:rFonts w:ascii="Calibri" w:eastAsia="Calibri" w:hAnsi="Calibri" w:cs="Calibri"/>
+                <w:sz w:val="20"/>
+                <w:szCs w:val="20"/>
+              </w:rPr>
+            </w:pPr>
+            <w:r>
+              <w:rPr>
+                <w:rFonts w:ascii="Calibri" w:eastAsia="Calibri" w:hAnsi="Calibri" w:cs="Calibri"/>
+                <w:sz w:val="20"/>
+                <w:szCs w:val="20"/>
+              </w:rPr>
+              <w:t>What you changed next</w:t>
+            </w:r>
+          </w:p>
+        </w:tc>
+        <w:tc>
+          <w:tcPr>
+            <w:tcW w:w="4497" w:type="dxa"/>
+          </w:tcPr>
+          <w:p>
+            <w:pPr>
+              <w:rPr>
+                <w:rFonts w:ascii="Calibri" w:eastAsia="Calibri" w:hAnsi="Calibri" w:cs="Calibri"/>
+                <w:sz w:val="20"/>
+                <w:szCs w:val="20"/>
+              </w:rPr>
+            </w:pPr>
+            <w:r>
+              <w:rPr>
+                <w:rFonts w:ascii="Calibri" w:eastAsia="Calibri" w:hAnsi="Calibri" w:cs="Calibri"/>
+                <w:sz w:val="20"/>
+                <w:szCs w:val="20"/>
+              </w:rPr>
+              <w:t xml:space="preserve">I applied labels to forms, made navigation clearer and ensured text was readable in both themes </w:t>
+            </w:r>
+          </w:p>
+        </w:tc>
+      </w:tr>
+    </w:tbl>
+    <w:p/>
+    <w:tbl>
+      <w:tblPr>
+        <w:tblStyle w:val="TableGrid"/>
+        <w:tblW w:w="0" w:type="auto"/>
+        <w:tblLook w:val="06A0" w:firstRow="1" w:lastRow="0" w:firstColumn="1" w:lastColumn="0" w:noHBand="1" w:noVBand="1"/>
+      </w:tblPr>
+      <w:tblGrid>
+        <w:gridCol w:w="4519"/>
+        <w:gridCol w:w="4497"/>
+      </w:tblGrid>
+      <w:tr>
+        <w:trPr>
+          <w:trHeight w:val="435"/>
+        </w:trPr>
+        <w:tc>
+          <w:tcPr>
+            <w:tcW w:w="4519" w:type="dxa"/>
+          </w:tcPr>
+          <w:p>
+            <w:pPr>
+              <w:rPr>
+                <w:rFonts w:ascii="Calibri" w:eastAsia="Calibri" w:hAnsi="Calibri" w:cs="Calibri"/>
+                <w:sz w:val="20"/>
+                <w:szCs w:val="20"/>
+              </w:rPr>
+            </w:pPr>
+            <w:r>
+              <w:rPr>
+                <w:rFonts w:ascii="Calibri" w:eastAsia="Calibri" w:hAnsi="Calibri" w:cs="Calibri"/>
+                <w:sz w:val="20"/>
+                <w:szCs w:val="20"/>
+              </w:rPr>
+              <w:t>Date/Time</w:t>
+            </w:r>
+          </w:p>
+        </w:tc>
+        <w:tc>
+          <w:tcPr>
+            <w:tcW w:w="4497" w:type="dxa"/>
+          </w:tcPr>
+          <w:p>
+            <w:pPr>
+              <w:rPr>
+                <w:rFonts w:ascii="Calibri" w:eastAsia="Calibri" w:hAnsi="Calibri" w:cs="Calibri"/>
+                <w:sz w:val="20"/>
+                <w:szCs w:val="20"/>
+              </w:rPr>
+            </w:pPr>
+            <w:r>
+              <w:rPr>
+                <w:rFonts w:ascii="Calibri" w:eastAsia="Calibri" w:hAnsi="Calibri" w:cs="Calibri"/>
+                <w:sz w:val="20"/>
+                <w:szCs w:val="20"/>
+              </w:rPr>
+              <w:t xml:space="preserve">26/04/26 </w:t>
+            </w:r>
+            <w:r>
+              <w:rPr>
+                <w:rFonts w:ascii="Calibri" w:eastAsia="Calibri" w:hAnsi="Calibri" w:cs="Calibri"/>
+                <w:sz w:val="20"/>
+                <w:szCs w:val="20"/>
+              </w:rPr>
+              <w:t>10:43</w:t>
+            </w:r>
+            <w:r>
+              <w:rPr>
+                <w:rFonts w:ascii="Calibri" w:eastAsia="Calibri" w:hAnsi="Calibri" w:cs="Calibri"/>
+                <w:sz w:val="20"/>
+                <w:szCs w:val="20"/>
+              </w:rPr>
+              <w:t>pm</w:t>
+            </w:r>
+          </w:p>
+        </w:tc>
+      </w:tr>
+      <w:tr>
+        <w:trPr>
+          <w:trHeight w:val="390"/>
+        </w:trPr>
+        <w:tc>
+          <w:tcPr>
+            <w:tcW w:w="4519" w:type="dxa"/>
+          </w:tcPr>
+          <w:p>
+            <w:pPr>
+              <w:rPr>
+                <w:rFonts w:ascii="Calibri" w:eastAsia="Calibri" w:hAnsi="Calibri" w:cs="Calibri"/>
+                <w:sz w:val="20"/>
+                <w:szCs w:val="20"/>
+              </w:rPr>
+            </w:pPr>
+            <w:r>
+              <w:rPr>
+                <w:rFonts w:ascii="Calibri" w:eastAsia="Calibri" w:hAnsi="Calibri" w:cs="Calibri"/>
+                <w:sz w:val="20"/>
+                <w:szCs w:val="20"/>
+              </w:rPr>
+              <w:t>Tool used</w:t>
+            </w:r>
+          </w:p>
+        </w:tc>
+        <w:tc>
+          <w:tcPr>
+            <w:tcW w:w="4497" w:type="dxa"/>
+          </w:tcPr>
+          <w:p>
+            <w:pPr>
+              <w:rPr>
+                <w:rFonts w:ascii="Calibri" w:eastAsia="Calibri" w:hAnsi="Calibri" w:cs="Calibri"/>
+                <w:sz w:val="20"/>
+                <w:szCs w:val="20"/>
+              </w:rPr>
+            </w:pPr>
+            <w:r>
+              <w:rPr>
+                <w:rFonts w:ascii="Calibri" w:eastAsia="Calibri" w:hAnsi="Calibri" w:cs="Calibri"/>
+                <w:sz w:val="20"/>
+                <w:szCs w:val="20"/>
+              </w:rPr>
+              <w:t>ChatGPT</w:t>
+            </w:r>
+          </w:p>
+        </w:tc>
+      </w:tr>
+      <w:tr>
+        <w:trPr>
+          <w:trHeight w:val="375"/>
+        </w:trPr>
+        <w:tc>
+          <w:tcPr>
+            <w:tcW w:w="4519" w:type="dxa"/>
+          </w:tcPr>
+          <w:p>
+            <w:pPr>
+              <w:rPr>
+                <w:rFonts w:ascii="Calibri" w:eastAsia="Calibri" w:hAnsi="Calibri" w:cs="Calibri"/>
+                <w:sz w:val="20"/>
+                <w:szCs w:val="20"/>
+              </w:rPr>
+            </w:pPr>
+            <w:r>
+              <w:rPr>
+                <w:rFonts w:ascii="Calibri" w:eastAsia="Calibri" w:hAnsi="Calibri" w:cs="Calibri"/>
+                <w:sz w:val="20"/>
+                <w:szCs w:val="20"/>
+              </w:rPr>
+              <w:t xml:space="preserve">Goal </w:t>
+            </w:r>
+          </w:p>
+        </w:tc>
+        <w:tc>
+          <w:tcPr>
+            <w:tcW w:w="4497" w:type="dxa"/>
+          </w:tcPr>
+          <w:p>
+            <w:pPr>
+              <w:rPr>
+                <w:rFonts w:ascii="Calibri" w:eastAsia="Calibri" w:hAnsi="Calibri" w:cs="Calibri"/>
+                <w:sz w:val="20"/>
+                <w:szCs w:val="20"/>
+              </w:rPr>
+            </w:pPr>
+            <w:r>
+              <w:rPr>
+                <w:rFonts w:ascii="Calibri" w:eastAsia="Calibri" w:hAnsi="Calibri" w:cs="Calibri"/>
+                <w:sz w:val="20"/>
+                <w:szCs w:val="20"/>
+              </w:rPr>
+              <w:t xml:space="preserve">To deploy the app using Netlify </w:t>
+            </w:r>
+          </w:p>
+        </w:tc>
+      </w:tr>
+      <w:tr>
+        <w:trPr>
+          <w:trHeight w:val="405"/>
+        </w:trPr>
+        <w:tc>
+          <w:tcPr>
+            <w:tcW w:w="4519" w:type="dxa"/>
+          </w:tcPr>
+          <w:p>
+            <w:pPr>
+              <w:rPr>
+                <w:rFonts w:ascii="Calibri" w:eastAsia="Calibri" w:hAnsi="Calibri" w:cs="Calibri"/>
+                <w:sz w:val="20"/>
+                <w:szCs w:val="20"/>
+              </w:rPr>
+            </w:pPr>
+            <w:r>
+              <w:rPr>
+                <w:rFonts w:ascii="Calibri" w:eastAsia="Calibri" w:hAnsi="Calibri" w:cs="Calibri"/>
+                <w:sz w:val="20"/>
+                <w:szCs w:val="20"/>
+              </w:rPr>
+              <w:t>Prompt</w:t>
+            </w:r>
+          </w:p>
+        </w:tc>
+        <w:tc>
+          <w:tcPr>
+            <w:tcW w:w="4497" w:type="dxa"/>
+          </w:tcPr>
+          <w:p>
+            <w:pPr>
+              <w:rPr>
+                <w:rFonts w:ascii="Calibri" w:eastAsia="Calibri" w:hAnsi="Calibri" w:cs="Calibri"/>
+                <w:sz w:val="20"/>
+                <w:szCs w:val="20"/>
+              </w:rPr>
+            </w:pPr>
+            <w:r>
+              <w:rPr>
+                <w:rFonts w:ascii="Calibri" w:eastAsia="Calibri" w:hAnsi="Calibri" w:cs="Calibri"/>
+                <w:sz w:val="20"/>
+                <w:szCs w:val="20"/>
+              </w:rPr>
+              <w:t xml:space="preserve">Explain how to deploy a Next.js app to Netlify with Git integration </w:t>
+            </w:r>
+          </w:p>
+        </w:tc>
+      </w:tr>
+      <w:tr>
+        <w:trPr>
+          <w:trHeight w:val="405"/>
+        </w:trPr>
+        <w:tc>
+          <w:tcPr>
+            <w:tcW w:w="4519" w:type="dxa"/>
+          </w:tcPr>
+          <w:p>
+            <w:pPr>
+              <w:rPr>
+                <w:rFonts w:ascii="Calibri" w:eastAsia="Calibri" w:hAnsi="Calibri" w:cs="Calibri"/>
+                <w:sz w:val="20"/>
+                <w:szCs w:val="20"/>
+              </w:rPr>
+            </w:pPr>
+            <w:r>
+              <w:rPr>
+                <w:rFonts w:ascii="Calibri" w:eastAsia="Calibri" w:hAnsi="Calibri" w:cs="Calibri"/>
+                <w:sz w:val="20"/>
+                <w:szCs w:val="20"/>
+              </w:rPr>
+              <w:t>Model/output summary</w:t>
+            </w:r>
+          </w:p>
+        </w:tc>
+        <w:tc>
+          <w:tcPr>
+            <w:tcW w:w="4497" w:type="dxa"/>
+          </w:tcPr>
+          <w:p>
+            <w:pPr>
+              <w:rPr>
+                <w:rFonts w:ascii="Calibri" w:eastAsia="Calibri" w:hAnsi="Calibri" w:cs="Calibri"/>
+                <w:sz w:val="20"/>
+                <w:szCs w:val="20"/>
+              </w:rPr>
+            </w:pPr>
+            <w:r>
+              <w:rPr>
+                <w:rFonts w:ascii="Calibri" w:eastAsia="Calibri" w:hAnsi="Calibri" w:cs="Calibri"/>
+                <w:sz w:val="20"/>
+                <w:szCs w:val="20"/>
+              </w:rPr>
+              <w:t xml:space="preserve">It explained connecting the repo and setting build commands </w:t>
+            </w:r>
+          </w:p>
+        </w:tc>
+      </w:tr>
+      <w:tr>
+        <w:trPr>
+          <w:trHeight w:val="390"/>
+        </w:trPr>
+        <w:tc>
+          <w:tcPr>
+            <w:tcW w:w="4519" w:type="dxa"/>
+          </w:tcPr>
+          <w:p>
+            <w:pPr>
+              <w:rPr>
+                <w:rFonts w:ascii="Calibri" w:eastAsia="Calibri" w:hAnsi="Calibri" w:cs="Calibri"/>
+                <w:sz w:val="20"/>
+                <w:szCs w:val="20"/>
+              </w:rPr>
+            </w:pPr>
+            <w:r>
+              <w:rPr>
+                <w:rFonts w:ascii="Calibri" w:eastAsia="Calibri" w:hAnsi="Calibri" w:cs="Calibri"/>
+                <w:sz w:val="20"/>
+                <w:szCs w:val="20"/>
+              </w:rPr>
+              <w:t>What you changed next</w:t>
+            </w:r>
+          </w:p>
+        </w:tc>
+        <w:tc>
+          <w:tcPr>
+            <w:tcW w:w="4497" w:type="dxa"/>
+          </w:tcPr>
+          <w:p>
+            <w:pPr>
+              <w:rPr>
+                <w:rFonts w:ascii="Calibri" w:eastAsia="Calibri" w:hAnsi="Calibri" w:cs="Calibri"/>
+                <w:sz w:val="20"/>
+                <w:szCs w:val="20"/>
+              </w:rPr>
+            </w:pPr>
+            <w:r>
+              <w:rPr>
+                <w:rFonts w:ascii="Calibri" w:eastAsia="Calibri" w:hAnsi="Calibri" w:cs="Calibri"/>
+                <w:sz w:val="20"/>
+                <w:szCs w:val="20"/>
+              </w:rPr>
+              <w:t xml:space="preserve">I followed the steps and connected my </w:t>
+            </w:r>
+            <w:proofErr w:type="gramStart"/>
+            <w:r>
+              <w:rPr>
+                <w:rFonts w:ascii="Calibri" w:eastAsia="Calibri" w:hAnsi="Calibri" w:cs="Calibri"/>
+                <w:sz w:val="20"/>
+                <w:szCs w:val="20"/>
+              </w:rPr>
+              <w:t>repo</w:t>
+            </w:r>
+            <w:proofErr w:type="gramEnd"/>
+            <w:r>
+              <w:rPr>
+                <w:rFonts w:ascii="Calibri" w:eastAsia="Calibri" w:hAnsi="Calibri" w:cs="Calibri"/>
+                <w:sz w:val="20"/>
+                <w:szCs w:val="20"/>
+              </w:rPr>
+              <w:t xml:space="preserve"> so it deploys automatically </w:t>
+            </w:r>
+          </w:p>
+        </w:tc>
+      </w:tr>
+    </w:tbl>
+    <w:p/>
+    <w:p/>
+    <w:tbl>
+      <w:tblPr>
+        <w:tblStyle w:val="TableGrid"/>
+        <w:tblW w:w="0" w:type="auto"/>
+        <w:tblLook w:val="06A0" w:firstRow="1" w:lastRow="0" w:firstColumn="1" w:lastColumn="0" w:noHBand="1" w:noVBand="1"/>
+      </w:tblPr>
+      <w:tblGrid>
+        <w:gridCol w:w="4512"/>
+        <w:gridCol w:w="4504"/>
+      </w:tblGrid>
+      <w:tr>
+        <w:trPr>
+          <w:trHeight w:val="435"/>
+        </w:trPr>
+        <w:tc>
+          <w:tcPr>
+            <w:tcW w:w="4680" w:type="dxa"/>
+          </w:tcPr>
+          <w:p>
+            <w:pPr>
+              <w:rPr>
+                <w:rFonts w:ascii="Calibri" w:eastAsia="Calibri" w:hAnsi="Calibri" w:cs="Calibri"/>
+                <w:sz w:val="20"/>
+                <w:szCs w:val="20"/>
+              </w:rPr>
+            </w:pPr>
+            <w:r>
+              <w:rPr>
+                <w:rFonts w:ascii="Calibri" w:eastAsia="Calibri" w:hAnsi="Calibri" w:cs="Calibri"/>
+                <w:sz w:val="20"/>
+                <w:szCs w:val="20"/>
+              </w:rPr>
+              <w:t>Date/Time</w:t>
+            </w:r>
+          </w:p>
+        </w:tc>
+        <w:tc>
+          <w:tcPr>
+            <w:tcW w:w="4680" w:type="dxa"/>
+          </w:tcPr>
+          <w:p>
+            <w:pPr>
+              <w:rPr>
+                <w:rFonts w:ascii="Calibri" w:eastAsia="Calibri" w:hAnsi="Calibri" w:cs="Calibri"/>
+                <w:sz w:val="20"/>
+                <w:szCs w:val="20"/>
+              </w:rPr>
+            </w:pPr>
+            <w:r>
+              <w:rPr>
+                <w:rFonts w:ascii="Calibri" w:eastAsia="Calibri" w:hAnsi="Calibri" w:cs="Calibri"/>
+                <w:sz w:val="20"/>
+                <w:szCs w:val="20"/>
+              </w:rPr>
+              <w:t>2</w:t>
+            </w:r>
+            <w:r>
+              <w:rPr>
+                <w:rFonts w:ascii="Calibri" w:eastAsia="Calibri" w:hAnsi="Calibri" w:cs="Calibri"/>
+                <w:sz w:val="20"/>
+                <w:szCs w:val="20"/>
+              </w:rPr>
+              <w:t>7</w:t>
+            </w:r>
+            <w:r>
+              <w:rPr>
+                <w:rFonts w:ascii="Calibri" w:eastAsia="Calibri" w:hAnsi="Calibri" w:cs="Calibri"/>
+                <w:sz w:val="20"/>
+                <w:szCs w:val="20"/>
+              </w:rPr>
+              <w:t>/04/26 3:53am</w:t>
+            </w:r>
+          </w:p>
+        </w:tc>
+      </w:tr>
+      <w:tr>
+        <w:trPr>
+          <w:trHeight w:val="390"/>
+        </w:trPr>
+        <w:tc>
+          <w:tcPr>
+            <w:tcW w:w="4680" w:type="dxa"/>
+          </w:tcPr>
+          <w:p>
+            <w:pPr>
+              <w:rPr>
+                <w:rFonts w:ascii="Calibri" w:eastAsia="Calibri" w:hAnsi="Calibri" w:cs="Calibri"/>
+                <w:sz w:val="20"/>
+                <w:szCs w:val="20"/>
+              </w:rPr>
+            </w:pPr>
+            <w:r>
+              <w:rPr>
+                <w:rFonts w:ascii="Calibri" w:eastAsia="Calibri" w:hAnsi="Calibri" w:cs="Calibri"/>
+                <w:sz w:val="20"/>
+                <w:szCs w:val="20"/>
+              </w:rPr>
+              <w:t>Tool used</w:t>
+            </w:r>
+          </w:p>
+        </w:tc>
+        <w:tc>
+          <w:tcPr>
+            <w:tcW w:w="4680" w:type="dxa"/>
+          </w:tcPr>
+          <w:p>
+            <w:pPr>
+              <w:rPr>
+                <w:rFonts w:ascii="Calibri" w:eastAsia="Calibri" w:hAnsi="Calibri" w:cs="Calibri"/>
+                <w:sz w:val="20"/>
+                <w:szCs w:val="20"/>
+              </w:rPr>
+            </w:pPr>
+            <w:r>
+              <w:rPr>
+                <w:rFonts w:ascii="Calibri" w:eastAsia="Calibri" w:hAnsi="Calibri" w:cs="Calibri"/>
+                <w:sz w:val="20"/>
+                <w:szCs w:val="20"/>
+              </w:rPr>
+              <w:t>ChatGPT</w:t>
+            </w:r>
+          </w:p>
+        </w:tc>
+      </w:tr>
+      <w:tr>
+        <w:trPr>
+          <w:trHeight w:val="375"/>
+        </w:trPr>
+        <w:tc>
+          <w:tcPr>
+            <w:tcW w:w="4680" w:type="dxa"/>
+          </w:tcPr>
+          <w:p>
+            <w:pPr>
+              <w:rPr>
+                <w:rFonts w:ascii="Calibri" w:eastAsia="Calibri" w:hAnsi="Calibri" w:cs="Calibri"/>
+                <w:sz w:val="20"/>
+                <w:szCs w:val="20"/>
+              </w:rPr>
+            </w:pPr>
+            <w:r>
+              <w:rPr>
+                <w:rFonts w:ascii="Calibri" w:eastAsia="Calibri" w:hAnsi="Calibri" w:cs="Calibri"/>
+                <w:sz w:val="20"/>
+                <w:szCs w:val="20"/>
+              </w:rPr>
+              <w:t xml:space="preserve">Goal </w:t>
+            </w:r>
+          </w:p>
+        </w:tc>
+        <w:tc>
+          <w:tcPr>
+            <w:tcW w:w="4680" w:type="dxa"/>
+          </w:tcPr>
+          <w:p>
+            <w:pPr>
+              <w:rPr>
+                <w:rFonts w:ascii="Calibri" w:eastAsia="Calibri" w:hAnsi="Calibri" w:cs="Calibri"/>
+                <w:sz w:val="20"/>
+                <w:szCs w:val="20"/>
+              </w:rPr>
+            </w:pPr>
+            <w:r>
+              <w:rPr>
+                <w:rFonts w:ascii="Calibri" w:eastAsia="Calibri" w:hAnsi="Calibri" w:cs="Calibri"/>
+                <w:sz w:val="20"/>
+                <w:szCs w:val="20"/>
+              </w:rPr>
+              <w:t>To fix UI issues with the language selector in settings</w:t>
+            </w:r>
+          </w:p>
+        </w:tc>
+      </w:tr>
+      <w:tr>
+        <w:trPr>
+          <w:trHeight w:val="405"/>
+        </w:trPr>
+        <w:tc>
+          <w:tcPr>
+            <w:tcW w:w="4680" w:type="dxa"/>
+          </w:tcPr>
+          <w:p>
+            <w:pPr>
+              <w:rPr>
+                <w:rFonts w:ascii="Calibri" w:eastAsia="Calibri" w:hAnsi="Calibri" w:cs="Calibri"/>
+                <w:sz w:val="20"/>
+                <w:szCs w:val="20"/>
+              </w:rPr>
+            </w:pPr>
+            <w:r>
+              <w:rPr>
+                <w:rFonts w:ascii="Calibri" w:eastAsia="Calibri" w:hAnsi="Calibri" w:cs="Calibri"/>
+                <w:sz w:val="20"/>
+                <w:szCs w:val="20"/>
+              </w:rPr>
+              <w:t>Prompt</w:t>
+            </w:r>
+          </w:p>
+        </w:tc>
+        <w:tc>
+          <w:tcPr>
+            <w:tcW w:w="4680" w:type="dxa"/>
+          </w:tcPr>
+          <w:p>
+            <w:pPr>
+              <w:rPr>
+                <w:rFonts w:ascii="Calibri" w:eastAsia="Calibri" w:hAnsi="Calibri" w:cs="Calibri"/>
+                <w:sz w:val="20"/>
+                <w:szCs w:val="20"/>
+              </w:rPr>
+            </w:pPr>
+            <w:r>
+              <w:rPr>
+                <w:rFonts w:ascii="Calibri" w:eastAsia="Calibri" w:hAnsi="Calibri" w:cs="Calibri"/>
+                <w:sz w:val="20"/>
+                <w:szCs w:val="20"/>
+              </w:rPr>
+              <w:t>Why is my select dropdown flashing white in dark mode?</w:t>
+            </w:r>
+          </w:p>
+        </w:tc>
+      </w:tr>
+      <w:tr>
+        <w:trPr>
+          <w:trHeight w:val="405"/>
+        </w:trPr>
+        <w:tc>
+          <w:tcPr>
+            <w:tcW w:w="4680" w:type="dxa"/>
+          </w:tcPr>
+          <w:p>
+            <w:pPr>
+              <w:rPr>
+                <w:rFonts w:ascii="Calibri" w:eastAsia="Calibri" w:hAnsi="Calibri" w:cs="Calibri"/>
+                <w:sz w:val="20"/>
+                <w:szCs w:val="20"/>
+              </w:rPr>
+            </w:pPr>
+            <w:r>
+              <w:rPr>
+                <w:rFonts w:ascii="Calibri" w:eastAsia="Calibri" w:hAnsi="Calibri" w:cs="Calibri"/>
+                <w:sz w:val="20"/>
+                <w:szCs w:val="20"/>
+              </w:rPr>
+              <w:t>Model/output summary</w:t>
+            </w:r>
+          </w:p>
+        </w:tc>
+        <w:tc>
+          <w:tcPr>
+            <w:tcW w:w="4680" w:type="dxa"/>
+          </w:tcPr>
+          <w:p>
+            <w:pPr>
+              <w:rPr>
+                <w:rFonts w:ascii="Calibri" w:eastAsia="Calibri" w:hAnsi="Calibri" w:cs="Calibri"/>
+                <w:sz w:val="20"/>
+                <w:szCs w:val="20"/>
+              </w:rPr>
+            </w:pPr>
+            <w:r>
+              <w:rPr>
+                <w:rFonts w:ascii="Calibri" w:eastAsia="Calibri" w:hAnsi="Calibri" w:cs="Calibri"/>
+                <w:sz w:val="20"/>
+                <w:szCs w:val="20"/>
+              </w:rPr>
+              <w:t xml:space="preserve">It explained that default browser styles override dark mode and suggested applying custom CSS to the select element. </w:t>
+            </w:r>
+          </w:p>
+        </w:tc>
+      </w:tr>
+      <w:tr>
+        <w:trPr>
+          <w:trHeight w:val="390"/>
+        </w:trPr>
+        <w:tc>
+          <w:tcPr>
+            <w:tcW w:w="4680" w:type="dxa"/>
+          </w:tcPr>
+          <w:p>
+            <w:pPr>
+              <w:rPr>
+                <w:rFonts w:ascii="Calibri" w:eastAsia="Calibri" w:hAnsi="Calibri" w:cs="Calibri"/>
+                <w:sz w:val="20"/>
+                <w:szCs w:val="20"/>
+              </w:rPr>
+            </w:pPr>
+            <w:r>
+              <w:rPr>
+                <w:rFonts w:ascii="Calibri" w:eastAsia="Calibri" w:hAnsi="Calibri" w:cs="Calibri"/>
+                <w:sz w:val="20"/>
+                <w:szCs w:val="20"/>
+              </w:rPr>
+              <w:t>What you changed next</w:t>
+            </w:r>
+          </w:p>
+        </w:tc>
+        <w:tc>
+          <w:tcPr>
+            <w:tcW w:w="4680" w:type="dxa"/>
+          </w:tcPr>
+          <w:p>
+            <w:pPr>
+              <w:rPr>
+                <w:rFonts w:ascii="Calibri" w:eastAsia="Calibri" w:hAnsi="Calibri" w:cs="Calibri"/>
+                <w:sz w:val="20"/>
+                <w:szCs w:val="20"/>
+              </w:rPr>
+            </w:pPr>
+            <w:r>
+              <w:rPr>
+                <w:rFonts w:ascii="Calibri" w:eastAsia="Calibri" w:hAnsi="Calibri" w:cs="Calibri"/>
+                <w:sz w:val="20"/>
+                <w:szCs w:val="20"/>
+              </w:rPr>
+              <w:t xml:space="preserve">I added styling to match the dark theme and improve </w:t>
+            </w:r>
+            <w:proofErr w:type="gramStart"/>
+            <w:r>
+              <w:rPr>
+                <w:rFonts w:ascii="Calibri" w:eastAsia="Calibri" w:hAnsi="Calibri" w:cs="Calibri"/>
+                <w:sz w:val="20"/>
+                <w:szCs w:val="20"/>
+              </w:rPr>
+              <w:t>the appearance</w:t>
+            </w:r>
+            <w:proofErr w:type="gramEnd"/>
+            <w:r>
+              <w:rPr>
+                <w:rFonts w:ascii="Calibri" w:eastAsia="Calibri" w:hAnsi="Calibri" w:cs="Calibri"/>
+                <w:sz w:val="20"/>
+                <w:szCs w:val="20"/>
+              </w:rPr>
+              <w:t xml:space="preserve">. </w:t>
+            </w:r>
+          </w:p>
+        </w:tc>
+      </w:tr>
+    </w:tbl>
+    <w:p/>
+    <w:tbl>
+      <w:tblPr>
+        <w:tblStyle w:val="TableGrid"/>
+        <w:tblW w:w="0" w:type="auto"/>
+        <w:tblLook w:val="06A0" w:firstRow="1" w:lastRow="0" w:firstColumn="1" w:lastColumn="0" w:noHBand="1" w:noVBand="1"/>
+      </w:tblPr>
+      <w:tblGrid>
+        <w:gridCol w:w="4464"/>
+        <w:gridCol w:w="4552"/>
+      </w:tblGrid>
+      <w:tr>
+        <w:trPr>
+          <w:trHeight w:val="435"/>
+        </w:trPr>
+        <w:tc>
+          <w:tcPr>
+            <w:tcW w:w="4680" w:type="dxa"/>
+          </w:tcPr>
+          <w:p>
+            <w:pPr>
+              <w:rPr>
+                <w:rFonts w:ascii="Calibri" w:eastAsia="Calibri" w:hAnsi="Calibri" w:cs="Calibri"/>
+                <w:sz w:val="20"/>
+                <w:szCs w:val="20"/>
+              </w:rPr>
+            </w:pPr>
+            <w:r>
+              <w:rPr>
+                <w:rFonts w:ascii="Calibri" w:eastAsia="Calibri" w:hAnsi="Calibri" w:cs="Calibri"/>
+                <w:sz w:val="20"/>
+                <w:szCs w:val="20"/>
+              </w:rPr>
+              <w:t>Date/Time</w:t>
+            </w:r>
+          </w:p>
+        </w:tc>
+        <w:tc>
+          <w:tcPr>
+            <w:tcW w:w="4680" w:type="dxa"/>
+          </w:tcPr>
+          <w:p>
+            <w:pPr>
+              <w:rPr>
+                <w:rFonts w:ascii="Calibri" w:eastAsia="Calibri" w:hAnsi="Calibri" w:cs="Calibri"/>
+                <w:sz w:val="20"/>
+                <w:szCs w:val="20"/>
+              </w:rPr>
+            </w:pPr>
+            <w:r>
+              <w:rPr>
+                <w:rFonts w:ascii="Calibri" w:eastAsia="Calibri" w:hAnsi="Calibri" w:cs="Calibri"/>
+                <w:sz w:val="20"/>
+                <w:szCs w:val="20"/>
+              </w:rPr>
+              <w:t>2</w:t>
+            </w:r>
+            <w:r>
+              <w:rPr>
+                <w:rFonts w:ascii="Calibri" w:eastAsia="Calibri" w:hAnsi="Calibri" w:cs="Calibri"/>
+                <w:sz w:val="20"/>
+                <w:szCs w:val="20"/>
+              </w:rPr>
+              <w:t>7</w:t>
+            </w:r>
+            <w:r>
+              <w:rPr>
+                <w:rFonts w:ascii="Calibri" w:eastAsia="Calibri" w:hAnsi="Calibri" w:cs="Calibri"/>
+                <w:sz w:val="20"/>
+                <w:szCs w:val="20"/>
+              </w:rPr>
+              <w:t>/04/26 4:32am</w:t>
+            </w:r>
+          </w:p>
+        </w:tc>
+      </w:tr>
+      <w:tr>
+        <w:trPr>
+          <w:trHeight w:val="390"/>
+        </w:trPr>
+        <w:tc>
+          <w:tcPr>
+            <w:tcW w:w="4680" w:type="dxa"/>
+          </w:tcPr>
+          <w:p>
+            <w:pPr>
+              <w:rPr>
+                <w:rFonts w:ascii="Calibri" w:eastAsia="Calibri" w:hAnsi="Calibri" w:cs="Calibri"/>
+                <w:sz w:val="20"/>
+                <w:szCs w:val="20"/>
+              </w:rPr>
+            </w:pPr>
+            <w:r>
+              <w:rPr>
+                <w:rFonts w:ascii="Calibri" w:eastAsia="Calibri" w:hAnsi="Calibri" w:cs="Calibri"/>
+                <w:sz w:val="20"/>
+                <w:szCs w:val="20"/>
+              </w:rPr>
+              <w:lastRenderedPageBreak/>
+              <w:t>Tool used</w:t>
+            </w:r>
+          </w:p>
+        </w:tc>
+        <w:tc>
+          <w:tcPr>
+            <w:tcW w:w="4680" w:type="dxa"/>
+          </w:tcPr>
+          <w:p>
+            <w:pPr>
+              <w:rPr>
+                <w:rFonts w:ascii="Calibri" w:eastAsia="Calibri" w:hAnsi="Calibri" w:cs="Calibri"/>
+                <w:sz w:val="20"/>
+                <w:szCs w:val="20"/>
+              </w:rPr>
+            </w:pPr>
+            <w:r>
+              <w:rPr>
+                <w:rFonts w:ascii="Calibri" w:eastAsia="Calibri" w:hAnsi="Calibri" w:cs="Calibri"/>
+                <w:sz w:val="20"/>
+                <w:szCs w:val="20"/>
+              </w:rPr>
+              <w:t>ChatGPT</w:t>
+            </w:r>
+          </w:p>
+        </w:tc>
+      </w:tr>
+      <w:tr>
+        <w:trPr>
+          <w:trHeight w:val="375"/>
+        </w:trPr>
+        <w:tc>
+          <w:tcPr>
+            <w:tcW w:w="4680" w:type="dxa"/>
+          </w:tcPr>
+          <w:p>
+            <w:pPr>
+              <w:rPr>
+                <w:rFonts w:ascii="Calibri" w:eastAsia="Calibri" w:hAnsi="Calibri" w:cs="Calibri"/>
+                <w:sz w:val="20"/>
+                <w:szCs w:val="20"/>
+              </w:rPr>
+            </w:pPr>
+            <w:r>
+              <w:rPr>
+                <w:rFonts w:ascii="Calibri" w:eastAsia="Calibri" w:hAnsi="Calibri" w:cs="Calibri"/>
+                <w:sz w:val="20"/>
+                <w:szCs w:val="20"/>
+              </w:rPr>
+              <w:t xml:space="preserve">Goal </w:t>
+            </w:r>
+          </w:p>
+        </w:tc>
+        <w:tc>
+          <w:tcPr>
+            <w:tcW w:w="4680" w:type="dxa"/>
+          </w:tcPr>
+          <w:p>
+            <w:pPr>
+              <w:rPr>
+                <w:rFonts w:ascii="Calibri" w:eastAsia="Calibri" w:hAnsi="Calibri" w:cs="Calibri"/>
+                <w:sz w:val="20"/>
+                <w:szCs w:val="20"/>
+              </w:rPr>
+            </w:pPr>
+            <w:r>
+              <w:rPr>
+                <w:rFonts w:ascii="Calibri" w:eastAsia="Calibri" w:hAnsi="Calibri" w:cs="Calibri"/>
+                <w:sz w:val="20"/>
+                <w:szCs w:val="20"/>
+              </w:rPr>
+              <w:t xml:space="preserve">To fix issues with categories not working in the event recommender page </w:t>
+            </w:r>
+          </w:p>
+        </w:tc>
+      </w:tr>
+      <w:tr>
+        <w:trPr>
+          <w:trHeight w:val="405"/>
+        </w:trPr>
+        <w:tc>
+          <w:tcPr>
+            <w:tcW w:w="4680" w:type="dxa"/>
+          </w:tcPr>
+          <w:p>
+            <w:pPr>
+              <w:rPr>
+                <w:rFonts w:ascii="Calibri" w:eastAsia="Calibri" w:hAnsi="Calibri" w:cs="Calibri"/>
+                <w:sz w:val="20"/>
+                <w:szCs w:val="20"/>
+              </w:rPr>
+            </w:pPr>
+            <w:r>
+              <w:rPr>
+                <w:rFonts w:ascii="Calibri" w:eastAsia="Calibri" w:hAnsi="Calibri" w:cs="Calibri"/>
+                <w:sz w:val="20"/>
+                <w:szCs w:val="20"/>
+              </w:rPr>
+              <w:t>Prompt</w:t>
+            </w:r>
+          </w:p>
+        </w:tc>
+        <w:tc>
+          <w:tcPr>
+            <w:tcW w:w="4680" w:type="dxa"/>
+          </w:tcPr>
+          <w:p>
+            <w:pPr>
+              <w:rPr>
+                <w:rFonts w:ascii="Calibri" w:eastAsia="Calibri" w:hAnsi="Calibri" w:cs="Calibri"/>
+                <w:sz w:val="20"/>
+                <w:szCs w:val="20"/>
+              </w:rPr>
+            </w:pPr>
+            <w:r>
+              <w:rPr>
+                <w:rFonts w:ascii="Calibri" w:eastAsia="Calibri" w:hAnsi="Calibri" w:cs="Calibri"/>
+                <w:sz w:val="20"/>
+                <w:szCs w:val="20"/>
+              </w:rPr>
+              <w:t xml:space="preserve">How do I fix TypeScript </w:t>
+            </w:r>
+            <w:proofErr w:type="gramStart"/>
+            <w:r>
+              <w:rPr>
+                <w:rFonts w:ascii="Calibri" w:eastAsia="Calibri" w:hAnsi="Calibri" w:cs="Calibri"/>
+                <w:sz w:val="20"/>
+                <w:szCs w:val="20"/>
+              </w:rPr>
+              <w:t>error</w:t>
+            </w:r>
+            <w:proofErr w:type="gramEnd"/>
+            <w:r>
+              <w:rPr>
+                <w:rFonts w:ascii="Calibri" w:eastAsia="Calibri" w:hAnsi="Calibri" w:cs="Calibri"/>
+                <w:sz w:val="20"/>
+                <w:szCs w:val="20"/>
+              </w:rPr>
+              <w:t xml:space="preserve"> when using </w:t>
+            </w:r>
+            <w:proofErr w:type="spellStart"/>
+            <w:proofErr w:type="gramStart"/>
+            <w:r>
+              <w:rPr>
+                <w:rFonts w:ascii="Calibri" w:eastAsia="Calibri" w:hAnsi="Calibri" w:cs="Calibri"/>
+                <w:sz w:val="20"/>
+                <w:szCs w:val="20"/>
+              </w:rPr>
+              <w:t>t.categories</w:t>
+            </w:r>
+            <w:proofErr w:type="spellEnd"/>
+            <w:proofErr w:type="gramEnd"/>
+            <w:r>
+              <w:rPr>
+                <w:rFonts w:ascii="Calibri" w:eastAsia="Calibri" w:hAnsi="Calibri" w:cs="Calibri"/>
+                <w:sz w:val="20"/>
+                <w:szCs w:val="20"/>
+              </w:rPr>
+              <w:t>[</w:t>
+            </w:r>
+            <w:proofErr w:type="spellStart"/>
+            <w:r>
+              <w:rPr>
+                <w:rFonts w:ascii="Calibri" w:eastAsia="Calibri" w:hAnsi="Calibri" w:cs="Calibri"/>
+                <w:sz w:val="20"/>
+                <w:szCs w:val="20"/>
+              </w:rPr>
+              <w:t>appliedCategory</w:t>
+            </w:r>
+            <w:proofErr w:type="spellEnd"/>
+            <w:r>
+              <w:rPr>
+                <w:rFonts w:ascii="Calibri" w:eastAsia="Calibri" w:hAnsi="Calibri" w:cs="Calibri"/>
+                <w:sz w:val="20"/>
+                <w:szCs w:val="20"/>
+              </w:rPr>
+              <w:t>]?</w:t>
+            </w:r>
+          </w:p>
+        </w:tc>
+      </w:tr>
+      <w:tr>
+        <w:trPr>
+          <w:trHeight w:val="405"/>
+        </w:trPr>
+        <w:tc>
+          <w:tcPr>
+            <w:tcW w:w="4680" w:type="dxa"/>
+          </w:tcPr>
+          <w:p>
+            <w:pPr>
+              <w:rPr>
+                <w:rFonts w:ascii="Calibri" w:eastAsia="Calibri" w:hAnsi="Calibri" w:cs="Calibri"/>
+                <w:sz w:val="20"/>
+                <w:szCs w:val="20"/>
+              </w:rPr>
+            </w:pPr>
+            <w:r>
+              <w:rPr>
+                <w:rFonts w:ascii="Calibri" w:eastAsia="Calibri" w:hAnsi="Calibri" w:cs="Calibri"/>
+                <w:sz w:val="20"/>
+                <w:szCs w:val="20"/>
+              </w:rPr>
+              <w:t>Model/output summary</w:t>
+            </w:r>
+          </w:p>
+        </w:tc>
+        <w:tc>
+          <w:tcPr>
+            <w:tcW w:w="4680" w:type="dxa"/>
+          </w:tcPr>
+          <w:p>
+            <w:pPr>
+              <w:rPr>
+                <w:rFonts w:ascii="Calibri" w:eastAsia="Calibri" w:hAnsi="Calibri" w:cs="Calibri"/>
+                <w:sz w:val="20"/>
+                <w:szCs w:val="20"/>
+              </w:rPr>
+            </w:pPr>
+            <w:r>
+              <w:rPr>
+                <w:rFonts w:ascii="Calibri" w:eastAsia="Calibri" w:hAnsi="Calibri" w:cs="Calibri"/>
+                <w:sz w:val="20"/>
+                <w:szCs w:val="20"/>
+              </w:rPr>
+              <w:t xml:space="preserve">It suggested casting the key using “as </w:t>
+            </w:r>
+            <w:proofErr w:type="spellStart"/>
+            <w:r>
+              <w:rPr>
+                <w:rFonts w:ascii="Calibri" w:eastAsia="Calibri" w:hAnsi="Calibri" w:cs="Calibri"/>
+                <w:sz w:val="20"/>
+                <w:szCs w:val="20"/>
+              </w:rPr>
+              <w:t>keyof</w:t>
+            </w:r>
+            <w:proofErr w:type="spellEnd"/>
+            <w:r>
+              <w:rPr>
+                <w:rFonts w:ascii="Calibri" w:eastAsia="Calibri" w:hAnsi="Calibri" w:cs="Calibri"/>
+                <w:sz w:val="20"/>
+                <w:szCs w:val="20"/>
+              </w:rPr>
+              <w:t xml:space="preserve"> </w:t>
+            </w:r>
+            <w:proofErr w:type="spellStart"/>
+            <w:r>
+              <w:rPr>
+                <w:rFonts w:ascii="Calibri" w:eastAsia="Calibri" w:hAnsi="Calibri" w:cs="Calibri"/>
+                <w:sz w:val="20"/>
+                <w:szCs w:val="20"/>
+              </w:rPr>
+              <w:t>typeof</w:t>
+            </w:r>
+            <w:proofErr w:type="spellEnd"/>
+            <w:r>
+              <w:rPr>
+                <w:rFonts w:ascii="Calibri" w:eastAsia="Calibri" w:hAnsi="Calibri" w:cs="Calibri"/>
+                <w:sz w:val="20"/>
+                <w:szCs w:val="20"/>
+              </w:rPr>
+              <w:t xml:space="preserve"> </w:t>
+            </w:r>
+            <w:proofErr w:type="spellStart"/>
+            <w:proofErr w:type="gramStart"/>
+            <w:r>
+              <w:rPr>
+                <w:rFonts w:ascii="Calibri" w:eastAsia="Calibri" w:hAnsi="Calibri" w:cs="Calibri"/>
+                <w:sz w:val="20"/>
+                <w:szCs w:val="20"/>
+              </w:rPr>
+              <w:t>t.categories</w:t>
+            </w:r>
+            <w:proofErr w:type="spellEnd"/>
+            <w:proofErr w:type="gramEnd"/>
+            <w:r>
+              <w:rPr>
+                <w:rFonts w:ascii="Calibri" w:eastAsia="Calibri" w:hAnsi="Calibri" w:cs="Calibri"/>
+                <w:sz w:val="20"/>
+                <w:szCs w:val="20"/>
+              </w:rPr>
+              <w:t xml:space="preserve">” or using a Record type. </w:t>
+            </w:r>
+          </w:p>
+        </w:tc>
+      </w:tr>
+      <w:tr>
+        <w:trPr>
+          <w:trHeight w:val="390"/>
+        </w:trPr>
+        <w:tc>
+          <w:tcPr>
+            <w:tcW w:w="4680" w:type="dxa"/>
+          </w:tcPr>
+          <w:p>
+            <w:pPr>
+              <w:rPr>
+                <w:rFonts w:ascii="Calibri" w:eastAsia="Calibri" w:hAnsi="Calibri" w:cs="Calibri"/>
+                <w:sz w:val="20"/>
+                <w:szCs w:val="20"/>
+              </w:rPr>
+            </w:pPr>
+            <w:r>
+              <w:rPr>
+                <w:rFonts w:ascii="Calibri" w:eastAsia="Calibri" w:hAnsi="Calibri" w:cs="Calibri"/>
+                <w:sz w:val="20"/>
+                <w:szCs w:val="20"/>
+              </w:rPr>
+              <w:t>What you changed next</w:t>
+            </w:r>
+          </w:p>
+        </w:tc>
+        <w:tc>
+          <w:tcPr>
+            <w:tcW w:w="4680" w:type="dxa"/>
+          </w:tcPr>
+          <w:p>
+            <w:pPr>
+              <w:rPr>
+                <w:rFonts w:ascii="Calibri" w:eastAsia="Calibri" w:hAnsi="Calibri" w:cs="Calibri"/>
+                <w:sz w:val="20"/>
+                <w:szCs w:val="20"/>
+              </w:rPr>
+            </w:pPr>
+            <w:r>
+              <w:rPr>
+                <w:rFonts w:ascii="Calibri" w:eastAsia="Calibri" w:hAnsi="Calibri" w:cs="Calibri"/>
+                <w:sz w:val="20"/>
+                <w:szCs w:val="20"/>
+              </w:rPr>
+              <w:t xml:space="preserve">I updated the code to cast the category </w:t>
+            </w:r>
+            <w:proofErr w:type="gramStart"/>
+            <w:r>
+              <w:rPr>
+                <w:rFonts w:ascii="Calibri" w:eastAsia="Calibri" w:hAnsi="Calibri" w:cs="Calibri"/>
+                <w:sz w:val="20"/>
+                <w:szCs w:val="20"/>
+              </w:rPr>
+              <w:t>key</w:t>
+            </w:r>
+            <w:proofErr w:type="gramEnd"/>
+            <w:r>
+              <w:rPr>
+                <w:rFonts w:ascii="Calibri" w:eastAsia="Calibri" w:hAnsi="Calibri" w:cs="Calibri"/>
+                <w:sz w:val="20"/>
+                <w:szCs w:val="20"/>
+              </w:rPr>
+              <w:t xml:space="preserve"> so it matched the expected type and removed the error.</w:t>
+            </w:r>
+          </w:p>
+        </w:tc>
+      </w:tr>
+    </w:tbl>
+    <w:p/>
+    <w:p/>
+    <w:tbl>
+      <w:tblPr>
+        <w:tblStyle w:val="TableGrid"/>
+        <w:tblW w:w="0" w:type="auto"/>
+        <w:tblLook w:val="06A0" w:firstRow="1" w:lastRow="0" w:firstColumn="1" w:lastColumn="0" w:noHBand="1" w:noVBand="1"/>
+      </w:tblPr>
+      <w:tblGrid>
+        <w:gridCol w:w="4498"/>
+        <w:gridCol w:w="4518"/>
+      </w:tblGrid>
+      <w:tr>
+        <w:trPr>
+          <w:trHeight w:val="435"/>
+        </w:trPr>
+        <w:tc>
+          <w:tcPr>
+            <w:tcW w:w="4680" w:type="dxa"/>
+          </w:tcPr>
+          <w:p>
+            <w:pPr>
+              <w:rPr>
+                <w:rFonts w:ascii="Calibri" w:eastAsia="Calibri" w:hAnsi="Calibri" w:cs="Calibri"/>
+                <w:sz w:val="20"/>
+                <w:szCs w:val="20"/>
+              </w:rPr>
+            </w:pPr>
+            <w:r>
+              <w:rPr>
+                <w:rFonts w:ascii="Calibri" w:eastAsia="Calibri" w:hAnsi="Calibri" w:cs="Calibri"/>
+                <w:sz w:val="20"/>
+                <w:szCs w:val="20"/>
+              </w:rPr>
+              <w:t>Date/Time</w:t>
+            </w:r>
+          </w:p>
+        </w:tc>
+        <w:tc>
+          <w:tcPr>
+            <w:tcW w:w="4680" w:type="dxa"/>
+          </w:tcPr>
+          <w:p>
+            <w:pPr>
+              <w:rPr>
+                <w:rFonts w:ascii="Calibri" w:eastAsia="Calibri" w:hAnsi="Calibri" w:cs="Calibri"/>
+                <w:sz w:val="20"/>
+                <w:szCs w:val="20"/>
+              </w:rPr>
+            </w:pPr>
+            <w:r>
+              <w:rPr>
+                <w:rFonts w:ascii="Calibri" w:eastAsia="Calibri" w:hAnsi="Calibri" w:cs="Calibri"/>
+                <w:sz w:val="20"/>
+                <w:szCs w:val="20"/>
+              </w:rPr>
+              <w:t>2</w:t>
+            </w:r>
+            <w:r>
+              <w:rPr>
+                <w:rFonts w:ascii="Calibri" w:eastAsia="Calibri" w:hAnsi="Calibri" w:cs="Calibri"/>
+                <w:sz w:val="20"/>
+                <w:szCs w:val="20"/>
+              </w:rPr>
+              <w:t>7</w:t>
+            </w:r>
+            <w:r>
+              <w:rPr>
+                <w:rFonts w:ascii="Calibri" w:eastAsia="Calibri" w:hAnsi="Calibri" w:cs="Calibri"/>
+                <w:sz w:val="20"/>
+                <w:szCs w:val="20"/>
+              </w:rPr>
+              <w:t>/04/26</w:t>
+            </w:r>
+            <w:r>
+              <w:rPr>
+                <w:rFonts w:ascii="Calibri" w:eastAsia="Calibri" w:hAnsi="Calibri" w:cs="Calibri"/>
+                <w:sz w:val="20"/>
+                <w:szCs w:val="20"/>
+              </w:rPr>
+              <w:t xml:space="preserve"> 7:12am</w:t>
+            </w:r>
+          </w:p>
+        </w:tc>
+      </w:tr>
+      <w:tr>
+        <w:trPr>
+          <w:trHeight w:val="390"/>
+        </w:trPr>
+        <w:tc>
+          <w:tcPr>
+            <w:tcW w:w="4680" w:type="dxa"/>
+          </w:tcPr>
+          <w:p>
+            <w:pPr>
+              <w:rPr>
+                <w:rFonts w:ascii="Calibri" w:eastAsia="Calibri" w:hAnsi="Calibri" w:cs="Calibri"/>
+                <w:sz w:val="20"/>
+                <w:szCs w:val="20"/>
+              </w:rPr>
+            </w:pPr>
+            <w:r>
+              <w:rPr>
+                <w:rFonts w:ascii="Calibri" w:eastAsia="Calibri" w:hAnsi="Calibri" w:cs="Calibri"/>
+                <w:sz w:val="20"/>
+                <w:szCs w:val="20"/>
+              </w:rPr>
+              <w:t>Tool used</w:t>
+            </w:r>
+          </w:p>
+        </w:tc>
+        <w:tc>
+          <w:tcPr>
+            <w:tcW w:w="4680" w:type="dxa"/>
+          </w:tcPr>
+          <w:p>
+            <w:pPr>
+              <w:rPr>
+                <w:rFonts w:ascii="Calibri" w:eastAsia="Calibri" w:hAnsi="Calibri" w:cs="Calibri"/>
+                <w:sz w:val="20"/>
+                <w:szCs w:val="20"/>
+              </w:rPr>
+            </w:pPr>
+            <w:r>
+              <w:rPr>
+                <w:rFonts w:ascii="Calibri" w:eastAsia="Calibri" w:hAnsi="Calibri" w:cs="Calibri"/>
+                <w:sz w:val="20"/>
+                <w:szCs w:val="20"/>
+              </w:rPr>
+              <w:t>ChatGPT</w:t>
+            </w:r>
+          </w:p>
+        </w:tc>
+      </w:tr>
+      <w:tr>
+        <w:trPr>
+          <w:trHeight w:val="375"/>
+        </w:trPr>
+        <w:tc>
+          <w:tcPr>
+            <w:tcW w:w="4680" w:type="dxa"/>
+          </w:tcPr>
+          <w:p>
+            <w:pPr>
+              <w:rPr>
+                <w:rFonts w:ascii="Calibri" w:eastAsia="Calibri" w:hAnsi="Calibri" w:cs="Calibri"/>
+                <w:sz w:val="20"/>
+                <w:szCs w:val="20"/>
+              </w:rPr>
+            </w:pPr>
+            <w:r>
+              <w:rPr>
+                <w:rFonts w:ascii="Calibri" w:eastAsia="Calibri" w:hAnsi="Calibri" w:cs="Calibri"/>
+                <w:sz w:val="20"/>
+                <w:szCs w:val="20"/>
+              </w:rPr>
+              <w:t xml:space="preserve">Goal </w:t>
+            </w:r>
+          </w:p>
+        </w:tc>
+        <w:tc>
+          <w:tcPr>
+            <w:tcW w:w="4680" w:type="dxa"/>
+          </w:tcPr>
+          <w:p>
+            <w:pPr>
+              <w:rPr>
+                <w:rFonts w:ascii="Calibri" w:eastAsia="Calibri" w:hAnsi="Calibri" w:cs="Calibri"/>
+                <w:sz w:val="20"/>
+                <w:szCs w:val="20"/>
+              </w:rPr>
+            </w:pPr>
+            <w:r>
+              <w:rPr>
+                <w:rFonts w:ascii="Calibri" w:eastAsia="Calibri" w:hAnsi="Calibri" w:cs="Calibri"/>
+                <w:sz w:val="20"/>
+                <w:szCs w:val="20"/>
+              </w:rPr>
+              <w:t>To fix Typescript errors during Netlify build</w:t>
+            </w:r>
+          </w:p>
+        </w:tc>
+      </w:tr>
+      <w:tr>
+        <w:trPr>
+          <w:trHeight w:val="405"/>
+        </w:trPr>
+        <w:tc>
+          <w:tcPr>
+            <w:tcW w:w="4680" w:type="dxa"/>
+          </w:tcPr>
+          <w:p>
+            <w:pPr>
+              <w:rPr>
+                <w:rFonts w:ascii="Calibri" w:eastAsia="Calibri" w:hAnsi="Calibri" w:cs="Calibri"/>
+                <w:sz w:val="20"/>
+                <w:szCs w:val="20"/>
+              </w:rPr>
+            </w:pPr>
+            <w:r>
+              <w:rPr>
+                <w:rFonts w:ascii="Calibri" w:eastAsia="Calibri" w:hAnsi="Calibri" w:cs="Calibri"/>
+                <w:sz w:val="20"/>
+                <w:szCs w:val="20"/>
+              </w:rPr>
+              <w:t>Prompt</w:t>
+            </w:r>
+          </w:p>
+        </w:tc>
+        <w:tc>
+          <w:tcPr>
+            <w:tcW w:w="4680" w:type="dxa"/>
+          </w:tcPr>
+          <w:p>
+            <w:pPr>
+              <w:rPr>
+                <w:rFonts w:ascii="Calibri" w:eastAsia="Calibri" w:hAnsi="Calibri" w:cs="Calibri"/>
+                <w:sz w:val="20"/>
+                <w:szCs w:val="20"/>
+              </w:rPr>
+            </w:pPr>
+            <w:r>
+              <w:rPr>
+                <w:rFonts w:ascii="Calibri" w:eastAsia="Calibri" w:hAnsi="Calibri" w:cs="Calibri"/>
+                <w:sz w:val="20"/>
+                <w:szCs w:val="20"/>
+              </w:rPr>
+              <w:t>Why is my Next.js build failing with a TypeScript error when using translations[lang]?</w:t>
+            </w:r>
+            <w:r>
+              <w:rPr>
+                <w:rFonts w:ascii="Calibri" w:eastAsia="Calibri" w:hAnsi="Calibri" w:cs="Calibri"/>
+                <w:sz w:val="20"/>
+                <w:szCs w:val="20"/>
+              </w:rPr>
+              <w:t xml:space="preserve"> </w:t>
+            </w:r>
+          </w:p>
+        </w:tc>
+      </w:tr>
+      <w:tr>
+        <w:trPr>
+          <w:trHeight w:val="405"/>
+        </w:trPr>
+        <w:tc>
+          <w:tcPr>
+            <w:tcW w:w="4680" w:type="dxa"/>
+          </w:tcPr>
+          <w:p>
+            <w:pPr>
+              <w:rPr>
+                <w:rFonts w:ascii="Calibri" w:eastAsia="Calibri" w:hAnsi="Calibri" w:cs="Calibri"/>
+                <w:sz w:val="20"/>
+                <w:szCs w:val="20"/>
+              </w:rPr>
+            </w:pPr>
+            <w:r>
+              <w:rPr>
+                <w:rFonts w:ascii="Calibri" w:eastAsia="Calibri" w:hAnsi="Calibri" w:cs="Calibri"/>
+                <w:sz w:val="20"/>
+                <w:szCs w:val="20"/>
+              </w:rPr>
+              <w:t>Model/output summary</w:t>
+            </w:r>
+          </w:p>
+        </w:tc>
+        <w:tc>
+          <w:tcPr>
+            <w:tcW w:w="4680" w:type="dxa"/>
+          </w:tcPr>
+          <w:p>
+            <w:pPr>
+              <w:rPr>
+                <w:rFonts w:ascii="Calibri" w:eastAsia="Calibri" w:hAnsi="Calibri" w:cs="Calibri"/>
+                <w:sz w:val="20"/>
+                <w:szCs w:val="20"/>
+              </w:rPr>
+            </w:pPr>
+            <w:r>
+              <w:rPr>
+                <w:rFonts w:ascii="Calibri" w:eastAsia="Calibri" w:hAnsi="Calibri" w:cs="Calibri"/>
+                <w:sz w:val="20"/>
+                <w:szCs w:val="20"/>
+              </w:rPr>
+              <w:t xml:space="preserve">The response explained that TypeScript does not allow indexing with a </w:t>
+            </w:r>
+            <w:r>
+              <w:rPr>
+                <w:rFonts w:ascii="Calibri" w:eastAsia="Calibri" w:hAnsi="Calibri" w:cs="Calibri"/>
+                <w:sz w:val="20"/>
+                <w:szCs w:val="20"/>
+              </w:rPr>
+              <w:t xml:space="preserve">plain string and suggested using “as </w:t>
+            </w:r>
+            <w:proofErr w:type="spellStart"/>
+            <w:r>
+              <w:rPr>
+                <w:rFonts w:ascii="Calibri" w:eastAsia="Calibri" w:hAnsi="Calibri" w:cs="Calibri"/>
+                <w:sz w:val="20"/>
+                <w:szCs w:val="20"/>
+              </w:rPr>
+              <w:t>keyof</w:t>
+            </w:r>
+            <w:proofErr w:type="spellEnd"/>
+            <w:r>
+              <w:rPr>
+                <w:rFonts w:ascii="Calibri" w:eastAsia="Calibri" w:hAnsi="Calibri" w:cs="Calibri"/>
+                <w:sz w:val="20"/>
+                <w:szCs w:val="20"/>
+              </w:rPr>
+              <w:t xml:space="preserve"> </w:t>
+            </w:r>
+            <w:proofErr w:type="spellStart"/>
+            <w:r>
+              <w:rPr>
+                <w:rFonts w:ascii="Calibri" w:eastAsia="Calibri" w:hAnsi="Calibri" w:cs="Calibri"/>
+                <w:sz w:val="20"/>
+                <w:szCs w:val="20"/>
+              </w:rPr>
+              <w:t>typeof</w:t>
+            </w:r>
+            <w:proofErr w:type="spellEnd"/>
+            <w:r>
+              <w:rPr>
+                <w:rFonts w:ascii="Calibri" w:eastAsia="Calibri" w:hAnsi="Calibri" w:cs="Calibri"/>
+                <w:sz w:val="20"/>
+                <w:szCs w:val="20"/>
+              </w:rPr>
+              <w:t xml:space="preserve"> translations” or typing the lang variable </w:t>
+            </w:r>
+            <w:r>
+              <w:rPr>
+                <w:rFonts w:ascii="Calibri" w:eastAsia="Calibri" w:hAnsi="Calibri" w:cs="Calibri"/>
+                <w:sz w:val="20"/>
+                <w:szCs w:val="20"/>
+              </w:rPr>
+              <w:t>correctly.</w:t>
+            </w:r>
+          </w:p>
+        </w:tc>
+      </w:tr>
+      <w:tr>
+        <w:trPr>
+          <w:trHeight w:val="219"/>
+        </w:trPr>
+        <w:tc>
+          <w:tcPr>
+            <w:tcW w:w="4680" w:type="dxa"/>
+          </w:tcPr>
+          <w:p>
+            <w:pPr>
+              <w:rPr>
+                <w:rFonts w:ascii="Calibri" w:eastAsia="Calibri" w:hAnsi="Calibri" w:cs="Calibri"/>
+                <w:sz w:val="20"/>
+                <w:szCs w:val="20"/>
+              </w:rPr>
+            </w:pPr>
+            <w:r>
+              <w:rPr>
+                <w:rFonts w:ascii="Calibri" w:eastAsia="Calibri" w:hAnsi="Calibri" w:cs="Calibri"/>
+                <w:sz w:val="20"/>
+                <w:szCs w:val="20"/>
+              </w:rPr>
+              <w:t>What you changed next</w:t>
+            </w:r>
+          </w:p>
+        </w:tc>
+        <w:tc>
+          <w:tcPr>
+            <w:tcW w:w="4680" w:type="dxa"/>
+          </w:tcPr>
+          <w:p>
+            <w:pPr>
+              <w:rPr>
+                <w:rFonts w:ascii="Calibri" w:eastAsia="Calibri" w:hAnsi="Calibri" w:cs="Calibri"/>
+                <w:sz w:val="20"/>
+                <w:szCs w:val="20"/>
+              </w:rPr>
+            </w:pPr>
+            <w:r>
+              <w:rPr>
+                <w:rFonts w:ascii="Calibri" w:eastAsia="Calibri" w:hAnsi="Calibri" w:cs="Calibri"/>
+                <w:sz w:val="20"/>
+                <w:szCs w:val="20"/>
+              </w:rPr>
+              <w:t xml:space="preserve">I updated my code to correctly type the lang variable and fixed </w:t>
+            </w:r>
+            <w:r>
+              <w:rPr>
+                <w:rFonts w:ascii="Calibri" w:eastAsia="Calibri" w:hAnsi="Calibri" w:cs="Calibri"/>
+                <w:sz w:val="20"/>
+                <w:szCs w:val="20"/>
+              </w:rPr>
+              <w:t xml:space="preserve">the indexing so the build would pass. </w:t>
             </w:r>
           </w:p>
         </w:tc>
@@ -2135,7 +7678,7 @@
   <w:style w:type="paragraph" w:default="1" w:styleId="Normal">
     <w:name w:val="Normal"/>
     <w:qFormat/>
-    <w:rsid w:val="004E37EE"/>
+    <w:rsid w:val="009B302B"/>
     <w:pPr>
       <w:spacing w:line="279" w:lineRule="auto"/>
     </w:pPr>
